--- a/reports/Week_05_Modeling.docx
+++ b/reports/Week_05_Modeling.docx
@@ -7,7 +7,7 @@
         <w:pStyle w:val="Title"/>
       </w:pPr>
       <w:r>
-        <w:t>Predictive Modeling and Algorithm Selection</w:t>
+        <w:t>Executed Predictive Modeling and Algorithm Comparison</w:t>
       </w:r>
     </w:p>
     <w:p>
@@ -15,19 +15,19 @@
         <w:pStyle w:val="Subtitle"/>
       </w:pPr>
       <w:r>
-        <w:t>Week 5 internship report</w:t>
+        <w:t>Week 5 report   |   Data Science with Python</w:t>
       </w:r>
     </w:p>
     <w:p>
       <w:r>
-        <w:t>Prepared for Yuvaintern by M Nithish Kumar</w:t>
+        <w:t>Prepared by M Nithish Kumar</w:t>
         <w:br/>
-        <w:t>25 October 2026</w:t>
+        <w:t>Revised 30 October 2026</w:t>
       </w:r>
     </w:p>
     <w:p>
       <w:r>
-        <w:t>Project scope and evidence status. This report forms part of a six week project on classifying beauty product review text for customer feedback triage. The practical work uses generated synthetic records only. Public sources support the business context and future data sourcing plan; no real customer dataset was downloaded or analyzed. Numerical results describe an executed simulation, and proposed real world tests are identified separately. The assignment explicitly permits simulation and planning.</w:t>
+        <w:t>This Week 5 revision replaces the earlier planning and synthetic demonstration with an executed study of real public Amazon beauty product reviews. The Week 1 problem remains classification of low rating feedback from review text: ratings 1 and 2 are positive, and ratings 3 through 5 are the other class. The original Week 1 submission is retained as historical project definition. No customer contact, live deployment or financial benefit is claimed.</w:t>
       </w:r>
     </w:p>
     <w:p>
@@ -35,17 +35,17 @@
         <w:pStyle w:val="Heading1"/>
       </w:pPr>
       <w:r>
-        <w:t>Modeling task and selection decision</w:t>
+        <w:t>Modeling decision and target</w:t>
       </w:r>
     </w:p>
     <w:p>
       <w:r>
-        <w:t>The predictive task is binary classification of a rating proxy from already received review text. It is not forecasting future customer purchases or identifying a medical condition. The positive class is a rating of 1 or 2. Logistic regression and multinomial naive Bayes are compared using identical training, validation and test partitions and identical TF IDF settings. A prior baseline shows what happens without informative text.</w:t>
+        <w:t>The selected model is Logistic text, trained to predict ratings 1 or 2 from the review body. Selection uses validation average precision after training only grouped cross validation chooses hyperparameters. The score threshold is 0.575, chosen by validation F1. Actual metrics and all candidate settings are exported. No synthetic results are mixed into this comparison.</w:t>
       </w:r>
     </w:p>
     <w:p>
       <w:r>
-        <w:t>Logistic regression was selected using validation F1 before inspecting final test metrics. Its validation F1 was 0.8254 versus 0.7869 for naive Bayes. The selected threshold was 0.45. This is an actual decision from the synthetic run, not evidence that logistic regression is universally superior for beauty reviews.</w:t>
+        <w:t>The study is review text classification after a message arrives. It does not forecast a future stock price, sale, medical event or customer purchase. Ratings are noisy proxy labels, and an unrated channel would need independent validation. A review’s actual rating, product identifier, author identifier and timestamp are never model features.</w:t>
       </w:r>
     </w:p>
     <w:p>
@@ -53,25 +53,7 @@
         <w:pStyle w:val="Heading1"/>
       </w:pPr>
       <w:r>
-        <w:t>Input representation and excluded variables</w:t>
-      </w:r>
-    </w:p>
-    <w:p>
-      <w:r>
-        <w:t>TfidfVectorizer uses unigrams and bigrams, min_df of two and max_features of 10,000. Its learned vocabulary and inverse document frequency weights come from training text only. Default L2 normalization keeps document vectors on a comparable scale. The sparse matrix is passed directly to each classifier.</w:t>
-      </w:r>
-    </w:p>
-    <w:p>
-      <w:r>
-        <w:t>The rating defines the outcome and is excluded from features. Product ID is a partition key. Category, date, verified status and word count are available for audit or exploratory work but are not used by the implemented models. This keeps the baseline comparison easy to explain and prevents confusion between proposed engineered features and features actually tested.</w:t>
-      </w:r>
-    </w:p>
-    <w:p>
-      <w:pPr>
-        <w:pStyle w:val="Heading1"/>
-      </w:pPr>
-      <w:r>
-        <w:t>Model comparison and rationale</w:t>
+        <w:t>Candidate algorithms and justification</w:t>
       </w:r>
     </w:p>
     <w:tbl>
@@ -83,15 +65,17 @@
       <w:tblGrid>
         <w:gridCol w:w="2448"/>
         <w:gridCol w:w="3600"/>
-        <w:gridCol w:w="3888"/>
+        <w:gridCol w:w="4003"/>
       </w:tblGrid>
       <w:tr>
         <w:trPr>
           <w:tblHeader/>
+          <w:cantSplit/>
         </w:trPr>
         <w:tc>
           <w:tcPr>
             <w:tcW w:type="dxa" w:w="2448"/>
+            <w:vAlign w:val="center"/>
             <w:tcBorders>
               <w:top w:val="single" w:sz="4" w:color="D9D9D9"/>
               <w:left w:val="single" w:sz="4" w:color="D9D9D9"/>
@@ -99,30 +83,31 @@
               <w:right w:val="single" w:sz="4" w:color="D9D9D9"/>
             </w:tcBorders>
             <w:tcMar>
-              <w:top w:w="90" w:type="dxa"/>
-              <w:left w:w="90" w:type="dxa"/>
-              <w:bottom w:w="90" w:type="dxa"/>
-              <w:right w:w="90" w:type="dxa"/>
+              <w:top w:w="85" w:type="dxa"/>
+              <w:left w:w="85" w:type="dxa"/>
+              <w:bottom w:w="85" w:type="dxa"/>
+              <w:right w:w="85" w:type="dxa"/>
             </w:tcMar>
-            <w:shd w:fill="DFE8EE"/>
+            <w:shd w:fill="DDE7EE"/>
           </w:tcPr>
           <w:p>
             <w:pPr>
               <w:keepNext/>
-              <w:spacing w:after="60"/>
+              <w:spacing w:after="40" w:line="247" w:lineRule="auto"/>
             </w:pPr>
             <w:r>
               <w:rPr>
                 <w:b/>
-                <w:sz w:val="19"/>
+                <w:sz w:val="18"/>
               </w:rPr>
-              <w:t>Model</w:t>
+              <w:t>Candidate</w:t>
             </w:r>
           </w:p>
         </w:tc>
         <w:tc>
           <w:tcPr>
             <w:tcW w:type="dxa" w:w="3600"/>
+            <w:vAlign w:val="center"/>
             <w:tcBorders>
               <w:top w:val="single" w:sz="4" w:color="D9D9D9"/>
               <w:left w:val="single" w:sz="4" w:color="D9D9D9"/>
@@ -130,22 +115,22 @@
               <w:right w:val="single" w:sz="4" w:color="D9D9D9"/>
             </w:tcBorders>
             <w:tcMar>
-              <w:top w:w="90" w:type="dxa"/>
-              <w:left w:w="90" w:type="dxa"/>
-              <w:bottom w:w="90" w:type="dxa"/>
-              <w:right w:w="90" w:type="dxa"/>
+              <w:top w:w="85" w:type="dxa"/>
+              <w:left w:w="85" w:type="dxa"/>
+              <w:bottom w:w="85" w:type="dxa"/>
+              <w:right w:w="85" w:type="dxa"/>
             </w:tcMar>
-            <w:shd w:fill="DFE8EE"/>
+            <w:shd w:fill="DDE7EE"/>
           </w:tcPr>
           <w:p>
             <w:pPr>
               <w:keepNext/>
-              <w:spacing w:after="60"/>
+              <w:spacing w:after="40" w:line="247" w:lineRule="auto"/>
             </w:pPr>
             <w:r>
               <w:rPr>
                 <w:b/>
-                <w:sz w:val="19"/>
+                <w:sz w:val="18"/>
               </w:rPr>
               <w:t>Strengths</w:t>
             </w:r>
@@ -153,7 +138,8 @@
         </w:tc>
         <w:tc>
           <w:tcPr>
-            <w:tcW w:type="dxa" w:w="3888"/>
+            <w:tcW w:type="dxa" w:w="4003"/>
+            <w:vAlign w:val="center"/>
             <w:tcBorders>
               <w:top w:val="single" w:sz="4" w:color="D9D9D9"/>
               <w:left w:val="single" w:sz="4" w:color="D9D9D9"/>
@@ -161,32 +147,36 @@
               <w:right w:val="single" w:sz="4" w:color="D9D9D9"/>
             </w:tcBorders>
             <w:tcMar>
-              <w:top w:w="90" w:type="dxa"/>
-              <w:left w:w="90" w:type="dxa"/>
-              <w:bottom w:w="90" w:type="dxa"/>
-              <w:right w:w="90" w:type="dxa"/>
+              <w:top w:w="85" w:type="dxa"/>
+              <w:left w:w="85" w:type="dxa"/>
+              <w:bottom w:w="85" w:type="dxa"/>
+              <w:right w:w="85" w:type="dxa"/>
             </w:tcMar>
-            <w:shd w:fill="DFE8EE"/>
+            <w:shd w:fill="DDE7EE"/>
           </w:tcPr>
           <w:p>
             <w:pPr>
               <w:keepNext/>
-              <w:spacing w:after="60"/>
+              <w:spacing w:after="40" w:line="247" w:lineRule="auto"/>
             </w:pPr>
             <w:r>
               <w:rPr>
                 <w:b/>
-                <w:sz w:val="19"/>
+                <w:sz w:val="18"/>
               </w:rPr>
-              <w:t>Weaknesses and settings</w:t>
+              <w:t>Limits and configuration</w:t>
             </w:r>
           </w:p>
         </w:tc>
       </w:tr>
       <w:tr>
+        <w:trPr>
+          <w:cantSplit/>
+        </w:trPr>
         <w:tc>
           <w:tcPr>
             <w:tcW w:type="dxa" w:w="2448"/>
+            <w:vAlign w:val="center"/>
             <w:tcBorders>
               <w:top w:val="single" w:sz="4" w:color="D9D9D9"/>
               <w:left w:val="single" w:sz="4" w:color="D9D9D9"/>
@@ -194,29 +184,30 @@
               <w:right w:val="single" w:sz="4" w:color="D9D9D9"/>
             </w:tcBorders>
             <w:tcMar>
-              <w:top w:w="90" w:type="dxa"/>
-              <w:left w:w="90" w:type="dxa"/>
-              <w:bottom w:w="90" w:type="dxa"/>
-              <w:right w:w="90" w:type="dxa"/>
+              <w:top w:w="85" w:type="dxa"/>
+              <w:left w:w="85" w:type="dxa"/>
+              <w:bottom w:w="85" w:type="dxa"/>
+              <w:right w:w="85" w:type="dxa"/>
             </w:tcMar>
           </w:tcPr>
           <w:p>
             <w:pPr>
               <w:keepNext/>
-              <w:spacing w:after="60"/>
+              <w:spacing w:after="40" w:line="247" w:lineRule="auto"/>
             </w:pPr>
             <w:r>
               <w:rPr>
                 <w:b w:val="0"/>
-                <w:sz w:val="19"/>
+                <w:sz w:val="18"/>
               </w:rPr>
-              <w:t>Logistic regression</w:t>
+              <w:t>Logistic text</w:t>
             </w:r>
           </w:p>
         </w:tc>
         <w:tc>
           <w:tcPr>
             <w:tcW w:type="dxa" w:w="3600"/>
+            <w:vAlign w:val="center"/>
             <w:tcBorders>
               <w:top w:val="single" w:sz="4" w:color="D9D9D9"/>
               <w:left w:val="single" w:sz="4" w:color="D9D9D9"/>
@@ -224,29 +215,30 @@
               <w:right w:val="single" w:sz="4" w:color="D9D9D9"/>
             </w:tcBorders>
             <w:tcMar>
-              <w:top w:w="90" w:type="dxa"/>
-              <w:left w:w="90" w:type="dxa"/>
-              <w:bottom w:w="90" w:type="dxa"/>
-              <w:right w:w="90" w:type="dxa"/>
+              <w:top w:w="85" w:type="dxa"/>
+              <w:left w:w="85" w:type="dxa"/>
+              <w:bottom w:w="85" w:type="dxa"/>
+              <w:right w:w="85" w:type="dxa"/>
             </w:tcMar>
           </w:tcPr>
           <w:p>
             <w:pPr>
               <w:keepNext/>
-              <w:spacing w:after="60"/>
+              <w:spacing w:after="40" w:line="247" w:lineRule="auto"/>
             </w:pPr>
             <w:r>
               <w:rPr>
                 <w:b w:val="0"/>
-                <w:sz w:val="19"/>
+                <w:sz w:val="18"/>
               </w:rPr>
-              <w:t>Strong sparse text baseline; regularization; readable coefficient associations</w:t>
+              <w:t>Regularized sparse linear text classifier; interpretable coefficient associations</w:t>
             </w:r>
           </w:p>
         </w:tc>
         <w:tc>
           <w:tcPr>
-            <w:tcW w:type="dxa" w:w="3888"/>
+            <w:tcW w:type="dxa" w:w="4003"/>
+            <w:vAlign w:val="center"/>
             <w:tcBorders>
               <w:top w:val="single" w:sz="4" w:color="D9D9D9"/>
               <w:left w:val="single" w:sz="4" w:color="D9D9D9"/>
@@ -254,31 +246,35 @@
               <w:right w:val="single" w:sz="4" w:color="D9D9D9"/>
             </w:tcBorders>
             <w:tcMar>
-              <w:top w:w="90" w:type="dxa"/>
-              <w:left w:w="90" w:type="dxa"/>
-              <w:bottom w:w="90" w:type="dxa"/>
-              <w:right w:w="90" w:type="dxa"/>
+              <w:top w:w="85" w:type="dxa"/>
+              <w:left w:w="85" w:type="dxa"/>
+              <w:bottom w:w="85" w:type="dxa"/>
+              <w:right w:w="85" w:type="dxa"/>
             </w:tcMar>
           </w:tcPr>
           <w:p>
             <w:pPr>
               <w:keepNext/>
-              <w:spacing w:after="60"/>
+              <w:spacing w:after="40" w:line="247" w:lineRule="auto"/>
             </w:pPr>
             <w:r>
               <w:rPr>
                 <w:b w:val="0"/>
-                <w:sz w:val="19"/>
+                <w:sz w:val="18"/>
               </w:rPr>
-              <w:t>Linear boundary; C equals 1 and max_iter equals 1000; scores need calibration checks</w:t>
+              <w:t>Class balanced; liblinear solver; C grid 0.5 1 2; max_iter 1000</w:t>
             </w:r>
           </w:p>
         </w:tc>
       </w:tr>
       <w:tr>
+        <w:trPr>
+          <w:cantSplit/>
+        </w:trPr>
         <w:tc>
           <w:tcPr>
             <w:tcW w:type="dxa" w:w="2448"/>
+            <w:vAlign w:val="center"/>
             <w:tcBorders>
               <w:top w:val="single" w:sz="4" w:color="D9D9D9"/>
               <w:left w:val="single" w:sz="4" w:color="D9D9D9"/>
@@ -286,22 +282,22 @@
               <w:right w:val="single" w:sz="4" w:color="D9D9D9"/>
             </w:tcBorders>
             <w:tcMar>
-              <w:top w:w="90" w:type="dxa"/>
-              <w:left w:w="90" w:type="dxa"/>
-              <w:bottom w:w="90" w:type="dxa"/>
-              <w:right w:w="90" w:type="dxa"/>
+              <w:top w:w="85" w:type="dxa"/>
+              <w:left w:w="85" w:type="dxa"/>
+              <w:bottom w:w="85" w:type="dxa"/>
+              <w:right w:w="85" w:type="dxa"/>
             </w:tcMar>
-            <w:shd w:fill="F5F7F9"/>
+            <w:shd w:fill="F4F6F8"/>
           </w:tcPr>
           <w:p>
             <w:pPr>
               <w:keepNext/>
-              <w:spacing w:after="60"/>
+              <w:spacing w:after="40" w:line="247" w:lineRule="auto"/>
             </w:pPr>
             <w:r>
               <w:rPr>
                 <w:b w:val="0"/>
-                <w:sz w:val="19"/>
+                <w:sz w:val="18"/>
               </w:rPr>
               <w:t>Multinomial naive Bayes</w:t>
             </w:r>
@@ -310,6 +306,7 @@
         <w:tc>
           <w:tcPr>
             <w:tcW w:type="dxa" w:w="3600"/>
+            <w:vAlign w:val="center"/>
             <w:tcBorders>
               <w:top w:val="single" w:sz="4" w:color="D9D9D9"/>
               <w:left w:val="single" w:sz="4" w:color="D9D9D9"/>
@@ -317,30 +314,31 @@
               <w:right w:val="single" w:sz="4" w:color="D9D9D9"/>
             </w:tcBorders>
             <w:tcMar>
-              <w:top w:w="90" w:type="dxa"/>
-              <w:left w:w="90" w:type="dxa"/>
-              <w:bottom w:w="90" w:type="dxa"/>
-              <w:right w:w="90" w:type="dxa"/>
+              <w:top w:w="85" w:type="dxa"/>
+              <w:left w:w="85" w:type="dxa"/>
+              <w:bottom w:w="85" w:type="dxa"/>
+              <w:right w:w="85" w:type="dxa"/>
             </w:tcMar>
-            <w:shd w:fill="F5F7F9"/>
+            <w:shd w:fill="F4F6F8"/>
           </w:tcPr>
           <w:p>
             <w:pPr>
               <w:keepNext/>
-              <w:spacing w:after="60"/>
+              <w:spacing w:after="40" w:line="247" w:lineRule="auto"/>
             </w:pPr>
             <w:r>
               <w:rPr>
                 <w:b w:val="0"/>
-                <w:sz w:val="19"/>
+                <w:sz w:val="18"/>
               </w:rPr>
-              <w:t>Fast; suitable for nonnegative sparse counts or weighted text; simple baseline</w:t>
+              <w:t>Fast nonnegative sparse text baseline; transparent smoothing</w:t>
             </w:r>
           </w:p>
         </w:tc>
         <w:tc>
           <w:tcPr>
-            <w:tcW w:type="dxa" w:w="3888"/>
+            <w:tcW w:type="dxa" w:w="4003"/>
+            <w:vAlign w:val="center"/>
             <w:tcBorders>
               <w:top w:val="single" w:sz="4" w:color="D9D9D9"/>
               <w:left w:val="single" w:sz="4" w:color="D9D9D9"/>
@@ -348,32 +346,36 @@
               <w:right w:val="single" w:sz="4" w:color="D9D9D9"/>
             </w:tcBorders>
             <w:tcMar>
-              <w:top w:w="90" w:type="dxa"/>
-              <w:left w:w="90" w:type="dxa"/>
-              <w:bottom w:w="90" w:type="dxa"/>
-              <w:right w:w="90" w:type="dxa"/>
+              <w:top w:w="85" w:type="dxa"/>
+              <w:left w:w="85" w:type="dxa"/>
+              <w:bottom w:w="85" w:type="dxa"/>
+              <w:right w:w="85" w:type="dxa"/>
             </w:tcMar>
-            <w:shd w:fill="F5F7F9"/>
+            <w:shd w:fill="F4F6F8"/>
           </w:tcPr>
           <w:p>
             <w:pPr>
               <w:keepNext/>
-              <w:spacing w:after="60"/>
+              <w:spacing w:after="40" w:line="247" w:lineRule="auto"/>
             </w:pPr>
             <w:r>
               <w:rPr>
                 <w:b w:val="0"/>
-                <w:sz w:val="19"/>
+                <w:sz w:val="18"/>
               </w:rPr>
-              <w:t>Conditional independence approximation; alpha equals 1; probabilities can be overconfident</w:t>
+              <w:t>Conditional independence approximation; alpha grid 0.5 1; probability calibration not assumed</w:t>
             </w:r>
           </w:p>
         </w:tc>
       </w:tr>
       <w:tr>
+        <w:trPr>
+          <w:cantSplit/>
+        </w:trPr>
         <w:tc>
           <w:tcPr>
             <w:tcW w:type="dxa" w:w="2448"/>
+            <w:vAlign w:val="center"/>
             <w:tcBorders>
               <w:top w:val="single" w:sz="4" w:color="D9D9D9"/>
               <w:left w:val="single" w:sz="4" w:color="D9D9D9"/>
@@ -381,28 +383,30 @@
               <w:right w:val="single" w:sz="4" w:color="D9D9D9"/>
             </w:tcBorders>
             <w:tcMar>
-              <w:top w:w="90" w:type="dxa"/>
-              <w:left w:w="90" w:type="dxa"/>
-              <w:bottom w:w="90" w:type="dxa"/>
-              <w:right w:w="90" w:type="dxa"/>
+              <w:top w:w="85" w:type="dxa"/>
+              <w:left w:w="85" w:type="dxa"/>
+              <w:bottom w:w="85" w:type="dxa"/>
+              <w:right w:w="85" w:type="dxa"/>
             </w:tcMar>
           </w:tcPr>
           <w:p>
             <w:pPr>
-              <w:spacing w:after="60"/>
+              <w:keepNext/>
+              <w:spacing w:after="40" w:line="247" w:lineRule="auto"/>
             </w:pPr>
             <w:r>
               <w:rPr>
                 <w:b w:val="0"/>
-                <w:sz w:val="19"/>
+                <w:sz w:val="18"/>
               </w:rPr>
-              <w:t>Prior baseline</w:t>
+              <w:t>Logistic text plus style</w:t>
             </w:r>
           </w:p>
         </w:tc>
         <w:tc>
           <w:tcPr>
             <w:tcW w:type="dxa" w:w="3600"/>
+            <w:vAlign w:val="center"/>
             <w:tcBorders>
               <w:top w:val="single" w:sz="4" w:color="D9D9D9"/>
               <w:left w:val="single" w:sz="4" w:color="D9D9D9"/>
@@ -410,28 +414,30 @@
               <w:right w:val="single" w:sz="4" w:color="D9D9D9"/>
             </w:tcBorders>
             <w:tcMar>
-              <w:top w:w="90" w:type="dxa"/>
-              <w:left w:w="90" w:type="dxa"/>
-              <w:bottom w:w="90" w:type="dxa"/>
-              <w:right w:w="90" w:type="dxa"/>
+              <w:top w:w="85" w:type="dxa"/>
+              <w:left w:w="85" w:type="dxa"/>
+              <w:bottom w:w="85" w:type="dxa"/>
+              <w:right w:w="85" w:type="dxa"/>
             </w:tcMar>
           </w:tcPr>
           <w:p>
             <w:pPr>
-              <w:spacing w:after="60"/>
+              <w:keepNext/>
+              <w:spacing w:after="40" w:line="247" w:lineRule="auto"/>
             </w:pPr>
             <w:r>
               <w:rPr>
                 <w:b w:val="0"/>
-                <w:sz w:val="19"/>
+                <w:sz w:val="18"/>
               </w:rPr>
-              <w:t>No text information; reveals misleading majority accuracy</w:t>
+              <w:t>Tests incremental word count punctuation and uppercase information</w:t>
             </w:r>
           </w:p>
         </w:tc>
         <w:tc>
           <w:tcPr>
-            <w:tcW w:type="dxa" w:w="3888"/>
+            <w:tcW w:type="dxa" w:w="4003"/>
+            <w:vAlign w:val="center"/>
             <w:tcBorders>
               <w:top w:val="single" w:sz="4" w:color="D9D9D9"/>
               <w:left w:val="single" w:sz="4" w:color="D9D9D9"/>
@@ -439,22 +445,121 @@
               <w:right w:val="single" w:sz="4" w:color="D9D9D9"/>
             </w:tcBorders>
             <w:tcMar>
-              <w:top w:w="90" w:type="dxa"/>
-              <w:left w:w="90" w:type="dxa"/>
-              <w:bottom w:w="90" w:type="dxa"/>
-              <w:right w:w="90" w:type="dxa"/>
+              <w:top w:w="85" w:type="dxa"/>
+              <w:left w:w="85" w:type="dxa"/>
+              <w:bottom w:w="85" w:type="dxa"/>
+              <w:right w:w="85" w:type="dxa"/>
             </w:tcMar>
           </w:tcPr>
           <w:p>
             <w:pPr>
-              <w:spacing w:after="60"/>
+              <w:keepNext/>
+              <w:spacing w:after="40" w:line="247" w:lineRule="auto"/>
             </w:pPr>
             <w:r>
               <w:rPr>
                 <w:b w:val="0"/>
-                <w:sz w:val="19"/>
+                <w:sz w:val="18"/>
               </w:rPr>
-              <w:t>Uses training class prior and threshold 0.5; cannot prioritize individual text</w:t>
+              <w:t>Same C grid as text baseline; numeric StandardScaler training fitted</w:t>
+            </w:r>
+          </w:p>
+        </w:tc>
+      </w:tr>
+      <w:tr>
+        <w:trPr>
+          <w:cantSplit/>
+        </w:trPr>
+        <w:tc>
+          <w:tcPr>
+            <w:tcW w:type="dxa" w:w="2448"/>
+            <w:vAlign w:val="center"/>
+            <w:tcBorders>
+              <w:top w:val="single" w:sz="4" w:color="D9D9D9"/>
+              <w:left w:val="single" w:sz="4" w:color="D9D9D9"/>
+              <w:bottom w:val="single" w:sz="4" w:color="D9D9D9"/>
+              <w:right w:val="single" w:sz="4" w:color="D9D9D9"/>
+            </w:tcBorders>
+            <w:tcMar>
+              <w:top w:w="85" w:type="dxa"/>
+              <w:left w:w="85" w:type="dxa"/>
+              <w:bottom w:w="85" w:type="dxa"/>
+              <w:right w:w="85" w:type="dxa"/>
+            </w:tcMar>
+            <w:shd w:fill="F4F6F8"/>
+          </w:tcPr>
+          <w:p>
+            <w:pPr>
+              <w:spacing w:after="40" w:line="247" w:lineRule="auto"/>
+            </w:pPr>
+            <w:r>
+              <w:rPr>
+                <w:b w:val="0"/>
+                <w:sz w:val="18"/>
+              </w:rPr>
+              <w:t>Majority and all flagged</w:t>
+            </w:r>
+          </w:p>
+        </w:tc>
+        <w:tc>
+          <w:tcPr>
+            <w:tcW w:type="dxa" w:w="3600"/>
+            <w:vAlign w:val="center"/>
+            <w:tcBorders>
+              <w:top w:val="single" w:sz="4" w:color="D9D9D9"/>
+              <w:left w:val="single" w:sz="4" w:color="D9D9D9"/>
+              <w:bottom w:val="single" w:sz="4" w:color="D9D9D9"/>
+              <w:right w:val="single" w:sz="4" w:color="D9D9D9"/>
+            </w:tcBorders>
+            <w:tcMar>
+              <w:top w:w="85" w:type="dxa"/>
+              <w:left w:w="85" w:type="dxa"/>
+              <w:bottom w:w="85" w:type="dxa"/>
+              <w:right w:w="85" w:type="dxa"/>
+            </w:tcMar>
+            <w:shd w:fill="F4F6F8"/>
+          </w:tcPr>
+          <w:p>
+            <w:pPr>
+              <w:spacing w:after="40" w:line="247" w:lineRule="auto"/>
+            </w:pPr>
+            <w:r>
+              <w:rPr>
+                <w:b w:val="0"/>
+                <w:sz w:val="18"/>
+              </w:rPr>
+              <w:t>Operationally interpretable reference predictions</w:t>
+            </w:r>
+          </w:p>
+        </w:tc>
+        <w:tc>
+          <w:tcPr>
+            <w:tcW w:type="dxa" w:w="4003"/>
+            <w:vAlign w:val="center"/>
+            <w:tcBorders>
+              <w:top w:val="single" w:sz="4" w:color="D9D9D9"/>
+              <w:left w:val="single" w:sz="4" w:color="D9D9D9"/>
+              <w:bottom w:val="single" w:sz="4" w:color="D9D9D9"/>
+              <w:right w:val="single" w:sz="4" w:color="D9D9D9"/>
+            </w:tcBorders>
+            <w:tcMar>
+              <w:top w:w="85" w:type="dxa"/>
+              <w:left w:w="85" w:type="dxa"/>
+              <w:bottom w:w="85" w:type="dxa"/>
+              <w:right w:w="85" w:type="dxa"/>
+            </w:tcMar>
+            <w:shd w:fill="F4F6F8"/>
+          </w:tcPr>
+          <w:p>
+            <w:pPr>
+              <w:spacing w:after="40" w:line="247" w:lineRule="auto"/>
+            </w:pPr>
+            <w:r>
+              <w:rPr>
+                <w:b w:val="0"/>
+                <w:sz w:val="18"/>
+              </w:rPr>
+              <w:t>Majority finds no low rating reviews; all flagged has full recall but no filtering value</w:t>
             </w:r>
           </w:p>
         </w:tc>
@@ -467,7 +572,7 @@
     </w:p>
     <w:p>
       <w:r>
-        <w:t>Linear regression is not selected because the outcome is a binary class rather than a continuous amount. Clustering could explore themes but cannot directly supply a supervised low rating prediction without an additional labeling step. A deep neural model is deferred because the current generated data does not justify its complexity. The choice prioritizes an auditable, reproducible comparison rather than model variety for its own sake.</w:t>
+        <w:t>Linear regression is not the natural choice for this binary decision. Clustering could support unsupervised theme discovery but would not directly supply a supervised label. A deep neural system is unnecessary for this resource constrained baseline comparison. The project instead spends effort on leakage control, reproducible partitions and independently checkable metrics.</w:t>
       </w:r>
     </w:p>
     <w:p>
@@ -475,7 +580,7 @@
         <w:pStyle w:val="Heading1"/>
       </w:pPr>
       <w:r>
-        <w:t>Partition design and leakage controls</w:t>
+        <w:t>Data partitions and validation boundary</w:t>
       </w:r>
     </w:p>
     <w:tbl>
@@ -485,18 +590,21 @@
         <w:tblLook w:firstColumn="1" w:firstRow="1" w:lastColumn="0" w:lastRow="0" w:noHBand="0" w:noVBand="1" w:val="04A0"/>
       </w:tblPr>
       <w:tblGrid>
-        <w:gridCol w:w="2592"/>
+        <w:gridCol w:w="2016"/>
         <w:gridCol w:w="1584"/>
-        <w:gridCol w:w="1728"/>
-        <w:gridCol w:w="4032"/>
+        <w:gridCol w:w="1584"/>
+        <w:gridCol w:w="2304"/>
+        <w:gridCol w:w="2563"/>
       </w:tblGrid>
       <w:tr>
         <w:trPr>
           <w:tblHeader/>
+          <w:cantSplit/>
         </w:trPr>
         <w:tc>
           <w:tcPr>
-            <w:tcW w:type="dxa" w:w="2592"/>
+            <w:tcW w:type="dxa" w:w="2016"/>
+            <w:vAlign w:val="center"/>
             <w:tcBorders>
               <w:top w:val="single" w:sz="4" w:color="D9D9D9"/>
               <w:left w:val="single" w:sz="4" w:color="D9D9D9"/>
@@ -504,22 +612,22 @@
               <w:right w:val="single" w:sz="4" w:color="D9D9D9"/>
             </w:tcBorders>
             <w:tcMar>
-              <w:top w:w="90" w:type="dxa"/>
-              <w:left w:w="90" w:type="dxa"/>
-              <w:bottom w:w="90" w:type="dxa"/>
-              <w:right w:w="90" w:type="dxa"/>
+              <w:top w:w="85" w:type="dxa"/>
+              <w:left w:w="85" w:type="dxa"/>
+              <w:bottom w:w="85" w:type="dxa"/>
+              <w:right w:w="85" w:type="dxa"/>
             </w:tcMar>
-            <w:shd w:fill="DFE8EE"/>
+            <w:shd w:fill="DDE7EE"/>
           </w:tcPr>
           <w:p>
             <w:pPr>
               <w:keepNext/>
-              <w:spacing w:after="60"/>
+              <w:spacing w:after="40" w:line="247" w:lineRule="auto"/>
             </w:pPr>
             <w:r>
               <w:rPr>
                 <w:b/>
-                <w:sz w:val="19"/>
+                <w:sz w:val="18"/>
               </w:rPr>
               <w:t>Partition</w:t>
             </w:r>
@@ -528,6 +636,7 @@
         <w:tc>
           <w:tcPr>
             <w:tcW w:type="dxa" w:w="1584"/>
+            <w:vAlign w:val="center"/>
             <w:tcBorders>
               <w:top w:val="single" w:sz="4" w:color="D9D9D9"/>
               <w:left w:val="single" w:sz="4" w:color="D9D9D9"/>
@@ -535,22 +644,22 @@
               <w:right w:val="single" w:sz="4" w:color="D9D9D9"/>
             </w:tcBorders>
             <w:tcMar>
-              <w:top w:w="90" w:type="dxa"/>
-              <w:left w:w="90" w:type="dxa"/>
-              <w:bottom w:w="90" w:type="dxa"/>
-              <w:right w:w="90" w:type="dxa"/>
+              <w:top w:w="85" w:type="dxa"/>
+              <w:left w:w="85" w:type="dxa"/>
+              <w:bottom w:w="85" w:type="dxa"/>
+              <w:right w:w="85" w:type="dxa"/>
             </w:tcMar>
-            <w:shd w:fill="DFE8EE"/>
+            <w:shd w:fill="DDE7EE"/>
           </w:tcPr>
           <w:p>
             <w:pPr>
               <w:keepNext/>
-              <w:spacing w:after="60"/>
+              <w:spacing w:after="40" w:line="247" w:lineRule="auto"/>
             </w:pPr>
             <w:r>
               <w:rPr>
                 <w:b/>
-                <w:sz w:val="19"/>
+                <w:sz w:val="18"/>
               </w:rPr>
               <w:t>Reviews</w:t>
             </w:r>
@@ -558,7 +667,8 @@
         </w:tc>
         <w:tc>
           <w:tcPr>
-            <w:tcW w:type="dxa" w:w="1728"/>
+            <w:tcW w:type="dxa" w:w="1584"/>
+            <w:vAlign w:val="center"/>
             <w:tcBorders>
               <w:top w:val="single" w:sz="4" w:color="D9D9D9"/>
               <w:left w:val="single" w:sz="4" w:color="D9D9D9"/>
@@ -566,22 +676,22 @@
               <w:right w:val="single" w:sz="4" w:color="D9D9D9"/>
             </w:tcBorders>
             <w:tcMar>
-              <w:top w:w="90" w:type="dxa"/>
-              <w:left w:w="90" w:type="dxa"/>
-              <w:bottom w:w="90" w:type="dxa"/>
-              <w:right w:w="90" w:type="dxa"/>
+              <w:top w:w="85" w:type="dxa"/>
+              <w:left w:w="85" w:type="dxa"/>
+              <w:bottom w:w="85" w:type="dxa"/>
+              <w:right w:w="85" w:type="dxa"/>
             </w:tcMar>
-            <w:shd w:fill="DFE8EE"/>
+            <w:shd w:fill="DDE7EE"/>
           </w:tcPr>
           <w:p>
             <w:pPr>
               <w:keepNext/>
-              <w:spacing w:after="60"/>
+              <w:spacing w:after="40" w:line="247" w:lineRule="auto"/>
             </w:pPr>
             <w:r>
               <w:rPr>
                 <w:b/>
-                <w:sz w:val="19"/>
+                <w:sz w:val="18"/>
               </w:rPr>
               <w:t>Products</w:t>
             </w:r>
@@ -589,7 +699,8 @@
         </w:tc>
         <w:tc>
           <w:tcPr>
-            <w:tcW w:type="dxa" w:w="4032"/>
+            <w:tcW w:type="dxa" w:w="2304"/>
+            <w:vAlign w:val="center"/>
             <w:tcBorders>
               <w:top w:val="single" w:sz="4" w:color="D9D9D9"/>
               <w:left w:val="single" w:sz="4" w:color="D9D9D9"/>
@@ -597,22 +708,54 @@
               <w:right w:val="single" w:sz="4" w:color="D9D9D9"/>
             </w:tcBorders>
             <w:tcMar>
-              <w:top w:w="90" w:type="dxa"/>
-              <w:left w:w="90" w:type="dxa"/>
-              <w:bottom w:w="90" w:type="dxa"/>
-              <w:right w:w="90" w:type="dxa"/>
+              <w:top w:w="85" w:type="dxa"/>
+              <w:left w:w="85" w:type="dxa"/>
+              <w:bottom w:w="85" w:type="dxa"/>
+              <w:right w:w="85" w:type="dxa"/>
             </w:tcMar>
-            <w:shd w:fill="DFE8EE"/>
+            <w:shd w:fill="DDE7EE"/>
           </w:tcPr>
           <w:p>
             <w:pPr>
               <w:keepNext/>
-              <w:spacing w:after="60"/>
+              <w:spacing w:after="40" w:line="247" w:lineRule="auto"/>
             </w:pPr>
             <w:r>
               <w:rPr>
                 <w:b/>
-                <w:sz w:val="19"/>
+                <w:sz w:val="18"/>
+              </w:rPr>
+              <w:t>Low rating reviews</w:t>
+            </w:r>
+          </w:p>
+        </w:tc>
+        <w:tc>
+          <w:tcPr>
+            <w:tcW w:type="dxa" w:w="2563"/>
+            <w:vAlign w:val="center"/>
+            <w:tcBorders>
+              <w:top w:val="single" w:sz="4" w:color="D9D9D9"/>
+              <w:left w:val="single" w:sz="4" w:color="D9D9D9"/>
+              <w:bottom w:val="single" w:sz="4" w:color="D9D9D9"/>
+              <w:right w:val="single" w:sz="4" w:color="D9D9D9"/>
+            </w:tcBorders>
+            <w:tcMar>
+              <w:top w:w="85" w:type="dxa"/>
+              <w:left w:w="85" w:type="dxa"/>
+              <w:bottom w:w="85" w:type="dxa"/>
+              <w:right w:w="85" w:type="dxa"/>
+            </w:tcMar>
+            <w:shd w:fill="DDE7EE"/>
+          </w:tcPr>
+          <w:p>
+            <w:pPr>
+              <w:keepNext/>
+              <w:spacing w:after="40" w:line="247" w:lineRule="auto"/>
+            </w:pPr>
+            <w:r>
+              <w:rPr>
+                <w:b/>
+                <w:sz w:val="18"/>
               </w:rPr>
               <w:t>Low rating share</w:t>
             </w:r>
@@ -620,9 +763,13 @@
         </w:tc>
       </w:tr>
       <w:tr>
+        <w:trPr>
+          <w:cantSplit/>
+        </w:trPr>
         <w:tc>
           <w:tcPr>
-            <w:tcW w:type="dxa" w:w="2592"/>
+            <w:tcW w:type="dxa" w:w="2016"/>
+            <w:vAlign w:val="center"/>
             <w:tcBorders>
               <w:top w:val="single" w:sz="4" w:color="D9D9D9"/>
               <w:left w:val="single" w:sz="4" w:color="D9D9D9"/>
@@ -630,21 +777,21 @@
               <w:right w:val="single" w:sz="4" w:color="D9D9D9"/>
             </w:tcBorders>
             <w:tcMar>
-              <w:top w:w="90" w:type="dxa"/>
-              <w:left w:w="90" w:type="dxa"/>
-              <w:bottom w:w="90" w:type="dxa"/>
-              <w:right w:w="90" w:type="dxa"/>
+              <w:top w:w="85" w:type="dxa"/>
+              <w:left w:w="85" w:type="dxa"/>
+              <w:bottom w:w="85" w:type="dxa"/>
+              <w:right w:w="85" w:type="dxa"/>
             </w:tcMar>
           </w:tcPr>
           <w:p>
             <w:pPr>
               <w:keepNext/>
-              <w:spacing w:after="60"/>
+              <w:spacing w:after="40" w:line="247" w:lineRule="auto"/>
             </w:pPr>
             <w:r>
               <w:rPr>
                 <w:b w:val="0"/>
-                <w:sz w:val="19"/>
+                <w:sz w:val="18"/>
               </w:rPr>
               <w:t>Train</w:t>
             </w:r>
@@ -653,6 +800,7 @@
         <w:tc>
           <w:tcPr>
             <w:tcW w:type="dxa" w:w="1584"/>
+            <w:vAlign w:val="center"/>
             <w:tcBorders>
               <w:top w:val="single" w:sz="4" w:color="D9D9D9"/>
               <w:left w:val="single" w:sz="4" w:color="D9D9D9"/>
@@ -660,29 +808,30 @@
               <w:right w:val="single" w:sz="4" w:color="D9D9D9"/>
             </w:tcBorders>
             <w:tcMar>
-              <w:top w:w="90" w:type="dxa"/>
-              <w:left w:w="90" w:type="dxa"/>
-              <w:bottom w:w="90" w:type="dxa"/>
-              <w:right w:w="90" w:type="dxa"/>
+              <w:top w:w="85" w:type="dxa"/>
+              <w:left w:w="85" w:type="dxa"/>
+              <w:bottom w:w="85" w:type="dxa"/>
+              <w:right w:w="85" w:type="dxa"/>
             </w:tcMar>
           </w:tcPr>
           <w:p>
             <w:pPr>
               <w:keepNext/>
-              <w:spacing w:after="60"/>
+              <w:spacing w:after="40" w:line="247" w:lineRule="auto"/>
             </w:pPr>
             <w:r>
               <w:rPr>
                 <w:b w:val="0"/>
-                <w:sz w:val="19"/>
+                <w:sz w:val="18"/>
               </w:rPr>
-              <w:t>803</w:t>
+              <w:t>16691</w:t>
             </w:r>
           </w:p>
         </w:tc>
         <w:tc>
           <w:tcPr>
-            <w:tcW w:type="dxa" w:w="1728"/>
+            <w:tcW w:type="dxa" w:w="1584"/>
+            <w:vAlign w:val="center"/>
             <w:tcBorders>
               <w:top w:val="single" w:sz="4" w:color="D9D9D9"/>
               <w:left w:val="single" w:sz="4" w:color="D9D9D9"/>
@@ -690,29 +839,30 @@
               <w:right w:val="single" w:sz="4" w:color="D9D9D9"/>
             </w:tcBorders>
             <w:tcMar>
-              <w:top w:w="90" w:type="dxa"/>
-              <w:left w:w="90" w:type="dxa"/>
-              <w:bottom w:w="90" w:type="dxa"/>
-              <w:right w:w="90" w:type="dxa"/>
+              <w:top w:w="85" w:type="dxa"/>
+              <w:left w:w="85" w:type="dxa"/>
+              <w:bottom w:w="85" w:type="dxa"/>
+              <w:right w:w="85" w:type="dxa"/>
             </w:tcMar>
           </w:tcPr>
           <w:p>
             <w:pPr>
               <w:keepNext/>
-              <w:spacing w:after="60"/>
+              <w:spacing w:after="40" w:line="247" w:lineRule="auto"/>
             </w:pPr>
             <w:r>
               <w:rPr>
                 <w:b w:val="0"/>
-                <w:sz w:val="19"/>
+                <w:sz w:val="18"/>
               </w:rPr>
-              <w:t>72</w:t>
+              <w:t>5019</w:t>
             </w:r>
           </w:p>
         </w:tc>
         <w:tc>
           <w:tcPr>
-            <w:tcW w:type="dxa" w:w="4032"/>
+            <w:tcW w:type="dxa" w:w="2304"/>
+            <w:vAlign w:val="center"/>
             <w:tcBorders>
               <w:top w:val="single" w:sz="4" w:color="D9D9D9"/>
               <w:left w:val="single" w:sz="4" w:color="D9D9D9"/>
@@ -720,31 +870,30 @@
               <w:right w:val="single" w:sz="4" w:color="D9D9D9"/>
             </w:tcBorders>
             <w:tcMar>
-              <w:top w:w="90" w:type="dxa"/>
-              <w:left w:w="90" w:type="dxa"/>
-              <w:bottom w:w="90" w:type="dxa"/>
-              <w:right w:w="90" w:type="dxa"/>
+              <w:top w:w="85" w:type="dxa"/>
+              <w:left w:w="85" w:type="dxa"/>
+              <w:bottom w:w="85" w:type="dxa"/>
+              <w:right w:w="85" w:type="dxa"/>
             </w:tcMar>
           </w:tcPr>
           <w:p>
             <w:pPr>
               <w:keepNext/>
-              <w:spacing w:after="60"/>
+              <w:spacing w:after="40" w:line="247" w:lineRule="auto"/>
             </w:pPr>
             <w:r>
               <w:rPr>
                 <w:b w:val="0"/>
-                <w:sz w:val="19"/>
+                <w:sz w:val="18"/>
               </w:rPr>
-              <w:t>38.5%</w:t>
+              <w:t>2849</w:t>
             </w:r>
           </w:p>
         </w:tc>
-      </w:tr>
-      <w:tr>
         <w:tc>
           <w:tcPr>
-            <w:tcW w:type="dxa" w:w="2592"/>
+            <w:tcW w:type="dxa" w:w="2563"/>
+            <w:vAlign w:val="center"/>
             <w:tcBorders>
               <w:top w:val="single" w:sz="4" w:color="D9D9D9"/>
               <w:left w:val="single" w:sz="4" w:color="D9D9D9"/>
@@ -752,22 +901,58 @@
               <w:right w:val="single" w:sz="4" w:color="D9D9D9"/>
             </w:tcBorders>
             <w:tcMar>
-              <w:top w:w="90" w:type="dxa"/>
-              <w:left w:w="90" w:type="dxa"/>
-              <w:bottom w:w="90" w:type="dxa"/>
-              <w:right w:w="90" w:type="dxa"/>
+              <w:top w:w="85" w:type="dxa"/>
+              <w:left w:w="85" w:type="dxa"/>
+              <w:bottom w:w="85" w:type="dxa"/>
+              <w:right w:w="85" w:type="dxa"/>
             </w:tcMar>
-            <w:shd w:fill="F5F7F9"/>
           </w:tcPr>
           <w:p>
             <w:pPr>
               <w:keepNext/>
-              <w:spacing w:after="60"/>
+              <w:spacing w:after="40" w:line="247" w:lineRule="auto"/>
             </w:pPr>
             <w:r>
               <w:rPr>
                 <w:b w:val="0"/>
-                <w:sz w:val="19"/>
+                <w:sz w:val="18"/>
+              </w:rPr>
+              <w:t>17.07%</w:t>
+            </w:r>
+          </w:p>
+        </w:tc>
+      </w:tr>
+      <w:tr>
+        <w:trPr>
+          <w:cantSplit/>
+        </w:trPr>
+        <w:tc>
+          <w:tcPr>
+            <w:tcW w:type="dxa" w:w="2016"/>
+            <w:vAlign w:val="center"/>
+            <w:tcBorders>
+              <w:top w:val="single" w:sz="4" w:color="D9D9D9"/>
+              <w:left w:val="single" w:sz="4" w:color="D9D9D9"/>
+              <w:bottom w:val="single" w:sz="4" w:color="D9D9D9"/>
+              <w:right w:val="single" w:sz="4" w:color="D9D9D9"/>
+            </w:tcBorders>
+            <w:tcMar>
+              <w:top w:w="85" w:type="dxa"/>
+              <w:left w:w="85" w:type="dxa"/>
+              <w:bottom w:w="85" w:type="dxa"/>
+              <w:right w:w="85" w:type="dxa"/>
+            </w:tcMar>
+            <w:shd w:fill="F4F6F8"/>
+          </w:tcPr>
+          <w:p>
+            <w:pPr>
+              <w:keepNext/>
+              <w:spacing w:after="40" w:line="247" w:lineRule="auto"/>
+            </w:pPr>
+            <w:r>
+              <w:rPr>
+                <w:b w:val="0"/>
+                <w:sz w:val="18"/>
               </w:rPr>
               <w:t>Validation</w:t>
             </w:r>
@@ -776,6 +961,7 @@
         <w:tc>
           <w:tcPr>
             <w:tcW w:type="dxa" w:w="1584"/>
+            <w:vAlign w:val="center"/>
             <w:tcBorders>
               <w:top w:val="single" w:sz="4" w:color="D9D9D9"/>
               <w:left w:val="single" w:sz="4" w:color="D9D9D9"/>
@@ -783,30 +969,31 @@
               <w:right w:val="single" w:sz="4" w:color="D9D9D9"/>
             </w:tcBorders>
             <w:tcMar>
-              <w:top w:w="90" w:type="dxa"/>
-              <w:left w:w="90" w:type="dxa"/>
-              <w:bottom w:w="90" w:type="dxa"/>
-              <w:right w:w="90" w:type="dxa"/>
+              <w:top w:w="85" w:type="dxa"/>
+              <w:left w:w="85" w:type="dxa"/>
+              <w:bottom w:w="85" w:type="dxa"/>
+              <w:right w:w="85" w:type="dxa"/>
             </w:tcMar>
-            <w:shd w:fill="F5F7F9"/>
+            <w:shd w:fill="F4F6F8"/>
           </w:tcPr>
           <w:p>
             <w:pPr>
               <w:keepNext/>
-              <w:spacing w:after="60"/>
+              <w:spacing w:after="40" w:line="247" w:lineRule="auto"/>
             </w:pPr>
             <w:r>
               <w:rPr>
                 <w:b w:val="0"/>
-                <w:sz w:val="19"/>
+                <w:sz w:val="18"/>
               </w:rPr>
-              <w:t>247</w:t>
+              <w:t>5515</w:t>
             </w:r>
           </w:p>
         </w:tc>
         <w:tc>
           <w:tcPr>
-            <w:tcW w:type="dxa" w:w="1728"/>
+            <w:tcW w:type="dxa" w:w="1584"/>
+            <w:vAlign w:val="center"/>
             <w:tcBorders>
               <w:top w:val="single" w:sz="4" w:color="D9D9D9"/>
               <w:left w:val="single" w:sz="4" w:color="D9D9D9"/>
@@ -814,30 +1001,31 @@
               <w:right w:val="single" w:sz="4" w:color="D9D9D9"/>
             </w:tcBorders>
             <w:tcMar>
-              <w:top w:w="90" w:type="dxa"/>
-              <w:left w:w="90" w:type="dxa"/>
-              <w:bottom w:w="90" w:type="dxa"/>
-              <w:right w:w="90" w:type="dxa"/>
+              <w:top w:w="85" w:type="dxa"/>
+              <w:left w:w="85" w:type="dxa"/>
+              <w:bottom w:w="85" w:type="dxa"/>
+              <w:right w:w="85" w:type="dxa"/>
             </w:tcMar>
-            <w:shd w:fill="F5F7F9"/>
+            <w:shd w:fill="F4F6F8"/>
           </w:tcPr>
           <w:p>
             <w:pPr>
               <w:keepNext/>
-              <w:spacing w:after="60"/>
+              <w:spacing w:after="40" w:line="247" w:lineRule="auto"/>
             </w:pPr>
             <w:r>
               <w:rPr>
                 <w:b w:val="0"/>
-                <w:sz w:val="19"/>
+                <w:sz w:val="18"/>
               </w:rPr>
-              <w:t>24</w:t>
+              <w:t>1673</w:t>
             </w:r>
           </w:p>
         </w:tc>
         <w:tc>
           <w:tcPr>
-            <w:tcW w:type="dxa" w:w="4032"/>
+            <w:tcW w:type="dxa" w:w="2304"/>
+            <w:vAlign w:val="center"/>
             <w:tcBorders>
               <w:top w:val="single" w:sz="4" w:color="D9D9D9"/>
               <w:left w:val="single" w:sz="4" w:color="D9D9D9"/>
@@ -845,32 +1033,31 @@
               <w:right w:val="single" w:sz="4" w:color="D9D9D9"/>
             </w:tcBorders>
             <w:tcMar>
-              <w:top w:w="90" w:type="dxa"/>
-              <w:left w:w="90" w:type="dxa"/>
-              <w:bottom w:w="90" w:type="dxa"/>
-              <w:right w:w="90" w:type="dxa"/>
+              <w:top w:w="85" w:type="dxa"/>
+              <w:left w:w="85" w:type="dxa"/>
+              <w:bottom w:w="85" w:type="dxa"/>
+              <w:right w:w="85" w:type="dxa"/>
             </w:tcMar>
-            <w:shd w:fill="F5F7F9"/>
+            <w:shd w:fill="F4F6F8"/>
           </w:tcPr>
           <w:p>
             <w:pPr>
               <w:keepNext/>
-              <w:spacing w:after="60"/>
+              <w:spacing w:after="40" w:line="247" w:lineRule="auto"/>
             </w:pPr>
             <w:r>
               <w:rPr>
                 <w:b w:val="0"/>
-                <w:sz w:val="19"/>
+                <w:sz w:val="18"/>
               </w:rPr>
-              <w:t>37.7%</w:t>
+              <w:t>990</w:t>
             </w:r>
           </w:p>
         </w:tc>
-      </w:tr>
-      <w:tr>
         <w:tc>
           <w:tcPr>
-            <w:tcW w:type="dxa" w:w="2592"/>
+            <w:tcW w:type="dxa" w:w="2563"/>
+            <w:vAlign w:val="center"/>
             <w:tcBorders>
               <w:top w:val="single" w:sz="4" w:color="D9D9D9"/>
               <w:left w:val="single" w:sz="4" w:color="D9D9D9"/>
@@ -878,20 +1065,57 @@
               <w:right w:val="single" w:sz="4" w:color="D9D9D9"/>
             </w:tcBorders>
             <w:tcMar>
-              <w:top w:w="90" w:type="dxa"/>
-              <w:left w:w="90" w:type="dxa"/>
-              <w:bottom w:w="90" w:type="dxa"/>
-              <w:right w:w="90" w:type="dxa"/>
+              <w:top w:w="85" w:type="dxa"/>
+              <w:left w:w="85" w:type="dxa"/>
+              <w:bottom w:w="85" w:type="dxa"/>
+              <w:right w:w="85" w:type="dxa"/>
+            </w:tcMar>
+            <w:shd w:fill="F4F6F8"/>
+          </w:tcPr>
+          <w:p>
+            <w:pPr>
+              <w:keepNext/>
+              <w:spacing w:after="40" w:line="247" w:lineRule="auto"/>
+            </w:pPr>
+            <w:r>
+              <w:rPr>
+                <w:b w:val="0"/>
+                <w:sz w:val="18"/>
+              </w:rPr>
+              <w:t>17.95%</w:t>
+            </w:r>
+          </w:p>
+        </w:tc>
+      </w:tr>
+      <w:tr>
+        <w:trPr>
+          <w:cantSplit/>
+        </w:trPr>
+        <w:tc>
+          <w:tcPr>
+            <w:tcW w:type="dxa" w:w="2016"/>
+            <w:vAlign w:val="center"/>
+            <w:tcBorders>
+              <w:top w:val="single" w:sz="4" w:color="D9D9D9"/>
+              <w:left w:val="single" w:sz="4" w:color="D9D9D9"/>
+              <w:bottom w:val="single" w:sz="4" w:color="D9D9D9"/>
+              <w:right w:val="single" w:sz="4" w:color="D9D9D9"/>
+            </w:tcBorders>
+            <w:tcMar>
+              <w:top w:w="85" w:type="dxa"/>
+              <w:left w:w="85" w:type="dxa"/>
+              <w:bottom w:w="85" w:type="dxa"/>
+              <w:right w:w="85" w:type="dxa"/>
             </w:tcMar>
           </w:tcPr>
           <w:p>
             <w:pPr>
-              <w:spacing w:after="60"/>
+              <w:spacing w:after="40" w:line="247" w:lineRule="auto"/>
             </w:pPr>
             <w:r>
               <w:rPr>
                 <w:b w:val="0"/>
-                <w:sz w:val="19"/>
+                <w:sz w:val="18"/>
               </w:rPr>
               <w:t>Test</w:t>
             </w:r>
@@ -900,6 +1124,7 @@
         <w:tc>
           <w:tcPr>
             <w:tcW w:type="dxa" w:w="1584"/>
+            <w:vAlign w:val="center"/>
             <w:tcBorders>
               <w:top w:val="single" w:sz="4" w:color="D9D9D9"/>
               <w:left w:val="single" w:sz="4" w:color="D9D9D9"/>
@@ -907,28 +1132,29 @@
               <w:right w:val="single" w:sz="4" w:color="D9D9D9"/>
             </w:tcBorders>
             <w:tcMar>
-              <w:top w:w="90" w:type="dxa"/>
-              <w:left w:w="90" w:type="dxa"/>
-              <w:bottom w:w="90" w:type="dxa"/>
-              <w:right w:w="90" w:type="dxa"/>
+              <w:top w:w="85" w:type="dxa"/>
+              <w:left w:w="85" w:type="dxa"/>
+              <w:bottom w:w="85" w:type="dxa"/>
+              <w:right w:w="85" w:type="dxa"/>
             </w:tcMar>
           </w:tcPr>
           <w:p>
             <w:pPr>
-              <w:spacing w:after="60"/>
+              <w:spacing w:after="40" w:line="247" w:lineRule="auto"/>
             </w:pPr>
             <w:r>
               <w:rPr>
                 <w:b w:val="0"/>
-                <w:sz w:val="19"/>
+                <w:sz w:val="18"/>
               </w:rPr>
-              <w:t>266</w:t>
+              <w:t>5403</w:t>
             </w:r>
           </w:p>
         </w:tc>
         <w:tc>
           <w:tcPr>
-            <w:tcW w:type="dxa" w:w="1728"/>
+            <w:tcW w:type="dxa" w:w="1584"/>
+            <w:vAlign w:val="center"/>
             <w:tcBorders>
               <w:top w:val="single" w:sz="4" w:color="D9D9D9"/>
               <w:left w:val="single" w:sz="4" w:color="D9D9D9"/>
@@ -936,28 +1162,29 @@
               <w:right w:val="single" w:sz="4" w:color="D9D9D9"/>
             </w:tcBorders>
             <w:tcMar>
-              <w:top w:w="90" w:type="dxa"/>
-              <w:left w:w="90" w:type="dxa"/>
-              <w:bottom w:w="90" w:type="dxa"/>
-              <w:right w:w="90" w:type="dxa"/>
+              <w:top w:w="85" w:type="dxa"/>
+              <w:left w:w="85" w:type="dxa"/>
+              <w:bottom w:w="85" w:type="dxa"/>
+              <w:right w:w="85" w:type="dxa"/>
             </w:tcMar>
           </w:tcPr>
           <w:p>
             <w:pPr>
-              <w:spacing w:after="60"/>
+              <w:spacing w:after="40" w:line="247" w:lineRule="auto"/>
             </w:pPr>
             <w:r>
               <w:rPr>
                 <w:b w:val="0"/>
-                <w:sz w:val="19"/>
+                <w:sz w:val="18"/>
               </w:rPr>
-              <w:t>24</w:t>
+              <w:t>1673</w:t>
             </w:r>
           </w:p>
         </w:tc>
         <w:tc>
           <w:tcPr>
-            <w:tcW w:type="dxa" w:w="4032"/>
+            <w:tcW w:type="dxa" w:w="2304"/>
+            <w:vAlign w:val="center"/>
             <w:tcBorders>
               <w:top w:val="single" w:sz="4" w:color="D9D9D9"/>
               <w:left w:val="single" w:sz="4" w:color="D9D9D9"/>
@@ -965,22 +1192,52 @@
               <w:right w:val="single" w:sz="4" w:color="D9D9D9"/>
             </w:tcBorders>
             <w:tcMar>
-              <w:top w:w="90" w:type="dxa"/>
-              <w:left w:w="90" w:type="dxa"/>
-              <w:bottom w:w="90" w:type="dxa"/>
-              <w:right w:w="90" w:type="dxa"/>
+              <w:top w:w="85" w:type="dxa"/>
+              <w:left w:w="85" w:type="dxa"/>
+              <w:bottom w:w="85" w:type="dxa"/>
+              <w:right w:w="85" w:type="dxa"/>
             </w:tcMar>
           </w:tcPr>
           <w:p>
             <w:pPr>
-              <w:spacing w:after="60"/>
+              <w:spacing w:after="40" w:line="247" w:lineRule="auto"/>
             </w:pPr>
             <w:r>
               <w:rPr>
                 <w:b w:val="0"/>
-                <w:sz w:val="19"/>
+                <w:sz w:val="18"/>
               </w:rPr>
-              <w:t>42.9%</w:t>
+              <w:t>873</w:t>
+            </w:r>
+          </w:p>
+        </w:tc>
+        <w:tc>
+          <w:tcPr>
+            <w:tcW w:type="dxa" w:w="2563"/>
+            <w:vAlign w:val="center"/>
+            <w:tcBorders>
+              <w:top w:val="single" w:sz="4" w:color="D9D9D9"/>
+              <w:left w:val="single" w:sz="4" w:color="D9D9D9"/>
+              <w:bottom w:val="single" w:sz="4" w:color="D9D9D9"/>
+              <w:right w:val="single" w:sz="4" w:color="D9D9D9"/>
+            </w:tcBorders>
+            <w:tcMar>
+              <w:top w:w="85" w:type="dxa"/>
+              <w:left w:w="85" w:type="dxa"/>
+              <w:bottom w:w="85" w:type="dxa"/>
+              <w:right w:w="85" w:type="dxa"/>
+            </w:tcMar>
+          </w:tcPr>
+          <w:p>
+            <w:pPr>
+              <w:spacing w:after="40" w:line="247" w:lineRule="auto"/>
+            </w:pPr>
+            <w:r>
+              <w:rPr>
+                <w:b w:val="0"/>
+                <w:sz w:val="18"/>
+              </w:rPr>
+              <w:t>16.16%</w:t>
             </w:r>
           </w:p>
         </w:tc>
@@ -993,7 +1250,7 @@
     </w:p>
     <w:p>
       <w:r>
-        <w:t>GroupShuffleSplit allocates about 60 percent of products to training, 20 percent to validation and 20 percent to test. Product counts are exactly 72, 24 and 24; review counts differ because cleaning retains different numbers of rows per product. The split is not stratified, so label prevalence differs. Both classes are asserted to exist in every partition. The code checks zero product overlap and zero exact normalized text overlap. No reviewer grouping is implemented because the synthetic data has no reviewer identifier.</w:t>
+        <w:t>Product groups are split with seeds 42 and 43 into approximately 60, 20 and 20 percent of distinct ASINs. Review counts differ from these percentages because products have unequal review counts. Exact normalized text is deduplicated before partitioning. Assertions confirm disjoint products and hashes. The design has 50 shared authors between training and test, so it is not a test of entirely new reviewers. It is also not chronological forecasting.</w:t>
       </w:r>
     </w:p>
     <w:p>
@@ -1001,48 +1258,17 @@
         <w:pStyle w:val="Heading1"/>
       </w:pPr>
       <w:r>
-        <w:t>Validation and threshold selection</w:t>
+        <w:t>Cross validation protocol</w:t>
       </w:r>
     </w:p>
     <w:p>
       <w:r>
-        <w:t>Fit each pipeline once on the training partition. Compute validation scores and search thresholds from 0.10 through 0.90 in increments of 0.05. Select the threshold with highest validation F1; ties follow the first encountered threshold. Select the model with higher validation F1. Keep that decision fixed for final holdout evaluation. No model was refitted using test data.</w:t>
+        <w:t>The training partition is divided into three StratifiedGroupKFold folds, shuffled with seed 44. Product groups remain intact inside each fold. The stratified objective helps stabilize label ratios but cannot guarantee identical ratios when products vary. For every candidate setting, the vectorizer and optional scaler are fitted anew on each training fold. Average precision is computed on the held out fold [R4].</w:t>
       </w:r>
     </w:p>
     <w:p>
       <w:r>
-        <w:t>This is a simple holdout validation design, not executed cross validation or exhaustive hyperparameter tuning. For real data, use repeated group aware cross validation within development data, then a final unseen product holdout. Add a chronological holdout to assess later feedback. Avoid repeated threshold changes after seeing test errors. If changes are made, a new untouched test sample is needed.</w:t>
-      </w:r>
-    </w:p>
-    <w:p>
-      <w:r>
-        <w:t>The selected threshold balances precision and recall in this demonstration. A real support team might prefer a different cost tradeoff or a maximum queue size. Choose such an operating point using validation data and stakeholder review, not by maximizing final test performance.</w:t>
-      </w:r>
-    </w:p>
-    <w:p>
-      <w:pPr>
-        <w:pStyle w:val="Heading1"/>
-      </w:pPr>
-      <w:r>
-        <w:t>Evaluation metrics and interpretation</w:t>
-      </w:r>
-    </w:p>
-    <w:p>
-      <w:r>
-        <w:t>Precision is the fraction of flagged reviews that are actually low rating. Recall is the fraction of all low rating reviews found by the system. F1 balances these two measures through their harmonic mean. Accuracy counts all correct labels but can appear acceptable when the model ignores a minority class. Average precision summarizes the ranking across recall levels, while ROC AUC measures positive versus negative ranking over thresholds [R6].</w:t>
-      </w:r>
-    </w:p>
-    <w:p>
-      <w:r>
-        <w:t>Average precision is reported explicitly and is not renamed trapezoidal PR AUC, because those summaries are not always identical. Probability calibration is not assessed by ranking scores alone. A subsequent real data pilot should inspect reliability diagrams and Brier score before interpreting raw model scores as reliable probabilities. RMSE is not a primary metric for this binary triage task.</w:t>
-      </w:r>
-    </w:p>
-    <w:p>
-      <w:pPr>
-        <w:pStyle w:val="Heading1"/>
-      </w:pPr>
-      <w:r>
-        <w:t>Measured synthetic model comparison</w:t>
+        <w:t>The search contains eight candidate settings: three C values for each logistic representation and two alpha values for naive Bayes. The highest mean training CV AP selects the parameter within each model family. Standard deviations below summarize variability across three observed folds and are not formal population confidence intervals. This compact search is suitable for the sample size and is fully recorded in cross_validation.csv.</w:t>
       </w:r>
     </w:p>
     <w:tbl>
@@ -1052,19 +1278,20 @@
         <w:tblLook w:firstColumn="1" w:firstRow="1" w:lastColumn="0" w:lastRow="0" w:noHBand="0" w:noVBand="1" w:val="04A0"/>
       </w:tblPr>
       <w:tblGrid>
-        <w:gridCol w:w="3528"/>
+        <w:gridCol w:w="4176"/>
         <w:gridCol w:w="1584"/>
-        <w:gridCol w:w="1512"/>
-        <w:gridCol w:w="1440"/>
-        <w:gridCol w:w="1872"/>
+        <w:gridCol w:w="2160"/>
+        <w:gridCol w:w="2131"/>
       </w:tblGrid>
       <w:tr>
         <w:trPr>
           <w:tblHeader/>
+          <w:cantSplit/>
         </w:trPr>
         <w:tc>
           <w:tcPr>
-            <w:tcW w:type="dxa" w:w="3528"/>
+            <w:tcW w:type="dxa" w:w="4176"/>
+            <w:vAlign w:val="center"/>
             <w:tcBorders>
               <w:top w:val="single" w:sz="4" w:color="D9D9D9"/>
               <w:left w:val="single" w:sz="4" w:color="D9D9D9"/>
@@ -1072,22 +1299,22 @@
               <w:right w:val="single" w:sz="4" w:color="D9D9D9"/>
             </w:tcBorders>
             <w:tcMar>
-              <w:top w:w="90" w:type="dxa"/>
-              <w:left w:w="90" w:type="dxa"/>
-              <w:bottom w:w="90" w:type="dxa"/>
-              <w:right w:w="90" w:type="dxa"/>
+              <w:top w:w="85" w:type="dxa"/>
+              <w:left w:w="85" w:type="dxa"/>
+              <w:bottom w:w="85" w:type="dxa"/>
+              <w:right w:w="85" w:type="dxa"/>
             </w:tcMar>
-            <w:shd w:fill="DFE8EE"/>
+            <w:shd w:fill="DDE7EE"/>
           </w:tcPr>
           <w:p>
             <w:pPr>
               <w:keepNext/>
-              <w:spacing w:after="60"/>
+              <w:spacing w:after="40" w:line="247" w:lineRule="auto"/>
             </w:pPr>
             <w:r>
               <w:rPr>
                 <w:b/>
-                <w:sz w:val="19"/>
+                <w:sz w:val="18"/>
               </w:rPr>
               <w:t>Model</w:t>
             </w:r>
@@ -1096,6 +1323,7 @@
         <w:tc>
           <w:tcPr>
             <w:tcW w:type="dxa" w:w="1584"/>
+            <w:vAlign w:val="center"/>
             <w:tcBorders>
               <w:top w:val="single" w:sz="4" w:color="D9D9D9"/>
               <w:left w:val="single" w:sz="4" w:color="D9D9D9"/>
@@ -1103,30 +1331,31 @@
               <w:right w:val="single" w:sz="4" w:color="D9D9D9"/>
             </w:tcBorders>
             <w:tcMar>
-              <w:top w:w="90" w:type="dxa"/>
-              <w:left w:w="90" w:type="dxa"/>
-              <w:bottom w:w="90" w:type="dxa"/>
-              <w:right w:w="90" w:type="dxa"/>
+              <w:top w:w="85" w:type="dxa"/>
+              <w:left w:w="85" w:type="dxa"/>
+              <w:bottom w:w="85" w:type="dxa"/>
+              <w:right w:w="85" w:type="dxa"/>
             </w:tcMar>
-            <w:shd w:fill="DFE8EE"/>
+            <w:shd w:fill="DDE7EE"/>
           </w:tcPr>
           <w:p>
             <w:pPr>
               <w:keepNext/>
-              <w:spacing w:after="60"/>
+              <w:spacing w:after="40" w:line="247" w:lineRule="auto"/>
             </w:pPr>
             <w:r>
               <w:rPr>
                 <w:b/>
-                <w:sz w:val="19"/>
+                <w:sz w:val="18"/>
               </w:rPr>
-              <w:t>Precision</w:t>
+              <w:t>Parameter</w:t>
             </w:r>
           </w:p>
         </w:tc>
         <w:tc>
           <w:tcPr>
-            <w:tcW w:type="dxa" w:w="1512"/>
+            <w:tcW w:type="dxa" w:w="2160"/>
+            <w:vAlign w:val="center"/>
             <w:tcBorders>
               <w:top w:val="single" w:sz="4" w:color="D9D9D9"/>
               <w:left w:val="single" w:sz="4" w:color="D9D9D9"/>
@@ -1134,30 +1363,31 @@
               <w:right w:val="single" w:sz="4" w:color="D9D9D9"/>
             </w:tcBorders>
             <w:tcMar>
-              <w:top w:w="90" w:type="dxa"/>
-              <w:left w:w="90" w:type="dxa"/>
-              <w:bottom w:w="90" w:type="dxa"/>
-              <w:right w:w="90" w:type="dxa"/>
+              <w:top w:w="85" w:type="dxa"/>
+              <w:left w:w="85" w:type="dxa"/>
+              <w:bottom w:w="85" w:type="dxa"/>
+              <w:right w:w="85" w:type="dxa"/>
             </w:tcMar>
-            <w:shd w:fill="DFE8EE"/>
+            <w:shd w:fill="DDE7EE"/>
           </w:tcPr>
           <w:p>
             <w:pPr>
               <w:keepNext/>
-              <w:spacing w:after="60"/>
+              <w:spacing w:after="40" w:line="247" w:lineRule="auto"/>
             </w:pPr>
             <w:r>
               <w:rPr>
                 <w:b/>
-                <w:sz w:val="19"/>
+                <w:sz w:val="18"/>
               </w:rPr>
-              <w:t>Recall</w:t>
+              <w:t>Mean CV AP</w:t>
             </w:r>
           </w:p>
         </w:tc>
         <w:tc>
           <w:tcPr>
-            <w:tcW w:type="dxa" w:w="1440"/>
+            <w:tcW w:type="dxa" w:w="2131"/>
+            <w:vAlign w:val="center"/>
             <w:tcBorders>
               <w:top w:val="single" w:sz="4" w:color="D9D9D9"/>
               <w:left w:val="single" w:sz="4" w:color="D9D9D9"/>
@@ -1165,30 +1395,36 @@
               <w:right w:val="single" w:sz="4" w:color="D9D9D9"/>
             </w:tcBorders>
             <w:tcMar>
-              <w:top w:w="90" w:type="dxa"/>
-              <w:left w:w="90" w:type="dxa"/>
-              <w:bottom w:w="90" w:type="dxa"/>
-              <w:right w:w="90" w:type="dxa"/>
+              <w:top w:w="85" w:type="dxa"/>
+              <w:left w:w="85" w:type="dxa"/>
+              <w:bottom w:w="85" w:type="dxa"/>
+              <w:right w:w="85" w:type="dxa"/>
             </w:tcMar>
-            <w:shd w:fill="DFE8EE"/>
+            <w:shd w:fill="DDE7EE"/>
           </w:tcPr>
           <w:p>
             <w:pPr>
               <w:keepNext/>
-              <w:spacing w:after="60"/>
+              <w:spacing w:after="40" w:line="247" w:lineRule="auto"/>
             </w:pPr>
             <w:r>
               <w:rPr>
                 <w:b/>
-                <w:sz w:val="19"/>
+                <w:sz w:val="18"/>
               </w:rPr>
-              <w:t>F1</w:t>
+              <w:t>Fold SD</w:t>
             </w:r>
           </w:p>
         </w:tc>
+      </w:tr>
+      <w:tr>
+        <w:trPr>
+          <w:cantSplit/>
+        </w:trPr>
         <w:tc>
           <w:tcPr>
-            <w:tcW w:type="dxa" w:w="1872"/>
+            <w:tcW w:type="dxa" w:w="4176"/>
+            <w:vAlign w:val="center"/>
             <w:tcBorders>
               <w:top w:val="single" w:sz="4" w:color="D9D9D9"/>
               <w:left w:val="single" w:sz="4" w:color="D9D9D9"/>
@@ -1196,32 +1432,30 @@
               <w:right w:val="single" w:sz="4" w:color="D9D9D9"/>
             </w:tcBorders>
             <w:tcMar>
-              <w:top w:w="90" w:type="dxa"/>
-              <w:left w:w="90" w:type="dxa"/>
-              <w:bottom w:w="90" w:type="dxa"/>
-              <w:right w:w="90" w:type="dxa"/>
+              <w:top w:w="85" w:type="dxa"/>
+              <w:left w:w="85" w:type="dxa"/>
+              <w:bottom w:w="85" w:type="dxa"/>
+              <w:right w:w="85" w:type="dxa"/>
             </w:tcMar>
-            <w:shd w:fill="DFE8EE"/>
           </w:tcPr>
           <w:p>
             <w:pPr>
               <w:keepNext/>
-              <w:spacing w:after="60"/>
+              <w:spacing w:after="40" w:line="247" w:lineRule="auto"/>
             </w:pPr>
             <w:r>
               <w:rPr>
-                <w:b/>
-                <w:sz w:val="19"/>
+                <w:b w:val="0"/>
+                <w:sz w:val="18"/>
               </w:rPr>
-              <w:t>Average precision</w:t>
+              <w:t>Logistic text</w:t>
             </w:r>
           </w:p>
         </w:tc>
-      </w:tr>
-      <w:tr>
         <w:tc>
           <w:tcPr>
-            <w:tcW w:type="dxa" w:w="3528"/>
+            <w:tcW w:type="dxa" w:w="1584"/>
+            <w:vAlign w:val="center"/>
             <w:tcBorders>
               <w:top w:val="single" w:sz="4" w:color="D9D9D9"/>
               <w:left w:val="single" w:sz="4" w:color="D9D9D9"/>
@@ -1229,29 +1463,30 @@
               <w:right w:val="single" w:sz="4" w:color="D9D9D9"/>
             </w:tcBorders>
             <w:tcMar>
-              <w:top w:w="90" w:type="dxa"/>
-              <w:left w:w="90" w:type="dxa"/>
-              <w:bottom w:w="90" w:type="dxa"/>
-              <w:right w:w="90" w:type="dxa"/>
+              <w:top w:w="85" w:type="dxa"/>
+              <w:left w:w="85" w:type="dxa"/>
+              <w:bottom w:w="85" w:type="dxa"/>
+              <w:right w:w="85" w:type="dxa"/>
             </w:tcMar>
           </w:tcPr>
           <w:p>
             <w:pPr>
               <w:keepNext/>
-              <w:spacing w:after="60"/>
+              <w:spacing w:after="40" w:line="247" w:lineRule="auto"/>
             </w:pPr>
             <w:r>
               <w:rPr>
                 <w:b w:val="0"/>
-                <w:sz w:val="19"/>
+                <w:sz w:val="18"/>
               </w:rPr>
-              <w:t>Logistic regression</w:t>
+              <w:t>0.5</w:t>
             </w:r>
           </w:p>
         </w:tc>
         <w:tc>
           <w:tcPr>
-            <w:tcW w:type="dxa" w:w="1584"/>
+            <w:tcW w:type="dxa" w:w="2160"/>
+            <w:vAlign w:val="center"/>
             <w:tcBorders>
               <w:top w:val="single" w:sz="4" w:color="D9D9D9"/>
               <w:left w:val="single" w:sz="4" w:color="D9D9D9"/>
@@ -1259,29 +1494,30 @@
               <w:right w:val="single" w:sz="4" w:color="D9D9D9"/>
             </w:tcBorders>
             <w:tcMar>
-              <w:top w:w="90" w:type="dxa"/>
-              <w:left w:w="90" w:type="dxa"/>
-              <w:bottom w:w="90" w:type="dxa"/>
-              <w:right w:w="90" w:type="dxa"/>
+              <w:top w:w="85" w:type="dxa"/>
+              <w:left w:w="85" w:type="dxa"/>
+              <w:bottom w:w="85" w:type="dxa"/>
+              <w:right w:w="85" w:type="dxa"/>
             </w:tcMar>
           </w:tcPr>
           <w:p>
             <w:pPr>
               <w:keepNext/>
-              <w:spacing w:after="60"/>
+              <w:spacing w:after="40" w:line="247" w:lineRule="auto"/>
             </w:pPr>
             <w:r>
               <w:rPr>
                 <w:b w:val="0"/>
-                <w:sz w:val="19"/>
+                <w:sz w:val="18"/>
               </w:rPr>
-              <w:t>0.820</w:t>
+              <w:t>0.7619</w:t>
             </w:r>
           </w:p>
         </w:tc>
         <w:tc>
           <w:tcPr>
-            <w:tcW w:type="dxa" w:w="1512"/>
+            <w:tcW w:type="dxa" w:w="2131"/>
+            <w:vAlign w:val="center"/>
             <w:tcBorders>
               <w:top w:val="single" w:sz="4" w:color="D9D9D9"/>
               <w:left w:val="single" w:sz="4" w:color="D9D9D9"/>
@@ -1289,29 +1525,35 @@
               <w:right w:val="single" w:sz="4" w:color="D9D9D9"/>
             </w:tcBorders>
             <w:tcMar>
-              <w:top w:w="90" w:type="dxa"/>
-              <w:left w:w="90" w:type="dxa"/>
-              <w:bottom w:w="90" w:type="dxa"/>
-              <w:right w:w="90" w:type="dxa"/>
+              <w:top w:w="85" w:type="dxa"/>
+              <w:left w:w="85" w:type="dxa"/>
+              <w:bottom w:w="85" w:type="dxa"/>
+              <w:right w:w="85" w:type="dxa"/>
             </w:tcMar>
           </w:tcPr>
           <w:p>
             <w:pPr>
               <w:keepNext/>
-              <w:spacing w:after="60"/>
+              <w:spacing w:after="40" w:line="247" w:lineRule="auto"/>
             </w:pPr>
             <w:r>
               <w:rPr>
                 <w:b w:val="0"/>
-                <w:sz w:val="19"/>
+                <w:sz w:val="18"/>
               </w:rPr>
-              <w:t>0.719</w:t>
+              <w:t>0.0152</w:t>
             </w:r>
           </w:p>
         </w:tc>
+      </w:tr>
+      <w:tr>
+        <w:trPr>
+          <w:cantSplit/>
+        </w:trPr>
         <w:tc>
           <w:tcPr>
-            <w:tcW w:type="dxa" w:w="1440"/>
+            <w:tcW w:type="dxa" w:w="4176"/>
+            <w:vAlign w:val="center"/>
             <w:tcBorders>
               <w:top w:val="single" w:sz="4" w:color="D9D9D9"/>
               <w:left w:val="single" w:sz="4" w:color="D9D9D9"/>
@@ -1319,29 +1561,31 @@
               <w:right w:val="single" w:sz="4" w:color="D9D9D9"/>
             </w:tcBorders>
             <w:tcMar>
-              <w:top w:w="90" w:type="dxa"/>
-              <w:left w:w="90" w:type="dxa"/>
-              <w:bottom w:w="90" w:type="dxa"/>
-              <w:right w:w="90" w:type="dxa"/>
+              <w:top w:w="85" w:type="dxa"/>
+              <w:left w:w="85" w:type="dxa"/>
+              <w:bottom w:w="85" w:type="dxa"/>
+              <w:right w:w="85" w:type="dxa"/>
             </w:tcMar>
+            <w:shd w:fill="F4F6F8"/>
           </w:tcPr>
           <w:p>
             <w:pPr>
               <w:keepNext/>
-              <w:spacing w:after="60"/>
+              <w:spacing w:after="40" w:line="247" w:lineRule="auto"/>
             </w:pPr>
             <w:r>
               <w:rPr>
                 <w:b w:val="0"/>
-                <w:sz w:val="19"/>
+                <w:sz w:val="18"/>
               </w:rPr>
-              <w:t>0.766</w:t>
+              <w:t>Logistic text</w:t>
             </w:r>
           </w:p>
         </w:tc>
         <w:tc>
           <w:tcPr>
-            <w:tcW w:type="dxa" w:w="1872"/>
+            <w:tcW w:type="dxa" w:w="1584"/>
+            <w:vAlign w:val="center"/>
             <w:tcBorders>
               <w:top w:val="single" w:sz="4" w:color="D9D9D9"/>
               <w:left w:val="single" w:sz="4" w:color="D9D9D9"/>
@@ -1349,31 +1593,31 @@
               <w:right w:val="single" w:sz="4" w:color="D9D9D9"/>
             </w:tcBorders>
             <w:tcMar>
-              <w:top w:w="90" w:type="dxa"/>
-              <w:left w:w="90" w:type="dxa"/>
-              <w:bottom w:w="90" w:type="dxa"/>
-              <w:right w:w="90" w:type="dxa"/>
+              <w:top w:w="85" w:type="dxa"/>
+              <w:left w:w="85" w:type="dxa"/>
+              <w:bottom w:w="85" w:type="dxa"/>
+              <w:right w:w="85" w:type="dxa"/>
             </w:tcMar>
+            <w:shd w:fill="F4F6F8"/>
           </w:tcPr>
           <w:p>
             <w:pPr>
               <w:keepNext/>
-              <w:spacing w:after="60"/>
+              <w:spacing w:after="40" w:line="247" w:lineRule="auto"/>
             </w:pPr>
             <w:r>
               <w:rPr>
                 <w:b w:val="0"/>
-                <w:sz w:val="19"/>
+                <w:sz w:val="18"/>
               </w:rPr>
-              <w:t>0.785</w:t>
+              <w:t>1.0</w:t>
             </w:r>
           </w:p>
         </w:tc>
-      </w:tr>
-      <w:tr>
         <w:tc>
           <w:tcPr>
-            <w:tcW w:type="dxa" w:w="3528"/>
+            <w:tcW w:type="dxa" w:w="2160"/>
+            <w:vAlign w:val="center"/>
             <w:tcBorders>
               <w:top w:val="single" w:sz="4" w:color="D9D9D9"/>
               <w:left w:val="single" w:sz="4" w:color="D9D9D9"/>
@@ -1381,30 +1625,31 @@
               <w:right w:val="single" w:sz="4" w:color="D9D9D9"/>
             </w:tcBorders>
             <w:tcMar>
-              <w:top w:w="90" w:type="dxa"/>
-              <w:left w:w="90" w:type="dxa"/>
-              <w:bottom w:w="90" w:type="dxa"/>
-              <w:right w:w="90" w:type="dxa"/>
+              <w:top w:w="85" w:type="dxa"/>
+              <w:left w:w="85" w:type="dxa"/>
+              <w:bottom w:w="85" w:type="dxa"/>
+              <w:right w:w="85" w:type="dxa"/>
             </w:tcMar>
-            <w:shd w:fill="F5F7F9"/>
+            <w:shd w:fill="F4F6F8"/>
           </w:tcPr>
           <w:p>
             <w:pPr>
               <w:keepNext/>
-              <w:spacing w:after="60"/>
+              <w:spacing w:after="40" w:line="247" w:lineRule="auto"/>
             </w:pPr>
             <w:r>
               <w:rPr>
                 <w:b w:val="0"/>
-                <w:sz w:val="19"/>
+                <w:sz w:val="18"/>
               </w:rPr>
-              <w:t>Multinomial naive Bayes</w:t>
+              <w:t>0.7733</w:t>
             </w:r>
           </w:p>
         </w:tc>
         <w:tc>
           <w:tcPr>
-            <w:tcW w:type="dxa" w:w="1584"/>
+            <w:tcW w:type="dxa" w:w="2131"/>
+            <w:vAlign w:val="center"/>
             <w:tcBorders>
               <w:top w:val="single" w:sz="4" w:color="D9D9D9"/>
               <w:left w:val="single" w:sz="4" w:color="D9D9D9"/>
@@ -1412,30 +1657,36 @@
               <w:right w:val="single" w:sz="4" w:color="D9D9D9"/>
             </w:tcBorders>
             <w:tcMar>
-              <w:top w:w="90" w:type="dxa"/>
-              <w:left w:w="90" w:type="dxa"/>
-              <w:bottom w:w="90" w:type="dxa"/>
-              <w:right w:w="90" w:type="dxa"/>
+              <w:top w:w="85" w:type="dxa"/>
+              <w:left w:w="85" w:type="dxa"/>
+              <w:bottom w:w="85" w:type="dxa"/>
+              <w:right w:w="85" w:type="dxa"/>
             </w:tcMar>
-            <w:shd w:fill="F5F7F9"/>
+            <w:shd w:fill="F4F6F8"/>
           </w:tcPr>
           <w:p>
             <w:pPr>
               <w:keepNext/>
-              <w:spacing w:after="60"/>
+              <w:spacing w:after="40" w:line="247" w:lineRule="auto"/>
             </w:pPr>
             <w:r>
               <w:rPr>
                 <w:b w:val="0"/>
-                <w:sz w:val="19"/>
+                <w:sz w:val="18"/>
               </w:rPr>
-              <w:t>0.796</w:t>
+              <w:t>0.0157</w:t>
             </w:r>
           </w:p>
         </w:tc>
+      </w:tr>
+      <w:tr>
+        <w:trPr>
+          <w:cantSplit/>
+        </w:trPr>
         <w:tc>
           <w:tcPr>
-            <w:tcW w:type="dxa" w:w="1512"/>
+            <w:tcW w:type="dxa" w:w="4176"/>
+            <w:vAlign w:val="center"/>
             <w:tcBorders>
               <w:top w:val="single" w:sz="4" w:color="D9D9D9"/>
               <w:left w:val="single" w:sz="4" w:color="D9D9D9"/>
@@ -1443,30 +1694,30 @@
               <w:right w:val="single" w:sz="4" w:color="D9D9D9"/>
             </w:tcBorders>
             <w:tcMar>
-              <w:top w:w="90" w:type="dxa"/>
-              <w:left w:w="90" w:type="dxa"/>
-              <w:bottom w:w="90" w:type="dxa"/>
-              <w:right w:w="90" w:type="dxa"/>
+              <w:top w:w="85" w:type="dxa"/>
+              <w:left w:w="85" w:type="dxa"/>
+              <w:bottom w:w="85" w:type="dxa"/>
+              <w:right w:w="85" w:type="dxa"/>
             </w:tcMar>
-            <w:shd w:fill="F5F7F9"/>
           </w:tcPr>
           <w:p>
             <w:pPr>
               <w:keepNext/>
-              <w:spacing w:after="60"/>
+              <w:spacing w:after="40" w:line="247" w:lineRule="auto"/>
             </w:pPr>
             <w:r>
               <w:rPr>
                 <w:b w:val="0"/>
-                <w:sz w:val="19"/>
+                <w:sz w:val="18"/>
               </w:rPr>
-              <w:t>0.719</w:t>
+              <w:t>Logistic text</w:t>
             </w:r>
           </w:p>
         </w:tc>
         <w:tc>
           <w:tcPr>
-            <w:tcW w:type="dxa" w:w="1440"/>
+            <w:tcW w:type="dxa" w:w="1584"/>
+            <w:vAlign w:val="center"/>
             <w:tcBorders>
               <w:top w:val="single" w:sz="4" w:color="D9D9D9"/>
               <w:left w:val="single" w:sz="4" w:color="D9D9D9"/>
@@ -1474,30 +1725,30 @@
               <w:right w:val="single" w:sz="4" w:color="D9D9D9"/>
             </w:tcBorders>
             <w:tcMar>
-              <w:top w:w="90" w:type="dxa"/>
-              <w:left w:w="90" w:type="dxa"/>
-              <w:bottom w:w="90" w:type="dxa"/>
-              <w:right w:w="90" w:type="dxa"/>
+              <w:top w:w="85" w:type="dxa"/>
+              <w:left w:w="85" w:type="dxa"/>
+              <w:bottom w:w="85" w:type="dxa"/>
+              <w:right w:w="85" w:type="dxa"/>
             </w:tcMar>
-            <w:shd w:fill="F5F7F9"/>
           </w:tcPr>
           <w:p>
             <w:pPr>
               <w:keepNext/>
-              <w:spacing w:after="60"/>
+              <w:spacing w:after="40" w:line="247" w:lineRule="auto"/>
             </w:pPr>
             <w:r>
               <w:rPr>
                 <w:b w:val="0"/>
-                <w:sz w:val="19"/>
+                <w:sz w:val="18"/>
               </w:rPr>
-              <w:t>0.756</w:t>
+              <w:t>2.0</w:t>
             </w:r>
           </w:p>
         </w:tc>
         <w:tc>
           <w:tcPr>
-            <w:tcW w:type="dxa" w:w="1872"/>
+            <w:tcW w:type="dxa" w:w="2160"/>
+            <w:vAlign w:val="center"/>
             <w:tcBorders>
               <w:top w:val="single" w:sz="4" w:color="D9D9D9"/>
               <w:left w:val="single" w:sz="4" w:color="D9D9D9"/>
@@ -1505,32 +1756,30 @@
               <w:right w:val="single" w:sz="4" w:color="D9D9D9"/>
             </w:tcBorders>
             <w:tcMar>
-              <w:top w:w="90" w:type="dxa"/>
-              <w:left w:w="90" w:type="dxa"/>
-              <w:bottom w:w="90" w:type="dxa"/>
-              <w:right w:w="90" w:type="dxa"/>
+              <w:top w:w="85" w:type="dxa"/>
+              <w:left w:w="85" w:type="dxa"/>
+              <w:bottom w:w="85" w:type="dxa"/>
+              <w:right w:w="85" w:type="dxa"/>
             </w:tcMar>
-            <w:shd w:fill="F5F7F9"/>
           </w:tcPr>
           <w:p>
             <w:pPr>
               <w:keepNext/>
-              <w:spacing w:after="60"/>
+              <w:spacing w:after="40" w:line="247" w:lineRule="auto"/>
             </w:pPr>
             <w:r>
               <w:rPr>
                 <w:b w:val="0"/>
-                <w:sz w:val="19"/>
+                <w:sz w:val="18"/>
               </w:rPr>
-              <w:t>0.781</w:t>
+              <w:t>0.7806</w:t>
             </w:r>
           </w:p>
         </w:tc>
-      </w:tr>
-      <w:tr>
         <w:tc>
           <w:tcPr>
-            <w:tcW w:type="dxa" w:w="3528"/>
+            <w:tcW w:type="dxa" w:w="2131"/>
+            <w:vAlign w:val="center"/>
             <w:tcBorders>
               <w:top w:val="single" w:sz="4" w:color="D9D9D9"/>
               <w:left w:val="single" w:sz="4" w:color="D9D9D9"/>
@@ -1538,28 +1787,35 @@
               <w:right w:val="single" w:sz="4" w:color="D9D9D9"/>
             </w:tcBorders>
             <w:tcMar>
-              <w:top w:w="90" w:type="dxa"/>
-              <w:left w:w="90" w:type="dxa"/>
-              <w:bottom w:w="90" w:type="dxa"/>
-              <w:right w:w="90" w:type="dxa"/>
+              <w:top w:w="85" w:type="dxa"/>
+              <w:left w:w="85" w:type="dxa"/>
+              <w:bottom w:w="85" w:type="dxa"/>
+              <w:right w:w="85" w:type="dxa"/>
             </w:tcMar>
           </w:tcPr>
           <w:p>
             <w:pPr>
-              <w:spacing w:after="60"/>
+              <w:keepNext/>
+              <w:spacing w:after="40" w:line="247" w:lineRule="auto"/>
             </w:pPr>
             <w:r>
               <w:rPr>
                 <w:b w:val="0"/>
-                <w:sz w:val="19"/>
+                <w:sz w:val="18"/>
               </w:rPr>
-              <w:t>Prior baseline</w:t>
+              <w:t>0.0160</w:t>
             </w:r>
           </w:p>
         </w:tc>
+      </w:tr>
+      <w:tr>
+        <w:trPr>
+          <w:cantSplit/>
+        </w:trPr>
         <w:tc>
           <w:tcPr>
-            <w:tcW w:type="dxa" w:w="1584"/>
+            <w:tcW w:type="dxa" w:w="4176"/>
+            <w:vAlign w:val="center"/>
             <w:tcBorders>
               <w:top w:val="single" w:sz="4" w:color="D9D9D9"/>
               <w:left w:val="single" w:sz="4" w:color="D9D9D9"/>
@@ -1567,28 +1823,31 @@
               <w:right w:val="single" w:sz="4" w:color="D9D9D9"/>
             </w:tcBorders>
             <w:tcMar>
-              <w:top w:w="90" w:type="dxa"/>
-              <w:left w:w="90" w:type="dxa"/>
-              <w:bottom w:w="90" w:type="dxa"/>
-              <w:right w:w="90" w:type="dxa"/>
+              <w:top w:w="85" w:type="dxa"/>
+              <w:left w:w="85" w:type="dxa"/>
+              <w:bottom w:w="85" w:type="dxa"/>
+              <w:right w:w="85" w:type="dxa"/>
             </w:tcMar>
+            <w:shd w:fill="F4F6F8"/>
           </w:tcPr>
           <w:p>
             <w:pPr>
-              <w:spacing w:after="60"/>
+              <w:keepNext/>
+              <w:spacing w:after="40" w:line="247" w:lineRule="auto"/>
             </w:pPr>
             <w:r>
               <w:rPr>
                 <w:b w:val="0"/>
-                <w:sz w:val="19"/>
+                <w:sz w:val="18"/>
               </w:rPr>
-              <w:t>0.000</w:t>
+              <w:t>Naive Bayes</w:t>
             </w:r>
           </w:p>
         </w:tc>
         <w:tc>
           <w:tcPr>
-            <w:tcW w:type="dxa" w:w="1512"/>
+            <w:tcW w:type="dxa" w:w="1584"/>
+            <w:vAlign w:val="center"/>
             <w:tcBorders>
               <w:top w:val="single" w:sz="4" w:color="D9D9D9"/>
               <w:left w:val="single" w:sz="4" w:color="D9D9D9"/>
@@ -1596,28 +1855,31 @@
               <w:right w:val="single" w:sz="4" w:color="D9D9D9"/>
             </w:tcBorders>
             <w:tcMar>
-              <w:top w:w="90" w:type="dxa"/>
-              <w:left w:w="90" w:type="dxa"/>
-              <w:bottom w:w="90" w:type="dxa"/>
-              <w:right w:w="90" w:type="dxa"/>
+              <w:top w:w="85" w:type="dxa"/>
+              <w:left w:w="85" w:type="dxa"/>
+              <w:bottom w:w="85" w:type="dxa"/>
+              <w:right w:w="85" w:type="dxa"/>
             </w:tcMar>
+            <w:shd w:fill="F4F6F8"/>
           </w:tcPr>
           <w:p>
             <w:pPr>
-              <w:spacing w:after="60"/>
+              <w:keepNext/>
+              <w:spacing w:after="40" w:line="247" w:lineRule="auto"/>
             </w:pPr>
             <w:r>
               <w:rPr>
                 <w:b w:val="0"/>
-                <w:sz w:val="19"/>
+                <w:sz w:val="18"/>
               </w:rPr>
-              <w:t>0.000</w:t>
+              <w:t>0.5</w:t>
             </w:r>
           </w:p>
         </w:tc>
         <w:tc>
           <w:tcPr>
-            <w:tcW w:type="dxa" w:w="1440"/>
+            <w:tcW w:type="dxa" w:w="2160"/>
+            <w:vAlign w:val="center"/>
             <w:tcBorders>
               <w:top w:val="single" w:sz="4" w:color="D9D9D9"/>
               <w:left w:val="single" w:sz="4" w:color="D9D9D9"/>
@@ -1625,28 +1887,31 @@
               <w:right w:val="single" w:sz="4" w:color="D9D9D9"/>
             </w:tcBorders>
             <w:tcMar>
-              <w:top w:w="90" w:type="dxa"/>
-              <w:left w:w="90" w:type="dxa"/>
-              <w:bottom w:w="90" w:type="dxa"/>
-              <w:right w:w="90" w:type="dxa"/>
+              <w:top w:w="85" w:type="dxa"/>
+              <w:left w:w="85" w:type="dxa"/>
+              <w:bottom w:w="85" w:type="dxa"/>
+              <w:right w:w="85" w:type="dxa"/>
             </w:tcMar>
+            <w:shd w:fill="F4F6F8"/>
           </w:tcPr>
           <w:p>
             <w:pPr>
-              <w:spacing w:after="60"/>
+              <w:keepNext/>
+              <w:spacing w:after="40" w:line="247" w:lineRule="auto"/>
             </w:pPr>
             <w:r>
               <w:rPr>
                 <w:b w:val="0"/>
-                <w:sz w:val="19"/>
+                <w:sz w:val="18"/>
               </w:rPr>
-              <w:t>0.000</w:t>
+              <w:t>0.7461</w:t>
             </w:r>
           </w:p>
         </w:tc>
         <w:tc>
           <w:tcPr>
-            <w:tcW w:type="dxa" w:w="1872"/>
+            <w:tcW w:type="dxa" w:w="2131"/>
+            <w:vAlign w:val="center"/>
             <w:tcBorders>
               <w:top w:val="single" w:sz="4" w:color="D9D9D9"/>
               <w:left w:val="single" w:sz="4" w:color="D9D9D9"/>
@@ -1654,22 +1919,1091 @@
               <w:right w:val="single" w:sz="4" w:color="D9D9D9"/>
             </w:tcBorders>
             <w:tcMar>
-              <w:top w:w="90" w:type="dxa"/>
-              <w:left w:w="90" w:type="dxa"/>
-              <w:bottom w:w="90" w:type="dxa"/>
-              <w:right w:w="90" w:type="dxa"/>
+              <w:top w:w="85" w:type="dxa"/>
+              <w:left w:w="85" w:type="dxa"/>
+              <w:bottom w:w="85" w:type="dxa"/>
+              <w:right w:w="85" w:type="dxa"/>
+            </w:tcMar>
+            <w:shd w:fill="F4F6F8"/>
+          </w:tcPr>
+          <w:p>
+            <w:pPr>
+              <w:keepNext/>
+              <w:spacing w:after="40" w:line="247" w:lineRule="auto"/>
+            </w:pPr>
+            <w:r>
+              <w:rPr>
+                <w:b w:val="0"/>
+                <w:sz w:val="18"/>
+              </w:rPr>
+              <w:t>0.0284</w:t>
+            </w:r>
+          </w:p>
+        </w:tc>
+      </w:tr>
+      <w:tr>
+        <w:trPr>
+          <w:cantSplit/>
+        </w:trPr>
+        <w:tc>
+          <w:tcPr>
+            <w:tcW w:type="dxa" w:w="4176"/>
+            <w:vAlign w:val="center"/>
+            <w:tcBorders>
+              <w:top w:val="single" w:sz="4" w:color="D9D9D9"/>
+              <w:left w:val="single" w:sz="4" w:color="D9D9D9"/>
+              <w:bottom w:val="single" w:sz="4" w:color="D9D9D9"/>
+              <w:right w:val="single" w:sz="4" w:color="D9D9D9"/>
+            </w:tcBorders>
+            <w:tcMar>
+              <w:top w:w="85" w:type="dxa"/>
+              <w:left w:w="85" w:type="dxa"/>
+              <w:bottom w:w="85" w:type="dxa"/>
+              <w:right w:w="85" w:type="dxa"/>
             </w:tcMar>
           </w:tcPr>
           <w:p>
             <w:pPr>
-              <w:spacing w:after="60"/>
+              <w:keepNext/>
+              <w:spacing w:after="40" w:line="247" w:lineRule="auto"/>
             </w:pPr>
             <w:r>
               <w:rPr>
                 <w:b w:val="0"/>
-                <w:sz w:val="19"/>
+                <w:sz w:val="18"/>
               </w:rPr>
-              <w:t>0.429</w:t>
+              <w:t>Naive Bayes</w:t>
+            </w:r>
+          </w:p>
+        </w:tc>
+        <w:tc>
+          <w:tcPr>
+            <w:tcW w:type="dxa" w:w="1584"/>
+            <w:vAlign w:val="center"/>
+            <w:tcBorders>
+              <w:top w:val="single" w:sz="4" w:color="D9D9D9"/>
+              <w:left w:val="single" w:sz="4" w:color="D9D9D9"/>
+              <w:bottom w:val="single" w:sz="4" w:color="D9D9D9"/>
+              <w:right w:val="single" w:sz="4" w:color="D9D9D9"/>
+            </w:tcBorders>
+            <w:tcMar>
+              <w:top w:w="85" w:type="dxa"/>
+              <w:left w:w="85" w:type="dxa"/>
+              <w:bottom w:w="85" w:type="dxa"/>
+              <w:right w:w="85" w:type="dxa"/>
+            </w:tcMar>
+          </w:tcPr>
+          <w:p>
+            <w:pPr>
+              <w:keepNext/>
+              <w:spacing w:after="40" w:line="247" w:lineRule="auto"/>
+            </w:pPr>
+            <w:r>
+              <w:rPr>
+                <w:b w:val="0"/>
+                <w:sz w:val="18"/>
+              </w:rPr>
+              <w:t>1.0</w:t>
+            </w:r>
+          </w:p>
+        </w:tc>
+        <w:tc>
+          <w:tcPr>
+            <w:tcW w:type="dxa" w:w="2160"/>
+            <w:vAlign w:val="center"/>
+            <w:tcBorders>
+              <w:top w:val="single" w:sz="4" w:color="D9D9D9"/>
+              <w:left w:val="single" w:sz="4" w:color="D9D9D9"/>
+              <w:bottom w:val="single" w:sz="4" w:color="D9D9D9"/>
+              <w:right w:val="single" w:sz="4" w:color="D9D9D9"/>
+            </w:tcBorders>
+            <w:tcMar>
+              <w:top w:w="85" w:type="dxa"/>
+              <w:left w:w="85" w:type="dxa"/>
+              <w:bottom w:w="85" w:type="dxa"/>
+              <w:right w:w="85" w:type="dxa"/>
+            </w:tcMar>
+          </w:tcPr>
+          <w:p>
+            <w:pPr>
+              <w:keepNext/>
+              <w:spacing w:after="40" w:line="247" w:lineRule="auto"/>
+            </w:pPr>
+            <w:r>
+              <w:rPr>
+                <w:b w:val="0"/>
+                <w:sz w:val="18"/>
+              </w:rPr>
+              <w:t>0.6769</w:t>
+            </w:r>
+          </w:p>
+        </w:tc>
+        <w:tc>
+          <w:tcPr>
+            <w:tcW w:type="dxa" w:w="2131"/>
+            <w:vAlign w:val="center"/>
+            <w:tcBorders>
+              <w:top w:val="single" w:sz="4" w:color="D9D9D9"/>
+              <w:left w:val="single" w:sz="4" w:color="D9D9D9"/>
+              <w:bottom w:val="single" w:sz="4" w:color="D9D9D9"/>
+              <w:right w:val="single" w:sz="4" w:color="D9D9D9"/>
+            </w:tcBorders>
+            <w:tcMar>
+              <w:top w:w="85" w:type="dxa"/>
+              <w:left w:w="85" w:type="dxa"/>
+              <w:bottom w:w="85" w:type="dxa"/>
+              <w:right w:w="85" w:type="dxa"/>
+            </w:tcMar>
+          </w:tcPr>
+          <w:p>
+            <w:pPr>
+              <w:keepNext/>
+              <w:spacing w:after="40" w:line="247" w:lineRule="auto"/>
+            </w:pPr>
+            <w:r>
+              <w:rPr>
+                <w:b w:val="0"/>
+                <w:sz w:val="18"/>
+              </w:rPr>
+              <w:t>0.0311</w:t>
+            </w:r>
+          </w:p>
+        </w:tc>
+      </w:tr>
+      <w:tr>
+        <w:trPr>
+          <w:cantSplit/>
+        </w:trPr>
+        <w:tc>
+          <w:tcPr>
+            <w:tcW w:type="dxa" w:w="4176"/>
+            <w:vAlign w:val="center"/>
+            <w:tcBorders>
+              <w:top w:val="single" w:sz="4" w:color="D9D9D9"/>
+              <w:left w:val="single" w:sz="4" w:color="D9D9D9"/>
+              <w:bottom w:val="single" w:sz="4" w:color="D9D9D9"/>
+              <w:right w:val="single" w:sz="4" w:color="D9D9D9"/>
+            </w:tcBorders>
+            <w:tcMar>
+              <w:top w:w="85" w:type="dxa"/>
+              <w:left w:w="85" w:type="dxa"/>
+              <w:bottom w:w="85" w:type="dxa"/>
+              <w:right w:w="85" w:type="dxa"/>
+            </w:tcMar>
+            <w:shd w:fill="F4F6F8"/>
+          </w:tcPr>
+          <w:p>
+            <w:pPr>
+              <w:keepNext/>
+              <w:spacing w:after="40" w:line="247" w:lineRule="auto"/>
+            </w:pPr>
+            <w:r>
+              <w:rPr>
+                <w:b w:val="0"/>
+                <w:sz w:val="18"/>
+              </w:rPr>
+              <w:t>Logistic text plus style</w:t>
+            </w:r>
+          </w:p>
+        </w:tc>
+        <w:tc>
+          <w:tcPr>
+            <w:tcW w:type="dxa" w:w="1584"/>
+            <w:vAlign w:val="center"/>
+            <w:tcBorders>
+              <w:top w:val="single" w:sz="4" w:color="D9D9D9"/>
+              <w:left w:val="single" w:sz="4" w:color="D9D9D9"/>
+              <w:bottom w:val="single" w:sz="4" w:color="D9D9D9"/>
+              <w:right w:val="single" w:sz="4" w:color="D9D9D9"/>
+            </w:tcBorders>
+            <w:tcMar>
+              <w:top w:w="85" w:type="dxa"/>
+              <w:left w:w="85" w:type="dxa"/>
+              <w:bottom w:w="85" w:type="dxa"/>
+              <w:right w:w="85" w:type="dxa"/>
+            </w:tcMar>
+            <w:shd w:fill="F4F6F8"/>
+          </w:tcPr>
+          <w:p>
+            <w:pPr>
+              <w:keepNext/>
+              <w:spacing w:after="40" w:line="247" w:lineRule="auto"/>
+            </w:pPr>
+            <w:r>
+              <w:rPr>
+                <w:b w:val="0"/>
+                <w:sz w:val="18"/>
+              </w:rPr>
+              <w:t>0.5</w:t>
+            </w:r>
+          </w:p>
+        </w:tc>
+        <w:tc>
+          <w:tcPr>
+            <w:tcW w:type="dxa" w:w="2160"/>
+            <w:vAlign w:val="center"/>
+            <w:tcBorders>
+              <w:top w:val="single" w:sz="4" w:color="D9D9D9"/>
+              <w:left w:val="single" w:sz="4" w:color="D9D9D9"/>
+              <w:bottom w:val="single" w:sz="4" w:color="D9D9D9"/>
+              <w:right w:val="single" w:sz="4" w:color="D9D9D9"/>
+            </w:tcBorders>
+            <w:tcMar>
+              <w:top w:w="85" w:type="dxa"/>
+              <w:left w:w="85" w:type="dxa"/>
+              <w:bottom w:w="85" w:type="dxa"/>
+              <w:right w:w="85" w:type="dxa"/>
+            </w:tcMar>
+            <w:shd w:fill="F4F6F8"/>
+          </w:tcPr>
+          <w:p>
+            <w:pPr>
+              <w:keepNext/>
+              <w:spacing w:after="40" w:line="247" w:lineRule="auto"/>
+            </w:pPr>
+            <w:r>
+              <w:rPr>
+                <w:b w:val="0"/>
+                <w:sz w:val="18"/>
+              </w:rPr>
+              <w:t>0.7548</w:t>
+            </w:r>
+          </w:p>
+        </w:tc>
+        <w:tc>
+          <w:tcPr>
+            <w:tcW w:type="dxa" w:w="2131"/>
+            <w:vAlign w:val="center"/>
+            <w:tcBorders>
+              <w:top w:val="single" w:sz="4" w:color="D9D9D9"/>
+              <w:left w:val="single" w:sz="4" w:color="D9D9D9"/>
+              <w:bottom w:val="single" w:sz="4" w:color="D9D9D9"/>
+              <w:right w:val="single" w:sz="4" w:color="D9D9D9"/>
+            </w:tcBorders>
+            <w:tcMar>
+              <w:top w:w="85" w:type="dxa"/>
+              <w:left w:w="85" w:type="dxa"/>
+              <w:bottom w:w="85" w:type="dxa"/>
+              <w:right w:w="85" w:type="dxa"/>
+            </w:tcMar>
+            <w:shd w:fill="F4F6F8"/>
+          </w:tcPr>
+          <w:p>
+            <w:pPr>
+              <w:keepNext/>
+              <w:spacing w:after="40" w:line="247" w:lineRule="auto"/>
+            </w:pPr>
+            <w:r>
+              <w:rPr>
+                <w:b w:val="0"/>
+                <w:sz w:val="18"/>
+              </w:rPr>
+              <w:t>0.0109</w:t>
+            </w:r>
+          </w:p>
+        </w:tc>
+      </w:tr>
+      <w:tr>
+        <w:trPr>
+          <w:cantSplit/>
+        </w:trPr>
+        <w:tc>
+          <w:tcPr>
+            <w:tcW w:type="dxa" w:w="4176"/>
+            <w:vAlign w:val="center"/>
+            <w:tcBorders>
+              <w:top w:val="single" w:sz="4" w:color="D9D9D9"/>
+              <w:left w:val="single" w:sz="4" w:color="D9D9D9"/>
+              <w:bottom w:val="single" w:sz="4" w:color="D9D9D9"/>
+              <w:right w:val="single" w:sz="4" w:color="D9D9D9"/>
+            </w:tcBorders>
+            <w:tcMar>
+              <w:top w:w="85" w:type="dxa"/>
+              <w:left w:w="85" w:type="dxa"/>
+              <w:bottom w:w="85" w:type="dxa"/>
+              <w:right w:w="85" w:type="dxa"/>
+            </w:tcMar>
+          </w:tcPr>
+          <w:p>
+            <w:pPr>
+              <w:keepNext/>
+              <w:spacing w:after="40" w:line="247" w:lineRule="auto"/>
+            </w:pPr>
+            <w:r>
+              <w:rPr>
+                <w:b w:val="0"/>
+                <w:sz w:val="18"/>
+              </w:rPr>
+              <w:t>Logistic text plus style</w:t>
+            </w:r>
+          </w:p>
+        </w:tc>
+        <w:tc>
+          <w:tcPr>
+            <w:tcW w:type="dxa" w:w="1584"/>
+            <w:vAlign w:val="center"/>
+            <w:tcBorders>
+              <w:top w:val="single" w:sz="4" w:color="D9D9D9"/>
+              <w:left w:val="single" w:sz="4" w:color="D9D9D9"/>
+              <w:bottom w:val="single" w:sz="4" w:color="D9D9D9"/>
+              <w:right w:val="single" w:sz="4" w:color="D9D9D9"/>
+            </w:tcBorders>
+            <w:tcMar>
+              <w:top w:w="85" w:type="dxa"/>
+              <w:left w:w="85" w:type="dxa"/>
+              <w:bottom w:w="85" w:type="dxa"/>
+              <w:right w:w="85" w:type="dxa"/>
+            </w:tcMar>
+          </w:tcPr>
+          <w:p>
+            <w:pPr>
+              <w:keepNext/>
+              <w:spacing w:after="40" w:line="247" w:lineRule="auto"/>
+            </w:pPr>
+            <w:r>
+              <w:rPr>
+                <w:b w:val="0"/>
+                <w:sz w:val="18"/>
+              </w:rPr>
+              <w:t>1.0</w:t>
+            </w:r>
+          </w:p>
+        </w:tc>
+        <w:tc>
+          <w:tcPr>
+            <w:tcW w:type="dxa" w:w="2160"/>
+            <w:vAlign w:val="center"/>
+            <w:tcBorders>
+              <w:top w:val="single" w:sz="4" w:color="D9D9D9"/>
+              <w:left w:val="single" w:sz="4" w:color="D9D9D9"/>
+              <w:bottom w:val="single" w:sz="4" w:color="D9D9D9"/>
+              <w:right w:val="single" w:sz="4" w:color="D9D9D9"/>
+            </w:tcBorders>
+            <w:tcMar>
+              <w:top w:w="85" w:type="dxa"/>
+              <w:left w:w="85" w:type="dxa"/>
+              <w:bottom w:w="85" w:type="dxa"/>
+              <w:right w:w="85" w:type="dxa"/>
+            </w:tcMar>
+          </w:tcPr>
+          <w:p>
+            <w:pPr>
+              <w:keepNext/>
+              <w:spacing w:after="40" w:line="247" w:lineRule="auto"/>
+            </w:pPr>
+            <w:r>
+              <w:rPr>
+                <w:b w:val="0"/>
+                <w:sz w:val="18"/>
+              </w:rPr>
+              <w:t>0.7689</w:t>
+            </w:r>
+          </w:p>
+        </w:tc>
+        <w:tc>
+          <w:tcPr>
+            <w:tcW w:type="dxa" w:w="2131"/>
+            <w:vAlign w:val="center"/>
+            <w:tcBorders>
+              <w:top w:val="single" w:sz="4" w:color="D9D9D9"/>
+              <w:left w:val="single" w:sz="4" w:color="D9D9D9"/>
+              <w:bottom w:val="single" w:sz="4" w:color="D9D9D9"/>
+              <w:right w:val="single" w:sz="4" w:color="D9D9D9"/>
+            </w:tcBorders>
+            <w:tcMar>
+              <w:top w:w="85" w:type="dxa"/>
+              <w:left w:w="85" w:type="dxa"/>
+              <w:bottom w:w="85" w:type="dxa"/>
+              <w:right w:w="85" w:type="dxa"/>
+            </w:tcMar>
+          </w:tcPr>
+          <w:p>
+            <w:pPr>
+              <w:keepNext/>
+              <w:spacing w:after="40" w:line="247" w:lineRule="auto"/>
+            </w:pPr>
+            <w:r>
+              <w:rPr>
+                <w:b w:val="0"/>
+                <w:sz w:val="18"/>
+              </w:rPr>
+              <w:t>0.0121</w:t>
+            </w:r>
+          </w:p>
+        </w:tc>
+      </w:tr>
+      <w:tr>
+        <w:trPr>
+          <w:cantSplit/>
+        </w:trPr>
+        <w:tc>
+          <w:tcPr>
+            <w:tcW w:type="dxa" w:w="4176"/>
+            <w:vAlign w:val="center"/>
+            <w:tcBorders>
+              <w:top w:val="single" w:sz="4" w:color="D9D9D9"/>
+              <w:left w:val="single" w:sz="4" w:color="D9D9D9"/>
+              <w:bottom w:val="single" w:sz="4" w:color="D9D9D9"/>
+              <w:right w:val="single" w:sz="4" w:color="D9D9D9"/>
+            </w:tcBorders>
+            <w:tcMar>
+              <w:top w:w="85" w:type="dxa"/>
+              <w:left w:w="85" w:type="dxa"/>
+              <w:bottom w:w="85" w:type="dxa"/>
+              <w:right w:w="85" w:type="dxa"/>
+            </w:tcMar>
+            <w:shd w:fill="F4F6F8"/>
+          </w:tcPr>
+          <w:p>
+            <w:pPr>
+              <w:spacing w:after="40" w:line="247" w:lineRule="auto"/>
+            </w:pPr>
+            <w:r>
+              <w:rPr>
+                <w:b w:val="0"/>
+                <w:sz w:val="18"/>
+              </w:rPr>
+              <w:t>Logistic text plus style</w:t>
+            </w:r>
+          </w:p>
+        </w:tc>
+        <w:tc>
+          <w:tcPr>
+            <w:tcW w:type="dxa" w:w="1584"/>
+            <w:vAlign w:val="center"/>
+            <w:tcBorders>
+              <w:top w:val="single" w:sz="4" w:color="D9D9D9"/>
+              <w:left w:val="single" w:sz="4" w:color="D9D9D9"/>
+              <w:bottom w:val="single" w:sz="4" w:color="D9D9D9"/>
+              <w:right w:val="single" w:sz="4" w:color="D9D9D9"/>
+            </w:tcBorders>
+            <w:tcMar>
+              <w:top w:w="85" w:type="dxa"/>
+              <w:left w:w="85" w:type="dxa"/>
+              <w:bottom w:w="85" w:type="dxa"/>
+              <w:right w:w="85" w:type="dxa"/>
+            </w:tcMar>
+            <w:shd w:fill="F4F6F8"/>
+          </w:tcPr>
+          <w:p>
+            <w:pPr>
+              <w:spacing w:after="40" w:line="247" w:lineRule="auto"/>
+            </w:pPr>
+            <w:r>
+              <w:rPr>
+                <w:b w:val="0"/>
+                <w:sz w:val="18"/>
+              </w:rPr>
+              <w:t>2.0</w:t>
+            </w:r>
+          </w:p>
+        </w:tc>
+        <w:tc>
+          <w:tcPr>
+            <w:tcW w:type="dxa" w:w="2160"/>
+            <w:vAlign w:val="center"/>
+            <w:tcBorders>
+              <w:top w:val="single" w:sz="4" w:color="D9D9D9"/>
+              <w:left w:val="single" w:sz="4" w:color="D9D9D9"/>
+              <w:bottom w:val="single" w:sz="4" w:color="D9D9D9"/>
+              <w:right w:val="single" w:sz="4" w:color="D9D9D9"/>
+            </w:tcBorders>
+            <w:tcMar>
+              <w:top w:w="85" w:type="dxa"/>
+              <w:left w:w="85" w:type="dxa"/>
+              <w:bottom w:w="85" w:type="dxa"/>
+              <w:right w:w="85" w:type="dxa"/>
+            </w:tcMar>
+            <w:shd w:fill="F4F6F8"/>
+          </w:tcPr>
+          <w:p>
+            <w:pPr>
+              <w:spacing w:after="40" w:line="247" w:lineRule="auto"/>
+            </w:pPr>
+            <w:r>
+              <w:rPr>
+                <w:b w:val="0"/>
+                <w:sz w:val="18"/>
+              </w:rPr>
+              <w:t>0.7776</w:t>
+            </w:r>
+          </w:p>
+        </w:tc>
+        <w:tc>
+          <w:tcPr>
+            <w:tcW w:type="dxa" w:w="2131"/>
+            <w:vAlign w:val="center"/>
+            <w:tcBorders>
+              <w:top w:val="single" w:sz="4" w:color="D9D9D9"/>
+              <w:left w:val="single" w:sz="4" w:color="D9D9D9"/>
+              <w:bottom w:val="single" w:sz="4" w:color="D9D9D9"/>
+              <w:right w:val="single" w:sz="4" w:color="D9D9D9"/>
+            </w:tcBorders>
+            <w:tcMar>
+              <w:top w:w="85" w:type="dxa"/>
+              <w:left w:w="85" w:type="dxa"/>
+              <w:bottom w:w="85" w:type="dxa"/>
+              <w:right w:w="85" w:type="dxa"/>
+            </w:tcMar>
+            <w:shd w:fill="F4F6F8"/>
+          </w:tcPr>
+          <w:p>
+            <w:pPr>
+              <w:spacing w:after="40" w:line="247" w:lineRule="auto"/>
+            </w:pPr>
+            <w:r>
+              <w:rPr>
+                <w:b w:val="0"/>
+                <w:sz w:val="18"/>
+              </w:rPr>
+              <w:t>0.0129</w:t>
+            </w:r>
+          </w:p>
+        </w:tc>
+      </w:tr>
+    </w:tbl>
+    <w:p>
+      <w:pPr>
+        <w:spacing w:after="0"/>
+      </w:pPr>
+    </w:p>
+    <w:p>
+      <w:pPr>
+        <w:pStyle w:val="Heading1"/>
+      </w:pPr>
+      <w:r>
+        <w:t>Validation model and threshold selection</w:t>
+      </w:r>
+    </w:p>
+    <w:tbl>
+      <w:tblPr>
+        <w:tblW w:type="auto" w:w="0"/>
+        <w:tblLayout w:type="fixed"/>
+        <w:tblLook w:firstColumn="1" w:firstRow="1" w:lastColumn="0" w:lastRow="0" w:noHBand="0" w:noVBand="1" w:val="04A0"/>
+      </w:tblPr>
+      <w:tblGrid>
+        <w:gridCol w:w="3744"/>
+        <w:gridCol w:w="2304"/>
+        <w:gridCol w:w="1728"/>
+        <w:gridCol w:w="2275"/>
+      </w:tblGrid>
+      <w:tr>
+        <w:trPr>
+          <w:tblHeader/>
+          <w:cantSplit/>
+        </w:trPr>
+        <w:tc>
+          <w:tcPr>
+            <w:tcW w:type="dxa" w:w="3744"/>
+            <w:vAlign w:val="center"/>
+            <w:tcBorders>
+              <w:top w:val="single" w:sz="4" w:color="D9D9D9"/>
+              <w:left w:val="single" w:sz="4" w:color="D9D9D9"/>
+              <w:bottom w:val="single" w:sz="4" w:color="D9D9D9"/>
+              <w:right w:val="single" w:sz="4" w:color="D9D9D9"/>
+            </w:tcBorders>
+            <w:tcMar>
+              <w:top w:w="85" w:type="dxa"/>
+              <w:left w:w="85" w:type="dxa"/>
+              <w:bottom w:w="85" w:type="dxa"/>
+              <w:right w:w="85" w:type="dxa"/>
+            </w:tcMar>
+            <w:shd w:fill="DDE7EE"/>
+          </w:tcPr>
+          <w:p>
+            <w:pPr>
+              <w:keepNext/>
+              <w:spacing w:after="40" w:line="247" w:lineRule="auto"/>
+            </w:pPr>
+            <w:r>
+              <w:rPr>
+                <w:b/>
+                <w:sz w:val="18"/>
+              </w:rPr>
+              <w:t>Model</w:t>
+            </w:r>
+          </w:p>
+        </w:tc>
+        <w:tc>
+          <w:tcPr>
+            <w:tcW w:type="dxa" w:w="2304"/>
+            <w:vAlign w:val="center"/>
+            <w:tcBorders>
+              <w:top w:val="single" w:sz="4" w:color="D9D9D9"/>
+              <w:left w:val="single" w:sz="4" w:color="D9D9D9"/>
+              <w:bottom w:val="single" w:sz="4" w:color="D9D9D9"/>
+              <w:right w:val="single" w:sz="4" w:color="D9D9D9"/>
+            </w:tcBorders>
+            <w:tcMar>
+              <w:top w:w="85" w:type="dxa"/>
+              <w:left w:w="85" w:type="dxa"/>
+              <w:bottom w:w="85" w:type="dxa"/>
+              <w:right w:w="85" w:type="dxa"/>
+            </w:tcMar>
+            <w:shd w:fill="DDE7EE"/>
+          </w:tcPr>
+          <w:p>
+            <w:pPr>
+              <w:keepNext/>
+              <w:spacing w:after="40" w:line="247" w:lineRule="auto"/>
+            </w:pPr>
+            <w:r>
+              <w:rPr>
+                <w:b/>
+                <w:sz w:val="18"/>
+              </w:rPr>
+              <w:t>Validation AP</w:t>
+            </w:r>
+          </w:p>
+        </w:tc>
+        <w:tc>
+          <w:tcPr>
+            <w:tcW w:type="dxa" w:w="1728"/>
+            <w:vAlign w:val="center"/>
+            <w:tcBorders>
+              <w:top w:val="single" w:sz="4" w:color="D9D9D9"/>
+              <w:left w:val="single" w:sz="4" w:color="D9D9D9"/>
+              <w:bottom w:val="single" w:sz="4" w:color="D9D9D9"/>
+              <w:right w:val="single" w:sz="4" w:color="D9D9D9"/>
+            </w:tcBorders>
+            <w:tcMar>
+              <w:top w:w="85" w:type="dxa"/>
+              <w:left w:w="85" w:type="dxa"/>
+              <w:bottom w:w="85" w:type="dxa"/>
+              <w:right w:w="85" w:type="dxa"/>
+            </w:tcMar>
+            <w:shd w:fill="DDE7EE"/>
+          </w:tcPr>
+          <w:p>
+            <w:pPr>
+              <w:keepNext/>
+              <w:spacing w:after="40" w:line="247" w:lineRule="auto"/>
+            </w:pPr>
+            <w:r>
+              <w:rPr>
+                <w:b/>
+                <w:sz w:val="18"/>
+              </w:rPr>
+              <w:t>Threshold</w:t>
+            </w:r>
+          </w:p>
+        </w:tc>
+        <w:tc>
+          <w:tcPr>
+            <w:tcW w:type="dxa" w:w="2275"/>
+            <w:vAlign w:val="center"/>
+            <w:tcBorders>
+              <w:top w:val="single" w:sz="4" w:color="D9D9D9"/>
+              <w:left w:val="single" w:sz="4" w:color="D9D9D9"/>
+              <w:bottom w:val="single" w:sz="4" w:color="D9D9D9"/>
+              <w:right w:val="single" w:sz="4" w:color="D9D9D9"/>
+            </w:tcBorders>
+            <w:tcMar>
+              <w:top w:w="85" w:type="dxa"/>
+              <w:left w:w="85" w:type="dxa"/>
+              <w:bottom w:w="85" w:type="dxa"/>
+              <w:right w:w="85" w:type="dxa"/>
+            </w:tcMar>
+            <w:shd w:fill="DDE7EE"/>
+          </w:tcPr>
+          <w:p>
+            <w:pPr>
+              <w:keepNext/>
+              <w:spacing w:after="40" w:line="247" w:lineRule="auto"/>
+            </w:pPr>
+            <w:r>
+              <w:rPr>
+                <w:b/>
+                <w:sz w:val="18"/>
+              </w:rPr>
+              <w:t>Validation F1</w:t>
+            </w:r>
+          </w:p>
+        </w:tc>
+      </w:tr>
+      <w:tr>
+        <w:trPr>
+          <w:cantSplit/>
+        </w:trPr>
+        <w:tc>
+          <w:tcPr>
+            <w:tcW w:type="dxa" w:w="3744"/>
+            <w:vAlign w:val="center"/>
+            <w:tcBorders>
+              <w:top w:val="single" w:sz="4" w:color="D9D9D9"/>
+              <w:left w:val="single" w:sz="4" w:color="D9D9D9"/>
+              <w:bottom w:val="single" w:sz="4" w:color="D9D9D9"/>
+              <w:right w:val="single" w:sz="4" w:color="D9D9D9"/>
+            </w:tcBorders>
+            <w:tcMar>
+              <w:top w:w="85" w:type="dxa"/>
+              <w:left w:w="85" w:type="dxa"/>
+              <w:bottom w:w="85" w:type="dxa"/>
+              <w:right w:w="85" w:type="dxa"/>
+            </w:tcMar>
+          </w:tcPr>
+          <w:p>
+            <w:pPr>
+              <w:keepNext/>
+              <w:spacing w:after="40" w:line="247" w:lineRule="auto"/>
+            </w:pPr>
+            <w:r>
+              <w:rPr>
+                <w:b w:val="0"/>
+                <w:sz w:val="18"/>
+              </w:rPr>
+              <w:t>Logistic text</w:t>
+            </w:r>
+          </w:p>
+        </w:tc>
+        <w:tc>
+          <w:tcPr>
+            <w:tcW w:type="dxa" w:w="2304"/>
+            <w:vAlign w:val="center"/>
+            <w:tcBorders>
+              <w:top w:val="single" w:sz="4" w:color="D9D9D9"/>
+              <w:left w:val="single" w:sz="4" w:color="D9D9D9"/>
+              <w:bottom w:val="single" w:sz="4" w:color="D9D9D9"/>
+              <w:right w:val="single" w:sz="4" w:color="D9D9D9"/>
+            </w:tcBorders>
+            <w:tcMar>
+              <w:top w:w="85" w:type="dxa"/>
+              <w:left w:w="85" w:type="dxa"/>
+              <w:bottom w:w="85" w:type="dxa"/>
+              <w:right w:w="85" w:type="dxa"/>
+            </w:tcMar>
+          </w:tcPr>
+          <w:p>
+            <w:pPr>
+              <w:keepNext/>
+              <w:spacing w:after="40" w:line="247" w:lineRule="auto"/>
+            </w:pPr>
+            <w:r>
+              <w:rPr>
+                <w:b w:val="0"/>
+                <w:sz w:val="18"/>
+              </w:rPr>
+              <w:t>0.8302</w:t>
+            </w:r>
+          </w:p>
+        </w:tc>
+        <w:tc>
+          <w:tcPr>
+            <w:tcW w:type="dxa" w:w="1728"/>
+            <w:vAlign w:val="center"/>
+            <w:tcBorders>
+              <w:top w:val="single" w:sz="4" w:color="D9D9D9"/>
+              <w:left w:val="single" w:sz="4" w:color="D9D9D9"/>
+              <w:bottom w:val="single" w:sz="4" w:color="D9D9D9"/>
+              <w:right w:val="single" w:sz="4" w:color="D9D9D9"/>
+            </w:tcBorders>
+            <w:tcMar>
+              <w:top w:w="85" w:type="dxa"/>
+              <w:left w:w="85" w:type="dxa"/>
+              <w:bottom w:w="85" w:type="dxa"/>
+              <w:right w:w="85" w:type="dxa"/>
+            </w:tcMar>
+          </w:tcPr>
+          <w:p>
+            <w:pPr>
+              <w:keepNext/>
+              <w:spacing w:after="40" w:line="247" w:lineRule="auto"/>
+            </w:pPr>
+            <w:r>
+              <w:rPr>
+                <w:b w:val="0"/>
+                <w:sz w:val="18"/>
+              </w:rPr>
+              <w:t>0.575</w:t>
+            </w:r>
+          </w:p>
+        </w:tc>
+        <w:tc>
+          <w:tcPr>
+            <w:tcW w:type="dxa" w:w="2275"/>
+            <w:vAlign w:val="center"/>
+            <w:tcBorders>
+              <w:top w:val="single" w:sz="4" w:color="D9D9D9"/>
+              <w:left w:val="single" w:sz="4" w:color="D9D9D9"/>
+              <w:bottom w:val="single" w:sz="4" w:color="D9D9D9"/>
+              <w:right w:val="single" w:sz="4" w:color="D9D9D9"/>
+            </w:tcBorders>
+            <w:tcMar>
+              <w:top w:w="85" w:type="dxa"/>
+              <w:left w:w="85" w:type="dxa"/>
+              <w:bottom w:w="85" w:type="dxa"/>
+              <w:right w:w="85" w:type="dxa"/>
+            </w:tcMar>
+          </w:tcPr>
+          <w:p>
+            <w:pPr>
+              <w:keepNext/>
+              <w:spacing w:after="40" w:line="247" w:lineRule="auto"/>
+            </w:pPr>
+            <w:r>
+              <w:rPr>
+                <w:b w:val="0"/>
+                <w:sz w:val="18"/>
+              </w:rPr>
+              <w:t>0.7589</w:t>
+            </w:r>
+          </w:p>
+        </w:tc>
+      </w:tr>
+      <w:tr>
+        <w:trPr>
+          <w:cantSplit/>
+        </w:trPr>
+        <w:tc>
+          <w:tcPr>
+            <w:tcW w:type="dxa" w:w="3744"/>
+            <w:vAlign w:val="center"/>
+            <w:tcBorders>
+              <w:top w:val="single" w:sz="4" w:color="D9D9D9"/>
+              <w:left w:val="single" w:sz="4" w:color="D9D9D9"/>
+              <w:bottom w:val="single" w:sz="4" w:color="D9D9D9"/>
+              <w:right w:val="single" w:sz="4" w:color="D9D9D9"/>
+            </w:tcBorders>
+            <w:tcMar>
+              <w:top w:w="85" w:type="dxa"/>
+              <w:left w:w="85" w:type="dxa"/>
+              <w:bottom w:w="85" w:type="dxa"/>
+              <w:right w:w="85" w:type="dxa"/>
+            </w:tcMar>
+            <w:shd w:fill="F4F6F8"/>
+          </w:tcPr>
+          <w:p>
+            <w:pPr>
+              <w:keepNext/>
+              <w:spacing w:after="40" w:line="247" w:lineRule="auto"/>
+            </w:pPr>
+            <w:r>
+              <w:rPr>
+                <w:b w:val="0"/>
+                <w:sz w:val="18"/>
+              </w:rPr>
+              <w:t>Naive Bayes</w:t>
+            </w:r>
+          </w:p>
+        </w:tc>
+        <w:tc>
+          <w:tcPr>
+            <w:tcW w:type="dxa" w:w="2304"/>
+            <w:vAlign w:val="center"/>
+            <w:tcBorders>
+              <w:top w:val="single" w:sz="4" w:color="D9D9D9"/>
+              <w:left w:val="single" w:sz="4" w:color="D9D9D9"/>
+              <w:bottom w:val="single" w:sz="4" w:color="D9D9D9"/>
+              <w:right w:val="single" w:sz="4" w:color="D9D9D9"/>
+            </w:tcBorders>
+            <w:tcMar>
+              <w:top w:w="85" w:type="dxa"/>
+              <w:left w:w="85" w:type="dxa"/>
+              <w:bottom w:w="85" w:type="dxa"/>
+              <w:right w:w="85" w:type="dxa"/>
+            </w:tcMar>
+            <w:shd w:fill="F4F6F8"/>
+          </w:tcPr>
+          <w:p>
+            <w:pPr>
+              <w:keepNext/>
+              <w:spacing w:after="40" w:line="247" w:lineRule="auto"/>
+            </w:pPr>
+            <w:r>
+              <w:rPr>
+                <w:b w:val="0"/>
+                <w:sz w:val="18"/>
+              </w:rPr>
+              <w:t>0.8119</w:t>
+            </w:r>
+          </w:p>
+        </w:tc>
+        <w:tc>
+          <w:tcPr>
+            <w:tcW w:type="dxa" w:w="1728"/>
+            <w:vAlign w:val="center"/>
+            <w:tcBorders>
+              <w:top w:val="single" w:sz="4" w:color="D9D9D9"/>
+              <w:left w:val="single" w:sz="4" w:color="D9D9D9"/>
+              <w:bottom w:val="single" w:sz="4" w:color="D9D9D9"/>
+              <w:right w:val="single" w:sz="4" w:color="D9D9D9"/>
+            </w:tcBorders>
+            <w:tcMar>
+              <w:top w:w="85" w:type="dxa"/>
+              <w:left w:w="85" w:type="dxa"/>
+              <w:bottom w:w="85" w:type="dxa"/>
+              <w:right w:w="85" w:type="dxa"/>
+            </w:tcMar>
+            <w:shd w:fill="F4F6F8"/>
+          </w:tcPr>
+          <w:p>
+            <w:pPr>
+              <w:keepNext/>
+              <w:spacing w:after="40" w:line="247" w:lineRule="auto"/>
+            </w:pPr>
+            <w:r>
+              <w:rPr>
+                <w:b w:val="0"/>
+                <w:sz w:val="18"/>
+              </w:rPr>
+              <w:t>0.150</w:t>
+            </w:r>
+          </w:p>
+        </w:tc>
+        <w:tc>
+          <w:tcPr>
+            <w:tcW w:type="dxa" w:w="2275"/>
+            <w:vAlign w:val="center"/>
+            <w:tcBorders>
+              <w:top w:val="single" w:sz="4" w:color="D9D9D9"/>
+              <w:left w:val="single" w:sz="4" w:color="D9D9D9"/>
+              <w:bottom w:val="single" w:sz="4" w:color="D9D9D9"/>
+              <w:right w:val="single" w:sz="4" w:color="D9D9D9"/>
+            </w:tcBorders>
+            <w:tcMar>
+              <w:top w:w="85" w:type="dxa"/>
+              <w:left w:w="85" w:type="dxa"/>
+              <w:bottom w:w="85" w:type="dxa"/>
+              <w:right w:w="85" w:type="dxa"/>
+            </w:tcMar>
+            <w:shd w:fill="F4F6F8"/>
+          </w:tcPr>
+          <w:p>
+            <w:pPr>
+              <w:keepNext/>
+              <w:spacing w:after="40" w:line="247" w:lineRule="auto"/>
+            </w:pPr>
+            <w:r>
+              <w:rPr>
+                <w:b w:val="0"/>
+                <w:sz w:val="18"/>
+              </w:rPr>
+              <w:t>0.7312</w:t>
+            </w:r>
+          </w:p>
+        </w:tc>
+      </w:tr>
+      <w:tr>
+        <w:trPr>
+          <w:cantSplit/>
+        </w:trPr>
+        <w:tc>
+          <w:tcPr>
+            <w:tcW w:type="dxa" w:w="3744"/>
+            <w:vAlign w:val="center"/>
+            <w:tcBorders>
+              <w:top w:val="single" w:sz="4" w:color="D9D9D9"/>
+              <w:left w:val="single" w:sz="4" w:color="D9D9D9"/>
+              <w:bottom w:val="single" w:sz="4" w:color="D9D9D9"/>
+              <w:right w:val="single" w:sz="4" w:color="D9D9D9"/>
+            </w:tcBorders>
+            <w:tcMar>
+              <w:top w:w="85" w:type="dxa"/>
+              <w:left w:w="85" w:type="dxa"/>
+              <w:bottom w:w="85" w:type="dxa"/>
+              <w:right w:w="85" w:type="dxa"/>
+            </w:tcMar>
+          </w:tcPr>
+          <w:p>
+            <w:pPr>
+              <w:spacing w:after="40" w:line="247" w:lineRule="auto"/>
+            </w:pPr>
+            <w:r>
+              <w:rPr>
+                <w:b w:val="0"/>
+                <w:sz w:val="18"/>
+              </w:rPr>
+              <w:t>Logistic text plus style</w:t>
+            </w:r>
+          </w:p>
+        </w:tc>
+        <w:tc>
+          <w:tcPr>
+            <w:tcW w:type="dxa" w:w="2304"/>
+            <w:vAlign w:val="center"/>
+            <w:tcBorders>
+              <w:top w:val="single" w:sz="4" w:color="D9D9D9"/>
+              <w:left w:val="single" w:sz="4" w:color="D9D9D9"/>
+              <w:bottom w:val="single" w:sz="4" w:color="D9D9D9"/>
+              <w:right w:val="single" w:sz="4" w:color="D9D9D9"/>
+            </w:tcBorders>
+            <w:tcMar>
+              <w:top w:w="85" w:type="dxa"/>
+              <w:left w:w="85" w:type="dxa"/>
+              <w:bottom w:w="85" w:type="dxa"/>
+              <w:right w:w="85" w:type="dxa"/>
+            </w:tcMar>
+          </w:tcPr>
+          <w:p>
+            <w:pPr>
+              <w:spacing w:after="40" w:line="247" w:lineRule="auto"/>
+            </w:pPr>
+            <w:r>
+              <w:rPr>
+                <w:b w:val="0"/>
+                <w:sz w:val="18"/>
+              </w:rPr>
+              <w:t>0.8292</w:t>
+            </w:r>
+          </w:p>
+        </w:tc>
+        <w:tc>
+          <w:tcPr>
+            <w:tcW w:type="dxa" w:w="1728"/>
+            <w:vAlign w:val="center"/>
+            <w:tcBorders>
+              <w:top w:val="single" w:sz="4" w:color="D9D9D9"/>
+              <w:left w:val="single" w:sz="4" w:color="D9D9D9"/>
+              <w:bottom w:val="single" w:sz="4" w:color="D9D9D9"/>
+              <w:right w:val="single" w:sz="4" w:color="D9D9D9"/>
+            </w:tcBorders>
+            <w:tcMar>
+              <w:top w:w="85" w:type="dxa"/>
+              <w:left w:w="85" w:type="dxa"/>
+              <w:bottom w:w="85" w:type="dxa"/>
+              <w:right w:w="85" w:type="dxa"/>
+            </w:tcMar>
+          </w:tcPr>
+          <w:p>
+            <w:pPr>
+              <w:spacing w:after="40" w:line="247" w:lineRule="auto"/>
+            </w:pPr>
+            <w:r>
+              <w:rPr>
+                <w:b w:val="0"/>
+                <w:sz w:val="18"/>
+              </w:rPr>
+              <w:t>0.525</w:t>
+            </w:r>
+          </w:p>
+        </w:tc>
+        <w:tc>
+          <w:tcPr>
+            <w:tcW w:type="dxa" w:w="2275"/>
+            <w:vAlign w:val="center"/>
+            <w:tcBorders>
+              <w:top w:val="single" w:sz="4" w:color="D9D9D9"/>
+              <w:left w:val="single" w:sz="4" w:color="D9D9D9"/>
+              <w:bottom w:val="single" w:sz="4" w:color="D9D9D9"/>
+              <w:right w:val="single" w:sz="4" w:color="D9D9D9"/>
+            </w:tcBorders>
+            <w:tcMar>
+              <w:top w:w="85" w:type="dxa"/>
+              <w:left w:w="85" w:type="dxa"/>
+              <w:bottom w:w="85" w:type="dxa"/>
+              <w:right w:w="85" w:type="dxa"/>
+            </w:tcMar>
+          </w:tcPr>
+          <w:p>
+            <w:pPr>
+              <w:spacing w:after="40" w:line="247" w:lineRule="auto"/>
+            </w:pPr>
+            <w:r>
+              <w:rPr>
+                <w:b w:val="0"/>
+                <w:sz w:val="18"/>
+              </w:rPr>
+              <w:t>0.7577</w:t>
             </w:r>
           </w:p>
         </w:tc>
@@ -1682,7 +3016,54 @@
     </w:p>
     <w:p>
       <w:r>
-        <w:t>The prior baseline achieves accuracy of 0.571 while finding no positive reviews at threshold 0.5. This illustrates why accuracy is insufficient. Logistic regression performs slightly better than naive Bayes in the artificial holdout, but the difference is small and is not accompanied by a paired product clustered significance analysis. A real data winner cannot be inferred from these numbers.</w:t>
+        <w:t>Each winning candidate is refitted on the training partition only and scored on validation. Model family is selected using validation AP. Within each family, thresholds from 0.05 to 0.95 in steps of 0.025 are compared using validation F1. Ties use the first threshold in the grid. The chosen model and threshold remain frozen for the test evaluation. There is no refit on train plus validation, no test guided tuning and no trial of multiple random seeds to seek a favorable holdout.</w:t>
+      </w:r>
+    </w:p>
+    <w:p>
+      <w:pPr>
+        <w:keepNext/>
+      </w:pPr>
+      <w:r>
+        <w:drawing>
+          <wp:inline xmlns:a="http://schemas.openxmlformats.org/drawingml/2006/main" xmlns:pic="http://schemas.openxmlformats.org/drawingml/2006/picture">
+            <wp:extent cx="5897880" cy="2972438"/>
+            <wp:docPr id="1" name="Picture 1"/>
+            <wp:cNvGraphicFramePr>
+              <a:graphicFrameLocks noChangeAspect="1"/>
+            </wp:cNvGraphicFramePr>
+            <a:graphic>
+              <a:graphicData uri="http://schemas.openxmlformats.org/drawingml/2006/picture">
+                <pic:pic>
+                  <pic:nvPicPr>
+                    <pic:cNvPr id="0" name="thresholds.png"/>
+                    <pic:cNvPicPr/>
+                  </pic:nvPicPr>
+                  <pic:blipFill>
+                    <a:blip r:embed="rId11"/>
+                    <a:stretch>
+                      <a:fillRect/>
+                    </a:stretch>
+                  </pic:blipFill>
+                  <pic:spPr>
+                    <a:xfrm>
+                      <a:off x="0" y="0"/>
+                      <a:ext cx="5897880" cy="2972438"/>
+                    </a:xfrm>
+                    <a:prstGeom prst="rect"/>
+                  </pic:spPr>
+                </pic:pic>
+              </a:graphicData>
+            </a:graphic>
+          </wp:inline>
+        </w:drawing>
+      </w:r>
+    </w:p>
+    <w:p>
+      <w:pPr>
+        <w:pStyle w:val="Caption"/>
+      </w:pPr>
+      <w:r>
+        <w:t>Figure 1  Actual validation threshold tradeoff for the selected model</w:t>
       </w:r>
     </w:p>
     <w:p>
@@ -1690,17 +3071,1196 @@
         <w:pStyle w:val="Heading1"/>
       </w:pPr>
       <w:r>
-        <w:t>Overfitting underfitting and robustness</w:t>
+        <w:t>Metrics and measured test results</w:t>
+      </w:r>
+    </w:p>
+    <w:tbl>
+      <w:tblPr>
+        <w:tblW w:type="auto" w:w="0"/>
+        <w:tblLayout w:type="fixed"/>
+        <w:tblLook w:firstColumn="1" w:firstRow="1" w:lastColumn="0" w:lastRow="0" w:noHBand="0" w:noVBand="1" w:val="04A0"/>
+      </w:tblPr>
+      <w:tblGrid>
+        <w:gridCol w:w="3571"/>
+        <w:gridCol w:w="1296"/>
+        <w:gridCol w:w="1296"/>
+        <w:gridCol w:w="1296"/>
+        <w:gridCol w:w="1296"/>
+        <w:gridCol w:w="1296"/>
+      </w:tblGrid>
+      <w:tr>
+        <w:trPr>
+          <w:tblHeader/>
+          <w:cantSplit/>
+        </w:trPr>
+        <w:tc>
+          <w:tcPr>
+            <w:tcW w:type="dxa" w:w="3571"/>
+            <w:vAlign w:val="center"/>
+            <w:tcBorders>
+              <w:top w:val="single" w:sz="4" w:color="D9D9D9"/>
+              <w:left w:val="single" w:sz="4" w:color="D9D9D9"/>
+              <w:bottom w:val="single" w:sz="4" w:color="D9D9D9"/>
+              <w:right w:val="single" w:sz="4" w:color="D9D9D9"/>
+            </w:tcBorders>
+            <w:tcMar>
+              <w:top w:w="85" w:type="dxa"/>
+              <w:left w:w="85" w:type="dxa"/>
+              <w:bottom w:w="85" w:type="dxa"/>
+              <w:right w:w="85" w:type="dxa"/>
+            </w:tcMar>
+            <w:shd w:fill="DDE7EE"/>
+          </w:tcPr>
+          <w:p>
+            <w:pPr>
+              <w:keepNext/>
+              <w:spacing w:after="40" w:line="247" w:lineRule="auto"/>
+            </w:pPr>
+            <w:r>
+              <w:rPr>
+                <w:b/>
+                <w:sz w:val="18"/>
+              </w:rPr>
+              <w:t>Model</w:t>
+            </w:r>
+          </w:p>
+        </w:tc>
+        <w:tc>
+          <w:tcPr>
+            <w:tcW w:type="dxa" w:w="1296"/>
+            <w:vAlign w:val="center"/>
+            <w:tcBorders>
+              <w:top w:val="single" w:sz="4" w:color="D9D9D9"/>
+              <w:left w:val="single" w:sz="4" w:color="D9D9D9"/>
+              <w:bottom w:val="single" w:sz="4" w:color="D9D9D9"/>
+              <w:right w:val="single" w:sz="4" w:color="D9D9D9"/>
+            </w:tcBorders>
+            <w:tcMar>
+              <w:top w:w="85" w:type="dxa"/>
+              <w:left w:w="85" w:type="dxa"/>
+              <w:bottom w:w="85" w:type="dxa"/>
+              <w:right w:w="85" w:type="dxa"/>
+            </w:tcMar>
+            <w:shd w:fill="DDE7EE"/>
+          </w:tcPr>
+          <w:p>
+            <w:pPr>
+              <w:keepNext/>
+              <w:spacing w:after="40" w:line="247" w:lineRule="auto"/>
+            </w:pPr>
+            <w:r>
+              <w:rPr>
+                <w:b/>
+                <w:sz w:val="18"/>
+              </w:rPr>
+              <w:t>Precision</w:t>
+            </w:r>
+          </w:p>
+        </w:tc>
+        <w:tc>
+          <w:tcPr>
+            <w:tcW w:type="dxa" w:w="1296"/>
+            <w:vAlign w:val="center"/>
+            <w:tcBorders>
+              <w:top w:val="single" w:sz="4" w:color="D9D9D9"/>
+              <w:left w:val="single" w:sz="4" w:color="D9D9D9"/>
+              <w:bottom w:val="single" w:sz="4" w:color="D9D9D9"/>
+              <w:right w:val="single" w:sz="4" w:color="D9D9D9"/>
+            </w:tcBorders>
+            <w:tcMar>
+              <w:top w:w="85" w:type="dxa"/>
+              <w:left w:w="85" w:type="dxa"/>
+              <w:bottom w:w="85" w:type="dxa"/>
+              <w:right w:w="85" w:type="dxa"/>
+            </w:tcMar>
+            <w:shd w:fill="DDE7EE"/>
+          </w:tcPr>
+          <w:p>
+            <w:pPr>
+              <w:keepNext/>
+              <w:spacing w:after="40" w:line="247" w:lineRule="auto"/>
+            </w:pPr>
+            <w:r>
+              <w:rPr>
+                <w:b/>
+                <w:sz w:val="18"/>
+              </w:rPr>
+              <w:t>Recall</w:t>
+            </w:r>
+          </w:p>
+        </w:tc>
+        <w:tc>
+          <w:tcPr>
+            <w:tcW w:type="dxa" w:w="1296"/>
+            <w:vAlign w:val="center"/>
+            <w:tcBorders>
+              <w:top w:val="single" w:sz="4" w:color="D9D9D9"/>
+              <w:left w:val="single" w:sz="4" w:color="D9D9D9"/>
+              <w:bottom w:val="single" w:sz="4" w:color="D9D9D9"/>
+              <w:right w:val="single" w:sz="4" w:color="D9D9D9"/>
+            </w:tcBorders>
+            <w:tcMar>
+              <w:top w:w="85" w:type="dxa"/>
+              <w:left w:w="85" w:type="dxa"/>
+              <w:bottom w:w="85" w:type="dxa"/>
+              <w:right w:w="85" w:type="dxa"/>
+            </w:tcMar>
+            <w:shd w:fill="DDE7EE"/>
+          </w:tcPr>
+          <w:p>
+            <w:pPr>
+              <w:keepNext/>
+              <w:spacing w:after="40" w:line="247" w:lineRule="auto"/>
+            </w:pPr>
+            <w:r>
+              <w:rPr>
+                <w:b/>
+                <w:sz w:val="18"/>
+              </w:rPr>
+              <w:t>F1</w:t>
+            </w:r>
+          </w:p>
+        </w:tc>
+        <w:tc>
+          <w:tcPr>
+            <w:tcW w:type="dxa" w:w="1296"/>
+            <w:vAlign w:val="center"/>
+            <w:tcBorders>
+              <w:top w:val="single" w:sz="4" w:color="D9D9D9"/>
+              <w:left w:val="single" w:sz="4" w:color="D9D9D9"/>
+              <w:bottom w:val="single" w:sz="4" w:color="D9D9D9"/>
+              <w:right w:val="single" w:sz="4" w:color="D9D9D9"/>
+            </w:tcBorders>
+            <w:tcMar>
+              <w:top w:w="85" w:type="dxa"/>
+              <w:left w:w="85" w:type="dxa"/>
+              <w:bottom w:w="85" w:type="dxa"/>
+              <w:right w:w="85" w:type="dxa"/>
+            </w:tcMar>
+            <w:shd w:fill="DDE7EE"/>
+          </w:tcPr>
+          <w:p>
+            <w:pPr>
+              <w:keepNext/>
+              <w:spacing w:after="40" w:line="247" w:lineRule="auto"/>
+            </w:pPr>
+            <w:r>
+              <w:rPr>
+                <w:b/>
+                <w:sz w:val="18"/>
+              </w:rPr>
+              <w:t>AP</w:t>
+            </w:r>
+          </w:p>
+        </w:tc>
+        <w:tc>
+          <w:tcPr>
+            <w:tcW w:type="dxa" w:w="1296"/>
+            <w:vAlign w:val="center"/>
+            <w:tcBorders>
+              <w:top w:val="single" w:sz="4" w:color="D9D9D9"/>
+              <w:left w:val="single" w:sz="4" w:color="D9D9D9"/>
+              <w:bottom w:val="single" w:sz="4" w:color="D9D9D9"/>
+              <w:right w:val="single" w:sz="4" w:color="D9D9D9"/>
+            </w:tcBorders>
+            <w:tcMar>
+              <w:top w:w="85" w:type="dxa"/>
+              <w:left w:w="85" w:type="dxa"/>
+              <w:bottom w:w="85" w:type="dxa"/>
+              <w:right w:w="85" w:type="dxa"/>
+            </w:tcMar>
+            <w:shd w:fill="DDE7EE"/>
+          </w:tcPr>
+          <w:p>
+            <w:pPr>
+              <w:keepNext/>
+              <w:spacing w:after="40" w:line="247" w:lineRule="auto"/>
+            </w:pPr>
+            <w:r>
+              <w:rPr>
+                <w:b/>
+                <w:sz w:val="18"/>
+              </w:rPr>
+              <w:t>ROC AUC</w:t>
+            </w:r>
+          </w:p>
+        </w:tc>
+      </w:tr>
+      <w:tr>
+        <w:trPr>
+          <w:cantSplit/>
+        </w:trPr>
+        <w:tc>
+          <w:tcPr>
+            <w:tcW w:type="dxa" w:w="3571"/>
+            <w:vAlign w:val="center"/>
+            <w:tcBorders>
+              <w:top w:val="single" w:sz="4" w:color="D9D9D9"/>
+              <w:left w:val="single" w:sz="4" w:color="D9D9D9"/>
+              <w:bottom w:val="single" w:sz="4" w:color="D9D9D9"/>
+              <w:right w:val="single" w:sz="4" w:color="D9D9D9"/>
+            </w:tcBorders>
+            <w:tcMar>
+              <w:top w:w="85" w:type="dxa"/>
+              <w:left w:w="85" w:type="dxa"/>
+              <w:bottom w:w="85" w:type="dxa"/>
+              <w:right w:w="85" w:type="dxa"/>
+            </w:tcMar>
+          </w:tcPr>
+          <w:p>
+            <w:pPr>
+              <w:keepNext/>
+              <w:spacing w:after="40" w:line="247" w:lineRule="auto"/>
+            </w:pPr>
+            <w:r>
+              <w:rPr>
+                <w:b w:val="0"/>
+                <w:sz w:val="18"/>
+              </w:rPr>
+              <w:t>Logistic text</w:t>
+            </w:r>
+          </w:p>
+        </w:tc>
+        <w:tc>
+          <w:tcPr>
+            <w:tcW w:type="dxa" w:w="1296"/>
+            <w:vAlign w:val="center"/>
+            <w:tcBorders>
+              <w:top w:val="single" w:sz="4" w:color="D9D9D9"/>
+              <w:left w:val="single" w:sz="4" w:color="D9D9D9"/>
+              <w:bottom w:val="single" w:sz="4" w:color="D9D9D9"/>
+              <w:right w:val="single" w:sz="4" w:color="D9D9D9"/>
+            </w:tcBorders>
+            <w:tcMar>
+              <w:top w:w="85" w:type="dxa"/>
+              <w:left w:w="85" w:type="dxa"/>
+              <w:bottom w:w="85" w:type="dxa"/>
+              <w:right w:w="85" w:type="dxa"/>
+            </w:tcMar>
+          </w:tcPr>
+          <w:p>
+            <w:pPr>
+              <w:keepNext/>
+              <w:spacing w:after="40" w:line="247" w:lineRule="auto"/>
+            </w:pPr>
+            <w:r>
+              <w:rPr>
+                <w:b w:val="0"/>
+                <w:sz w:val="18"/>
+              </w:rPr>
+              <w:t>0.704</w:t>
+            </w:r>
+          </w:p>
+        </w:tc>
+        <w:tc>
+          <w:tcPr>
+            <w:tcW w:type="dxa" w:w="1296"/>
+            <w:vAlign w:val="center"/>
+            <w:tcBorders>
+              <w:top w:val="single" w:sz="4" w:color="D9D9D9"/>
+              <w:left w:val="single" w:sz="4" w:color="D9D9D9"/>
+              <w:bottom w:val="single" w:sz="4" w:color="D9D9D9"/>
+              <w:right w:val="single" w:sz="4" w:color="D9D9D9"/>
+            </w:tcBorders>
+            <w:tcMar>
+              <w:top w:w="85" w:type="dxa"/>
+              <w:left w:w="85" w:type="dxa"/>
+              <w:bottom w:w="85" w:type="dxa"/>
+              <w:right w:w="85" w:type="dxa"/>
+            </w:tcMar>
+          </w:tcPr>
+          <w:p>
+            <w:pPr>
+              <w:keepNext/>
+              <w:spacing w:after="40" w:line="247" w:lineRule="auto"/>
+            </w:pPr>
+            <w:r>
+              <w:rPr>
+                <w:b w:val="0"/>
+                <w:sz w:val="18"/>
+              </w:rPr>
+              <w:t>0.764</w:t>
+            </w:r>
+          </w:p>
+        </w:tc>
+        <w:tc>
+          <w:tcPr>
+            <w:tcW w:type="dxa" w:w="1296"/>
+            <w:vAlign w:val="center"/>
+            <w:tcBorders>
+              <w:top w:val="single" w:sz="4" w:color="D9D9D9"/>
+              <w:left w:val="single" w:sz="4" w:color="D9D9D9"/>
+              <w:bottom w:val="single" w:sz="4" w:color="D9D9D9"/>
+              <w:right w:val="single" w:sz="4" w:color="D9D9D9"/>
+            </w:tcBorders>
+            <w:tcMar>
+              <w:top w:w="85" w:type="dxa"/>
+              <w:left w:w="85" w:type="dxa"/>
+              <w:bottom w:w="85" w:type="dxa"/>
+              <w:right w:w="85" w:type="dxa"/>
+            </w:tcMar>
+          </w:tcPr>
+          <w:p>
+            <w:pPr>
+              <w:keepNext/>
+              <w:spacing w:after="40" w:line="247" w:lineRule="auto"/>
+            </w:pPr>
+            <w:r>
+              <w:rPr>
+                <w:b w:val="0"/>
+                <w:sz w:val="18"/>
+              </w:rPr>
+              <w:t>0.733</w:t>
+            </w:r>
+          </w:p>
+        </w:tc>
+        <w:tc>
+          <w:tcPr>
+            <w:tcW w:type="dxa" w:w="1296"/>
+            <w:vAlign w:val="center"/>
+            <w:tcBorders>
+              <w:top w:val="single" w:sz="4" w:color="D9D9D9"/>
+              <w:left w:val="single" w:sz="4" w:color="D9D9D9"/>
+              <w:bottom w:val="single" w:sz="4" w:color="D9D9D9"/>
+              <w:right w:val="single" w:sz="4" w:color="D9D9D9"/>
+            </w:tcBorders>
+            <w:tcMar>
+              <w:top w:w="85" w:type="dxa"/>
+              <w:left w:w="85" w:type="dxa"/>
+              <w:bottom w:w="85" w:type="dxa"/>
+              <w:right w:w="85" w:type="dxa"/>
+            </w:tcMar>
+          </w:tcPr>
+          <w:p>
+            <w:pPr>
+              <w:keepNext/>
+              <w:spacing w:after="40" w:line="247" w:lineRule="auto"/>
+            </w:pPr>
+            <w:r>
+              <w:rPr>
+                <w:b w:val="0"/>
+                <w:sz w:val="18"/>
+              </w:rPr>
+              <w:t>0.787</w:t>
+            </w:r>
+          </w:p>
+        </w:tc>
+        <w:tc>
+          <w:tcPr>
+            <w:tcW w:type="dxa" w:w="1296"/>
+            <w:vAlign w:val="center"/>
+            <w:tcBorders>
+              <w:top w:val="single" w:sz="4" w:color="D9D9D9"/>
+              <w:left w:val="single" w:sz="4" w:color="D9D9D9"/>
+              <w:bottom w:val="single" w:sz="4" w:color="D9D9D9"/>
+              <w:right w:val="single" w:sz="4" w:color="D9D9D9"/>
+            </w:tcBorders>
+            <w:tcMar>
+              <w:top w:w="85" w:type="dxa"/>
+              <w:left w:w="85" w:type="dxa"/>
+              <w:bottom w:w="85" w:type="dxa"/>
+              <w:right w:w="85" w:type="dxa"/>
+            </w:tcMar>
+          </w:tcPr>
+          <w:p>
+            <w:pPr>
+              <w:keepNext/>
+              <w:spacing w:after="40" w:line="247" w:lineRule="auto"/>
+            </w:pPr>
+            <w:r>
+              <w:rPr>
+                <w:b w:val="0"/>
+                <w:sz w:val="18"/>
+              </w:rPr>
+              <w:t>0.946</w:t>
+            </w:r>
+          </w:p>
+        </w:tc>
+      </w:tr>
+      <w:tr>
+        <w:trPr>
+          <w:cantSplit/>
+        </w:trPr>
+        <w:tc>
+          <w:tcPr>
+            <w:tcW w:type="dxa" w:w="3571"/>
+            <w:vAlign w:val="center"/>
+            <w:tcBorders>
+              <w:top w:val="single" w:sz="4" w:color="D9D9D9"/>
+              <w:left w:val="single" w:sz="4" w:color="D9D9D9"/>
+              <w:bottom w:val="single" w:sz="4" w:color="D9D9D9"/>
+              <w:right w:val="single" w:sz="4" w:color="D9D9D9"/>
+            </w:tcBorders>
+            <w:tcMar>
+              <w:top w:w="85" w:type="dxa"/>
+              <w:left w:w="85" w:type="dxa"/>
+              <w:bottom w:w="85" w:type="dxa"/>
+              <w:right w:w="85" w:type="dxa"/>
+            </w:tcMar>
+            <w:shd w:fill="F4F6F8"/>
+          </w:tcPr>
+          <w:p>
+            <w:pPr>
+              <w:keepNext/>
+              <w:spacing w:after="40" w:line="247" w:lineRule="auto"/>
+            </w:pPr>
+            <w:r>
+              <w:rPr>
+                <w:b w:val="0"/>
+                <w:sz w:val="18"/>
+              </w:rPr>
+              <w:t>Naive Bayes</w:t>
+            </w:r>
+          </w:p>
+        </w:tc>
+        <w:tc>
+          <w:tcPr>
+            <w:tcW w:type="dxa" w:w="1296"/>
+            <w:vAlign w:val="center"/>
+            <w:tcBorders>
+              <w:top w:val="single" w:sz="4" w:color="D9D9D9"/>
+              <w:left w:val="single" w:sz="4" w:color="D9D9D9"/>
+              <w:bottom w:val="single" w:sz="4" w:color="D9D9D9"/>
+              <w:right w:val="single" w:sz="4" w:color="D9D9D9"/>
+            </w:tcBorders>
+            <w:tcMar>
+              <w:top w:w="85" w:type="dxa"/>
+              <w:left w:w="85" w:type="dxa"/>
+              <w:bottom w:w="85" w:type="dxa"/>
+              <w:right w:w="85" w:type="dxa"/>
+            </w:tcMar>
+            <w:shd w:fill="F4F6F8"/>
+          </w:tcPr>
+          <w:p>
+            <w:pPr>
+              <w:keepNext/>
+              <w:spacing w:after="40" w:line="247" w:lineRule="auto"/>
+            </w:pPr>
+            <w:r>
+              <w:rPr>
+                <w:b w:val="0"/>
+                <w:sz w:val="18"/>
+              </w:rPr>
+              <w:t>0.665</w:t>
+            </w:r>
+          </w:p>
+        </w:tc>
+        <w:tc>
+          <w:tcPr>
+            <w:tcW w:type="dxa" w:w="1296"/>
+            <w:vAlign w:val="center"/>
+            <w:tcBorders>
+              <w:top w:val="single" w:sz="4" w:color="D9D9D9"/>
+              <w:left w:val="single" w:sz="4" w:color="D9D9D9"/>
+              <w:bottom w:val="single" w:sz="4" w:color="D9D9D9"/>
+              <w:right w:val="single" w:sz="4" w:color="D9D9D9"/>
+            </w:tcBorders>
+            <w:tcMar>
+              <w:top w:w="85" w:type="dxa"/>
+              <w:left w:w="85" w:type="dxa"/>
+              <w:bottom w:w="85" w:type="dxa"/>
+              <w:right w:w="85" w:type="dxa"/>
+            </w:tcMar>
+            <w:shd w:fill="F4F6F8"/>
+          </w:tcPr>
+          <w:p>
+            <w:pPr>
+              <w:keepNext/>
+              <w:spacing w:after="40" w:line="247" w:lineRule="auto"/>
+            </w:pPr>
+            <w:r>
+              <w:rPr>
+                <w:b w:val="0"/>
+                <w:sz w:val="18"/>
+              </w:rPr>
+              <w:t>0.758</w:t>
+            </w:r>
+          </w:p>
+        </w:tc>
+        <w:tc>
+          <w:tcPr>
+            <w:tcW w:type="dxa" w:w="1296"/>
+            <w:vAlign w:val="center"/>
+            <w:tcBorders>
+              <w:top w:val="single" w:sz="4" w:color="D9D9D9"/>
+              <w:left w:val="single" w:sz="4" w:color="D9D9D9"/>
+              <w:bottom w:val="single" w:sz="4" w:color="D9D9D9"/>
+              <w:right w:val="single" w:sz="4" w:color="D9D9D9"/>
+            </w:tcBorders>
+            <w:tcMar>
+              <w:top w:w="85" w:type="dxa"/>
+              <w:left w:w="85" w:type="dxa"/>
+              <w:bottom w:w="85" w:type="dxa"/>
+              <w:right w:w="85" w:type="dxa"/>
+            </w:tcMar>
+            <w:shd w:fill="F4F6F8"/>
+          </w:tcPr>
+          <w:p>
+            <w:pPr>
+              <w:keepNext/>
+              <w:spacing w:after="40" w:line="247" w:lineRule="auto"/>
+            </w:pPr>
+            <w:r>
+              <w:rPr>
+                <w:b w:val="0"/>
+                <w:sz w:val="18"/>
+              </w:rPr>
+              <w:t>0.708</w:t>
+            </w:r>
+          </w:p>
+        </w:tc>
+        <w:tc>
+          <w:tcPr>
+            <w:tcW w:type="dxa" w:w="1296"/>
+            <w:vAlign w:val="center"/>
+            <w:tcBorders>
+              <w:top w:val="single" w:sz="4" w:color="D9D9D9"/>
+              <w:left w:val="single" w:sz="4" w:color="D9D9D9"/>
+              <w:bottom w:val="single" w:sz="4" w:color="D9D9D9"/>
+              <w:right w:val="single" w:sz="4" w:color="D9D9D9"/>
+            </w:tcBorders>
+            <w:tcMar>
+              <w:top w:w="85" w:type="dxa"/>
+              <w:left w:w="85" w:type="dxa"/>
+              <w:bottom w:w="85" w:type="dxa"/>
+              <w:right w:w="85" w:type="dxa"/>
+            </w:tcMar>
+            <w:shd w:fill="F4F6F8"/>
+          </w:tcPr>
+          <w:p>
+            <w:pPr>
+              <w:keepNext/>
+              <w:spacing w:after="40" w:line="247" w:lineRule="auto"/>
+            </w:pPr>
+            <w:r>
+              <w:rPr>
+                <w:b w:val="0"/>
+                <w:sz w:val="18"/>
+              </w:rPr>
+              <w:t>0.768</w:t>
+            </w:r>
+          </w:p>
+        </w:tc>
+        <w:tc>
+          <w:tcPr>
+            <w:tcW w:type="dxa" w:w="1296"/>
+            <w:vAlign w:val="center"/>
+            <w:tcBorders>
+              <w:top w:val="single" w:sz="4" w:color="D9D9D9"/>
+              <w:left w:val="single" w:sz="4" w:color="D9D9D9"/>
+              <w:bottom w:val="single" w:sz="4" w:color="D9D9D9"/>
+              <w:right w:val="single" w:sz="4" w:color="D9D9D9"/>
+            </w:tcBorders>
+            <w:tcMar>
+              <w:top w:w="85" w:type="dxa"/>
+              <w:left w:w="85" w:type="dxa"/>
+              <w:bottom w:w="85" w:type="dxa"/>
+              <w:right w:w="85" w:type="dxa"/>
+            </w:tcMar>
+            <w:shd w:fill="F4F6F8"/>
+          </w:tcPr>
+          <w:p>
+            <w:pPr>
+              <w:keepNext/>
+              <w:spacing w:after="40" w:line="247" w:lineRule="auto"/>
+            </w:pPr>
+            <w:r>
+              <w:rPr>
+                <w:b w:val="0"/>
+                <w:sz w:val="18"/>
+              </w:rPr>
+              <w:t>0.936</w:t>
+            </w:r>
+          </w:p>
+        </w:tc>
+      </w:tr>
+      <w:tr>
+        <w:trPr>
+          <w:cantSplit/>
+        </w:trPr>
+        <w:tc>
+          <w:tcPr>
+            <w:tcW w:type="dxa" w:w="3571"/>
+            <w:vAlign w:val="center"/>
+            <w:tcBorders>
+              <w:top w:val="single" w:sz="4" w:color="D9D9D9"/>
+              <w:left w:val="single" w:sz="4" w:color="D9D9D9"/>
+              <w:bottom w:val="single" w:sz="4" w:color="D9D9D9"/>
+              <w:right w:val="single" w:sz="4" w:color="D9D9D9"/>
+            </w:tcBorders>
+            <w:tcMar>
+              <w:top w:w="85" w:type="dxa"/>
+              <w:left w:w="85" w:type="dxa"/>
+              <w:bottom w:w="85" w:type="dxa"/>
+              <w:right w:w="85" w:type="dxa"/>
+            </w:tcMar>
+          </w:tcPr>
+          <w:p>
+            <w:pPr>
+              <w:keepNext/>
+              <w:spacing w:after="40" w:line="247" w:lineRule="auto"/>
+            </w:pPr>
+            <w:r>
+              <w:rPr>
+                <w:b w:val="0"/>
+                <w:sz w:val="18"/>
+              </w:rPr>
+              <w:t>Logistic text plus style</w:t>
+            </w:r>
+          </w:p>
+        </w:tc>
+        <w:tc>
+          <w:tcPr>
+            <w:tcW w:type="dxa" w:w="1296"/>
+            <w:vAlign w:val="center"/>
+            <w:tcBorders>
+              <w:top w:val="single" w:sz="4" w:color="D9D9D9"/>
+              <w:left w:val="single" w:sz="4" w:color="D9D9D9"/>
+              <w:bottom w:val="single" w:sz="4" w:color="D9D9D9"/>
+              <w:right w:val="single" w:sz="4" w:color="D9D9D9"/>
+            </w:tcBorders>
+            <w:tcMar>
+              <w:top w:w="85" w:type="dxa"/>
+              <w:left w:w="85" w:type="dxa"/>
+              <w:bottom w:w="85" w:type="dxa"/>
+              <w:right w:w="85" w:type="dxa"/>
+            </w:tcMar>
+          </w:tcPr>
+          <w:p>
+            <w:pPr>
+              <w:keepNext/>
+              <w:spacing w:after="40" w:line="247" w:lineRule="auto"/>
+            </w:pPr>
+            <w:r>
+              <w:rPr>
+                <w:b w:val="0"/>
+                <w:sz w:val="18"/>
+              </w:rPr>
+              <w:t>0.666</w:t>
+            </w:r>
+          </w:p>
+        </w:tc>
+        <w:tc>
+          <w:tcPr>
+            <w:tcW w:type="dxa" w:w="1296"/>
+            <w:vAlign w:val="center"/>
+            <w:tcBorders>
+              <w:top w:val="single" w:sz="4" w:color="D9D9D9"/>
+              <w:left w:val="single" w:sz="4" w:color="D9D9D9"/>
+              <w:bottom w:val="single" w:sz="4" w:color="D9D9D9"/>
+              <w:right w:val="single" w:sz="4" w:color="D9D9D9"/>
+            </w:tcBorders>
+            <w:tcMar>
+              <w:top w:w="85" w:type="dxa"/>
+              <w:left w:w="85" w:type="dxa"/>
+              <w:bottom w:w="85" w:type="dxa"/>
+              <w:right w:w="85" w:type="dxa"/>
+            </w:tcMar>
+          </w:tcPr>
+          <w:p>
+            <w:pPr>
+              <w:keepNext/>
+              <w:spacing w:after="40" w:line="247" w:lineRule="auto"/>
+            </w:pPr>
+            <w:r>
+              <w:rPr>
+                <w:b w:val="0"/>
+                <w:sz w:val="18"/>
+              </w:rPr>
+              <w:t>0.805</w:t>
+            </w:r>
+          </w:p>
+        </w:tc>
+        <w:tc>
+          <w:tcPr>
+            <w:tcW w:type="dxa" w:w="1296"/>
+            <w:vAlign w:val="center"/>
+            <w:tcBorders>
+              <w:top w:val="single" w:sz="4" w:color="D9D9D9"/>
+              <w:left w:val="single" w:sz="4" w:color="D9D9D9"/>
+              <w:bottom w:val="single" w:sz="4" w:color="D9D9D9"/>
+              <w:right w:val="single" w:sz="4" w:color="D9D9D9"/>
+            </w:tcBorders>
+            <w:tcMar>
+              <w:top w:w="85" w:type="dxa"/>
+              <w:left w:w="85" w:type="dxa"/>
+              <w:bottom w:w="85" w:type="dxa"/>
+              <w:right w:w="85" w:type="dxa"/>
+            </w:tcMar>
+          </w:tcPr>
+          <w:p>
+            <w:pPr>
+              <w:keepNext/>
+              <w:spacing w:after="40" w:line="247" w:lineRule="auto"/>
+            </w:pPr>
+            <w:r>
+              <w:rPr>
+                <w:b w:val="0"/>
+                <w:sz w:val="18"/>
+              </w:rPr>
+              <w:t>0.729</w:t>
+            </w:r>
+          </w:p>
+        </w:tc>
+        <w:tc>
+          <w:tcPr>
+            <w:tcW w:type="dxa" w:w="1296"/>
+            <w:vAlign w:val="center"/>
+            <w:tcBorders>
+              <w:top w:val="single" w:sz="4" w:color="D9D9D9"/>
+              <w:left w:val="single" w:sz="4" w:color="D9D9D9"/>
+              <w:bottom w:val="single" w:sz="4" w:color="D9D9D9"/>
+              <w:right w:val="single" w:sz="4" w:color="D9D9D9"/>
+            </w:tcBorders>
+            <w:tcMar>
+              <w:top w:w="85" w:type="dxa"/>
+              <w:left w:w="85" w:type="dxa"/>
+              <w:bottom w:w="85" w:type="dxa"/>
+              <w:right w:w="85" w:type="dxa"/>
+            </w:tcMar>
+          </w:tcPr>
+          <w:p>
+            <w:pPr>
+              <w:keepNext/>
+              <w:spacing w:after="40" w:line="247" w:lineRule="auto"/>
+            </w:pPr>
+            <w:r>
+              <w:rPr>
+                <w:b w:val="0"/>
+                <w:sz w:val="18"/>
+              </w:rPr>
+              <w:t>0.782</w:t>
+            </w:r>
+          </w:p>
+        </w:tc>
+        <w:tc>
+          <w:tcPr>
+            <w:tcW w:type="dxa" w:w="1296"/>
+            <w:vAlign w:val="center"/>
+            <w:tcBorders>
+              <w:top w:val="single" w:sz="4" w:color="D9D9D9"/>
+              <w:left w:val="single" w:sz="4" w:color="D9D9D9"/>
+              <w:bottom w:val="single" w:sz="4" w:color="D9D9D9"/>
+              <w:right w:val="single" w:sz="4" w:color="D9D9D9"/>
+            </w:tcBorders>
+            <w:tcMar>
+              <w:top w:w="85" w:type="dxa"/>
+              <w:left w:w="85" w:type="dxa"/>
+              <w:bottom w:w="85" w:type="dxa"/>
+              <w:right w:w="85" w:type="dxa"/>
+            </w:tcMar>
+          </w:tcPr>
+          <w:p>
+            <w:pPr>
+              <w:keepNext/>
+              <w:spacing w:after="40" w:line="247" w:lineRule="auto"/>
+            </w:pPr>
+            <w:r>
+              <w:rPr>
+                <w:b w:val="0"/>
+                <w:sz w:val="18"/>
+              </w:rPr>
+              <w:t>0.945</w:t>
+            </w:r>
+          </w:p>
+        </w:tc>
+      </w:tr>
+      <w:tr>
+        <w:trPr>
+          <w:cantSplit/>
+        </w:trPr>
+        <w:tc>
+          <w:tcPr>
+            <w:tcW w:type="dxa" w:w="3571"/>
+            <w:vAlign w:val="center"/>
+            <w:tcBorders>
+              <w:top w:val="single" w:sz="4" w:color="D9D9D9"/>
+              <w:left w:val="single" w:sz="4" w:color="D9D9D9"/>
+              <w:bottom w:val="single" w:sz="4" w:color="D9D9D9"/>
+              <w:right w:val="single" w:sz="4" w:color="D9D9D9"/>
+            </w:tcBorders>
+            <w:tcMar>
+              <w:top w:w="85" w:type="dxa"/>
+              <w:left w:w="85" w:type="dxa"/>
+              <w:bottom w:w="85" w:type="dxa"/>
+              <w:right w:w="85" w:type="dxa"/>
+            </w:tcMar>
+            <w:shd w:fill="F4F6F8"/>
+          </w:tcPr>
+          <w:p>
+            <w:pPr>
+              <w:keepNext/>
+              <w:spacing w:after="40" w:line="247" w:lineRule="auto"/>
+            </w:pPr>
+            <w:r>
+              <w:rPr>
+                <w:b w:val="0"/>
+                <w:sz w:val="18"/>
+              </w:rPr>
+              <w:t>Majority baseline</w:t>
+            </w:r>
+          </w:p>
+        </w:tc>
+        <w:tc>
+          <w:tcPr>
+            <w:tcW w:type="dxa" w:w="1296"/>
+            <w:vAlign w:val="center"/>
+            <w:tcBorders>
+              <w:top w:val="single" w:sz="4" w:color="D9D9D9"/>
+              <w:left w:val="single" w:sz="4" w:color="D9D9D9"/>
+              <w:bottom w:val="single" w:sz="4" w:color="D9D9D9"/>
+              <w:right w:val="single" w:sz="4" w:color="D9D9D9"/>
+            </w:tcBorders>
+            <w:tcMar>
+              <w:top w:w="85" w:type="dxa"/>
+              <w:left w:w="85" w:type="dxa"/>
+              <w:bottom w:w="85" w:type="dxa"/>
+              <w:right w:w="85" w:type="dxa"/>
+            </w:tcMar>
+            <w:shd w:fill="F4F6F8"/>
+          </w:tcPr>
+          <w:p>
+            <w:pPr>
+              <w:keepNext/>
+              <w:spacing w:after="40" w:line="247" w:lineRule="auto"/>
+            </w:pPr>
+            <w:r>
+              <w:rPr>
+                <w:b w:val="0"/>
+                <w:sz w:val="18"/>
+              </w:rPr>
+              <w:t>0.000</w:t>
+            </w:r>
+          </w:p>
+        </w:tc>
+        <w:tc>
+          <w:tcPr>
+            <w:tcW w:type="dxa" w:w="1296"/>
+            <w:vAlign w:val="center"/>
+            <w:tcBorders>
+              <w:top w:val="single" w:sz="4" w:color="D9D9D9"/>
+              <w:left w:val="single" w:sz="4" w:color="D9D9D9"/>
+              <w:bottom w:val="single" w:sz="4" w:color="D9D9D9"/>
+              <w:right w:val="single" w:sz="4" w:color="D9D9D9"/>
+            </w:tcBorders>
+            <w:tcMar>
+              <w:top w:w="85" w:type="dxa"/>
+              <w:left w:w="85" w:type="dxa"/>
+              <w:bottom w:w="85" w:type="dxa"/>
+              <w:right w:w="85" w:type="dxa"/>
+            </w:tcMar>
+            <w:shd w:fill="F4F6F8"/>
+          </w:tcPr>
+          <w:p>
+            <w:pPr>
+              <w:keepNext/>
+              <w:spacing w:after="40" w:line="247" w:lineRule="auto"/>
+            </w:pPr>
+            <w:r>
+              <w:rPr>
+                <w:b w:val="0"/>
+                <w:sz w:val="18"/>
+              </w:rPr>
+              <w:t>0.000</w:t>
+            </w:r>
+          </w:p>
+        </w:tc>
+        <w:tc>
+          <w:tcPr>
+            <w:tcW w:type="dxa" w:w="1296"/>
+            <w:vAlign w:val="center"/>
+            <w:tcBorders>
+              <w:top w:val="single" w:sz="4" w:color="D9D9D9"/>
+              <w:left w:val="single" w:sz="4" w:color="D9D9D9"/>
+              <w:bottom w:val="single" w:sz="4" w:color="D9D9D9"/>
+              <w:right w:val="single" w:sz="4" w:color="D9D9D9"/>
+            </w:tcBorders>
+            <w:tcMar>
+              <w:top w:w="85" w:type="dxa"/>
+              <w:left w:w="85" w:type="dxa"/>
+              <w:bottom w:w="85" w:type="dxa"/>
+              <w:right w:w="85" w:type="dxa"/>
+            </w:tcMar>
+            <w:shd w:fill="F4F6F8"/>
+          </w:tcPr>
+          <w:p>
+            <w:pPr>
+              <w:keepNext/>
+              <w:spacing w:after="40" w:line="247" w:lineRule="auto"/>
+            </w:pPr>
+            <w:r>
+              <w:rPr>
+                <w:b w:val="0"/>
+                <w:sz w:val="18"/>
+              </w:rPr>
+              <w:t>0.000</w:t>
+            </w:r>
+          </w:p>
+        </w:tc>
+        <w:tc>
+          <w:tcPr>
+            <w:tcW w:type="dxa" w:w="1296"/>
+            <w:vAlign w:val="center"/>
+            <w:tcBorders>
+              <w:top w:val="single" w:sz="4" w:color="D9D9D9"/>
+              <w:left w:val="single" w:sz="4" w:color="D9D9D9"/>
+              <w:bottom w:val="single" w:sz="4" w:color="D9D9D9"/>
+              <w:right w:val="single" w:sz="4" w:color="D9D9D9"/>
+            </w:tcBorders>
+            <w:tcMar>
+              <w:top w:w="85" w:type="dxa"/>
+              <w:left w:w="85" w:type="dxa"/>
+              <w:bottom w:w="85" w:type="dxa"/>
+              <w:right w:w="85" w:type="dxa"/>
+            </w:tcMar>
+            <w:shd w:fill="F4F6F8"/>
+          </w:tcPr>
+          <w:p>
+            <w:pPr>
+              <w:keepNext/>
+              <w:spacing w:after="40" w:line="247" w:lineRule="auto"/>
+            </w:pPr>
+            <w:r>
+              <w:rPr>
+                <w:b w:val="0"/>
+                <w:sz w:val="18"/>
+              </w:rPr>
+              <w:t>0.162</w:t>
+            </w:r>
+          </w:p>
+        </w:tc>
+        <w:tc>
+          <w:tcPr>
+            <w:tcW w:type="dxa" w:w="1296"/>
+            <w:vAlign w:val="center"/>
+            <w:tcBorders>
+              <w:top w:val="single" w:sz="4" w:color="D9D9D9"/>
+              <w:left w:val="single" w:sz="4" w:color="D9D9D9"/>
+              <w:bottom w:val="single" w:sz="4" w:color="D9D9D9"/>
+              <w:right w:val="single" w:sz="4" w:color="D9D9D9"/>
+            </w:tcBorders>
+            <w:tcMar>
+              <w:top w:w="85" w:type="dxa"/>
+              <w:left w:w="85" w:type="dxa"/>
+              <w:bottom w:w="85" w:type="dxa"/>
+              <w:right w:w="85" w:type="dxa"/>
+            </w:tcMar>
+            <w:shd w:fill="F4F6F8"/>
+          </w:tcPr>
+          <w:p>
+            <w:pPr>
+              <w:keepNext/>
+              <w:spacing w:after="40" w:line="247" w:lineRule="auto"/>
+            </w:pPr>
+            <w:r>
+              <w:rPr>
+                <w:b w:val="0"/>
+                <w:sz w:val="18"/>
+              </w:rPr>
+              <w:t>0.500</w:t>
+            </w:r>
+          </w:p>
+        </w:tc>
+      </w:tr>
+      <w:tr>
+        <w:trPr>
+          <w:cantSplit/>
+        </w:trPr>
+        <w:tc>
+          <w:tcPr>
+            <w:tcW w:type="dxa" w:w="3571"/>
+            <w:vAlign w:val="center"/>
+            <w:tcBorders>
+              <w:top w:val="single" w:sz="4" w:color="D9D9D9"/>
+              <w:left w:val="single" w:sz="4" w:color="D9D9D9"/>
+              <w:bottom w:val="single" w:sz="4" w:color="D9D9D9"/>
+              <w:right w:val="single" w:sz="4" w:color="D9D9D9"/>
+            </w:tcBorders>
+            <w:tcMar>
+              <w:top w:w="85" w:type="dxa"/>
+              <w:left w:w="85" w:type="dxa"/>
+              <w:bottom w:w="85" w:type="dxa"/>
+              <w:right w:w="85" w:type="dxa"/>
+            </w:tcMar>
+          </w:tcPr>
+          <w:p>
+            <w:pPr>
+              <w:spacing w:after="40" w:line="247" w:lineRule="auto"/>
+            </w:pPr>
+            <w:r>
+              <w:rPr>
+                <w:b w:val="0"/>
+                <w:sz w:val="18"/>
+              </w:rPr>
+              <w:t>All flagged baseline</w:t>
+            </w:r>
+          </w:p>
+        </w:tc>
+        <w:tc>
+          <w:tcPr>
+            <w:tcW w:type="dxa" w:w="1296"/>
+            <w:vAlign w:val="center"/>
+            <w:tcBorders>
+              <w:top w:val="single" w:sz="4" w:color="D9D9D9"/>
+              <w:left w:val="single" w:sz="4" w:color="D9D9D9"/>
+              <w:bottom w:val="single" w:sz="4" w:color="D9D9D9"/>
+              <w:right w:val="single" w:sz="4" w:color="D9D9D9"/>
+            </w:tcBorders>
+            <w:tcMar>
+              <w:top w:w="85" w:type="dxa"/>
+              <w:left w:w="85" w:type="dxa"/>
+              <w:bottom w:w="85" w:type="dxa"/>
+              <w:right w:w="85" w:type="dxa"/>
+            </w:tcMar>
+          </w:tcPr>
+          <w:p>
+            <w:pPr>
+              <w:spacing w:after="40" w:line="247" w:lineRule="auto"/>
+            </w:pPr>
+            <w:r>
+              <w:rPr>
+                <w:b w:val="0"/>
+                <w:sz w:val="18"/>
+              </w:rPr>
+              <w:t>0.162</w:t>
+            </w:r>
+          </w:p>
+        </w:tc>
+        <w:tc>
+          <w:tcPr>
+            <w:tcW w:type="dxa" w:w="1296"/>
+            <w:vAlign w:val="center"/>
+            <w:tcBorders>
+              <w:top w:val="single" w:sz="4" w:color="D9D9D9"/>
+              <w:left w:val="single" w:sz="4" w:color="D9D9D9"/>
+              <w:bottom w:val="single" w:sz="4" w:color="D9D9D9"/>
+              <w:right w:val="single" w:sz="4" w:color="D9D9D9"/>
+            </w:tcBorders>
+            <w:tcMar>
+              <w:top w:w="85" w:type="dxa"/>
+              <w:left w:w="85" w:type="dxa"/>
+              <w:bottom w:w="85" w:type="dxa"/>
+              <w:right w:w="85" w:type="dxa"/>
+            </w:tcMar>
+          </w:tcPr>
+          <w:p>
+            <w:pPr>
+              <w:spacing w:after="40" w:line="247" w:lineRule="auto"/>
+            </w:pPr>
+            <w:r>
+              <w:rPr>
+                <w:b w:val="0"/>
+                <w:sz w:val="18"/>
+              </w:rPr>
+              <w:t>1.000</w:t>
+            </w:r>
+          </w:p>
+        </w:tc>
+        <w:tc>
+          <w:tcPr>
+            <w:tcW w:type="dxa" w:w="1296"/>
+            <w:vAlign w:val="center"/>
+            <w:tcBorders>
+              <w:top w:val="single" w:sz="4" w:color="D9D9D9"/>
+              <w:left w:val="single" w:sz="4" w:color="D9D9D9"/>
+              <w:bottom w:val="single" w:sz="4" w:color="D9D9D9"/>
+              <w:right w:val="single" w:sz="4" w:color="D9D9D9"/>
+            </w:tcBorders>
+            <w:tcMar>
+              <w:top w:w="85" w:type="dxa"/>
+              <w:left w:w="85" w:type="dxa"/>
+              <w:bottom w:w="85" w:type="dxa"/>
+              <w:right w:w="85" w:type="dxa"/>
+            </w:tcMar>
+          </w:tcPr>
+          <w:p>
+            <w:pPr>
+              <w:spacing w:after="40" w:line="247" w:lineRule="auto"/>
+            </w:pPr>
+            <w:r>
+              <w:rPr>
+                <w:b w:val="0"/>
+                <w:sz w:val="18"/>
+              </w:rPr>
+              <w:t>0.278</w:t>
+            </w:r>
+          </w:p>
+        </w:tc>
+        <w:tc>
+          <w:tcPr>
+            <w:tcW w:type="dxa" w:w="1296"/>
+            <w:vAlign w:val="center"/>
+            <w:tcBorders>
+              <w:top w:val="single" w:sz="4" w:color="D9D9D9"/>
+              <w:left w:val="single" w:sz="4" w:color="D9D9D9"/>
+              <w:bottom w:val="single" w:sz="4" w:color="D9D9D9"/>
+              <w:right w:val="single" w:sz="4" w:color="D9D9D9"/>
+            </w:tcBorders>
+            <w:tcMar>
+              <w:top w:w="85" w:type="dxa"/>
+              <w:left w:w="85" w:type="dxa"/>
+              <w:bottom w:w="85" w:type="dxa"/>
+              <w:right w:w="85" w:type="dxa"/>
+            </w:tcMar>
+          </w:tcPr>
+          <w:p>
+            <w:pPr>
+              <w:spacing w:after="40" w:line="247" w:lineRule="auto"/>
+            </w:pPr>
+            <w:r>
+              <w:rPr>
+                <w:b w:val="0"/>
+                <w:sz w:val="18"/>
+              </w:rPr>
+              <w:t>0.162</w:t>
+            </w:r>
+          </w:p>
+        </w:tc>
+        <w:tc>
+          <w:tcPr>
+            <w:tcW w:type="dxa" w:w="1296"/>
+            <w:vAlign w:val="center"/>
+            <w:tcBorders>
+              <w:top w:val="single" w:sz="4" w:color="D9D9D9"/>
+              <w:left w:val="single" w:sz="4" w:color="D9D9D9"/>
+              <w:bottom w:val="single" w:sz="4" w:color="D9D9D9"/>
+              <w:right w:val="single" w:sz="4" w:color="D9D9D9"/>
+            </w:tcBorders>
+            <w:tcMar>
+              <w:top w:w="85" w:type="dxa"/>
+              <w:left w:w="85" w:type="dxa"/>
+              <w:bottom w:w="85" w:type="dxa"/>
+              <w:right w:w="85" w:type="dxa"/>
+            </w:tcMar>
+          </w:tcPr>
+          <w:p>
+            <w:pPr>
+              <w:spacing w:after="40" w:line="247" w:lineRule="auto"/>
+            </w:pPr>
+            <w:r>
+              <w:rPr>
+                <w:b w:val="0"/>
+                <w:sz w:val="18"/>
+              </w:rPr>
+              <w:t>0.500</w:t>
+            </w:r>
+          </w:p>
+        </w:tc>
+      </w:tr>
+    </w:tbl>
+    <w:p>
+      <w:pPr>
+        <w:spacing w:after="0"/>
+      </w:pPr>
+    </w:p>
+    <w:p>
+      <w:r>
+        <w:t>Precision measures the fraction of flagged reviews that have the low rating label. Recall measures the fraction of low rating reviews found. F1 summarizes the precision recall balance at a fixed threshold. Average precision evaluates ranking and is not identical to trapezoidal PR AUC. ROC AUC measures ranking of positive versus other pairs. Accuracy alone is insufficient for an imbalanced label [R5].</w:t>
       </w:r>
     </w:p>
     <w:p>
       <w:r>
-        <w:t>Sparse regularization, a limited vocabulary and product disjoint partitions reduce some overfitting risks. They do not eliminate reliance on generated phrases. Underfitting can arise when linear word features cannot represent sarcasm, long context or mixed sentiment. Inspect learning curves and manually reviewed errors on development data before changing representation.</w:t>
-      </w:r>
-    </w:p>
-    <w:p>
-      <w:r>
-        <w:t>For a real extension, compare categories, rare vocabulary, short versus long text and later periods. Test robustness to spelling errors and negation without adding synthetic examples to the final real test set. Investigate class weighting only within development data. Monitor provenance, near duplicates and source shifts. Feature ablations and C or alpha tuning are proposed improvements, not already completed experiments.</w:t>
+        <w:t>The text plus style ablation is reported even if it has a favorable secondary metric, because the primary model decision was made on validation AP. Model differences on the test set are descriptive; no paired significance claim is made. The all flagged and majority baselines make the cost of prioritization visible rather than inflating the comparison with accuracy alone.</w:t>
       </w:r>
     </w:p>
     <w:p>
@@ -1708,12 +4268,22 @@
         <w:pStyle w:val="Heading1"/>
       </w:pPr>
       <w:r>
-        <w:t>Business handoff</w:t>
+        <w:t>Overfitting probability scores and robustness</w:t>
       </w:r>
     </w:p>
     <w:p>
       <w:r>
-        <w:t>The selected model is an experimental candidate for a human reviewed pilot. It should not autonomously issue refunds, suppress reviews or make product safety determinations. A human analyst should see the original text and a clear label that the score is a triage aid. The next report translates the synthetic confusion matrix into queue counts and describes what real evidence is still needed before deployment.</w:t>
+        <w:t>Regularization, a vocabulary cap and grouped evaluation reduce some overfitting risks. They cannot remove source bias or near duplicate language. Underfitting can occur for sarcasm, mixed sentiment, spelling variation and long context. The TF IDF representation includes bigrams and preserves negation, but default tokenization may split apostrophes, which appears in coefficient terms such as didn.</w:t>
+      </w:r>
+    </w:p>
+    <w:p>
+      <w:r>
+        <w:t>The class balanced logistic model changes the effective training class weights. Its output score is useful for ranking but should not automatically be interpreted as a calibrated probability of dissatisfaction. Brier scores are exported as diagnostics; no calibration model was fitted. A real operating threshold needs business costs and channel specific validation. Product clustered bootstrap intervals in Week 6 condition on the frozen fitted model and do not cover training or selection uncertainty.</w:t>
+      </w:r>
+    </w:p>
+    <w:p>
+      <w:r>
+        <w:t>Future robustness tests include a later period holdout, author disjoint evaluation, near duplicate detection and independently labeled unrated messages. No deployment, automated refund or customer safety decision is supported by the current experiment. The selected classifier is an inspectable research baseline with real executed evidence.</w:t>
       </w:r>
     </w:p>
     <w:p>
@@ -1721,24 +4291,132 @@
         <w:pStyle w:val="Heading1"/>
       </w:pPr>
       <w:r>
-        <w:t>References</w:t>
+        <w:t>Executable evidence and file links</w:t>
+      </w:r>
+    </w:p>
+    <w:p>
+      <w:hyperlink r:id="rId12">
+        <w:r>
+          <w:rPr>
+            <w:color w:val="235C80"/>
+          </w:rPr>
+          <w:t>outputs/cross_validation.csv</w:t>
+        </w:r>
+      </w:hyperlink>
+    </w:p>
+    <w:p>
+      <w:hyperlink r:id="rId13">
+        <w:r>
+          <w:rPr>
+            <w:color w:val="235C80"/>
+          </w:rPr>
+          <w:t>outputs/validation_metrics.csv</w:t>
+        </w:r>
+      </w:hyperlink>
+    </w:p>
+    <w:p>
+      <w:hyperlink r:id="rId14">
+        <w:r>
+          <w:rPr>
+            <w:color w:val="235C80"/>
+          </w:rPr>
+          <w:t>outputs/validation_thresholds.csv</w:t>
+        </w:r>
+      </w:hyperlink>
+    </w:p>
+    <w:p>
+      <w:hyperlink r:id="rId15">
+        <w:r>
+          <w:rPr>
+            <w:color w:val="235C80"/>
+          </w:rPr>
+          <w:t>outputs/model_metrics.csv</w:t>
+        </w:r>
+      </w:hyperlink>
+    </w:p>
+    <w:p>
+      <w:hyperlink r:id="rId16">
+        <w:r>
+          <w:rPr>
+            <w:color w:val="235C80"/>
+          </w:rPr>
+          <w:t>outputs/test_predictions.csv.gz</w:t>
+        </w:r>
+      </w:hyperlink>
+    </w:p>
+    <w:p>
+      <w:hyperlink r:id="rId17">
+        <w:r>
+          <w:rPr>
+            <w:color w:val="235C80"/>
+          </w:rPr>
+          <w:t>src/run_project.py</w:t>
+        </w:r>
+      </w:hyperlink>
+    </w:p>
+    <w:p>
+      <w:r>
+        <w:t>The links identify the exact code or output used in this report. Numeric CSV and JSON files can be inspected without running the project. To recover review text privately, download the documented source and use its one based source_row identifiers; raw review bodies and reviewer identities are not republished.</w:t>
+      </w:r>
+    </w:p>
+    <w:p>
+      <w:pPr>
+        <w:pStyle w:val="Heading1"/>
+      </w:pPr>
+      <w:r>
+        <w:t>References and source attribution</w:t>
       </w:r>
     </w:p>
     <w:p>
       <w:r>
-        <w:t>[R5] scikit learn documentation. Common pitfalls and recommended practices. https://scikit-learn.org/stable/common_pitfalls.html Accessed 25 October 2026.</w:t>
+        <w:t>[R3] scikit learn. Common pitfalls and recommended practices. Accessed 30 October 2026.</w:t>
       </w:r>
     </w:p>
     <w:p>
+      <w:hyperlink r:id="rId18">
+        <w:r>
+          <w:rPr>
+            <w:color w:val="235C80"/>
+          </w:rPr>
+          <w:t>https://scikit-learn.org/stable/common_pitfalls.html</w:t>
+        </w:r>
+      </w:hyperlink>
+    </w:p>
+    <w:p>
       <w:r>
-        <w:t>[R6] scikit learn documentation. Metrics and scoring quantifying the quality of predictions. https://scikit-learn.org/stable/modules/model_evaluation.html Accessed 25 October 2026.</w:t>
+        <w:t>[R4] scikit learn. Cross validation evaluating estimator performance. Accessed 30 October 2026.</w:t>
       </w:r>
+    </w:p>
+    <w:p>
+      <w:hyperlink r:id="rId19">
+        <w:r>
+          <w:rPr>
+            <w:color w:val="235C80"/>
+          </w:rPr>
+          <w:t>https://scikit-learn.org/stable/modules/cross_validation.html</w:t>
+        </w:r>
+      </w:hyperlink>
+    </w:p>
+    <w:p>
+      <w:r>
+        <w:t>[R5] scikit learn. Metrics and scoring quantifying the quality of predictions. Accessed 30 October 2026.</w:t>
+      </w:r>
+    </w:p>
+    <w:p>
+      <w:hyperlink r:id="rId20">
+        <w:r>
+          <w:rPr>
+            <w:color w:val="235C80"/>
+          </w:rPr>
+          <w:t>https://scikit-learn.org/stable/modules/model_evaluation.html</w:t>
+        </w:r>
+      </w:hyperlink>
     </w:p>
     <w:sectPr>
       <w:headerReference w:type="default" r:id="rId9"/>
       <w:footerReference w:type="default" r:id="rId10"/>
       <w:pgSz w:w="12240" w:h="15840"/>
-      <w:pgMar w:top="1037" w:right="1152" w:bottom="1037" w:left="1152" w:header="720" w:footer="720" w:gutter="0"/>
+      <w:pgMar w:top="936" w:right="1094" w:bottom="936" w:left="1094" w:header="720" w:footer="720" w:gutter="0"/>
       <w:cols w:space="720"/>
       <w:docGrid w:linePitch="360"/>
     </w:sectPr>
@@ -1753,7 +4431,7 @@
       <w:pStyle w:val="Footer"/>
     </w:pPr>
     <w:r>
-      <w:t xml:space="preserve">Yuvaintern   |   Data Science with Python   |   </w:t>
+      <w:t xml:space="preserve">Yuvaintern   |   Real public data revision   |   </w:t>
     </w:r>
     <w:fldSimple w:instr="PAGE"/>
   </w:p>
@@ -1763,12 +4441,14 @@
 <file path=word/header1.xml><?xml version="1.0" encoding="utf-8"?>
 <w:hdr xmlns:m="http://schemas.openxmlformats.org/officeDocument/2006/math" xmlns:mc="http://schemas.openxmlformats.org/markup-compatibility/2006" xmlns:mo="http://schemas.microsoft.com/office/mac/office/2008/main" xmlns:mv="urn:schemas-microsoft-com:mac:vml" xmlns:o="urn:schemas-microsoft-com:office:office" xmlns:r="http://schemas.openxmlformats.org/officeDocument/2006/relationships" xmlns:v="urn:schemas-microsoft-com:vml" xmlns:w10="urn:schemas-microsoft-com:office:word" xmlns:w14="http://schemas.microsoft.com/office/word/2010/wordml" xmlns:w="http://schemas.openxmlformats.org/wordprocessingml/2006/main" xmlns:wne="http://schemas.microsoft.com/office/word/2006/wordml" xmlns:wp14="http://schemas.microsoft.com/office/word/2010/wordprocessingDrawing" xmlns:wp="http://schemas.openxmlformats.org/drawingml/2006/wordprocessingDrawing" xmlns:wpc="http://schemas.microsoft.com/office/word/2010/wordprocessingCanvas" xmlns:wpg="http://schemas.microsoft.com/office/word/2010/wordprocessingGroup" xmlns:wpi="http://schemas.microsoft.com/office/word/2010/wordprocessingInk" xmlns:wps="http://schemas.microsoft.com/office/word/2010/wordprocessingShape" mc:Ignorable="w14 wp14">
   <w:p>
-    <w:pPr/>
+    <w:pPr>
+      <w:pStyle w:val="Header"/>
+    </w:pPr>
     <w:r>
       <w:rPr>
-        <w:sz w:val="18"/>
-      </w:rPr>
-      <w:t>M Nithish Kumar   |   Beauty Review Intelligence</w:t>
+        <w:sz w:val="16"/>
+      </w:rPr>
+      <w:t>M Nithish Kumar   |   Beauty Review Intelligence   |   Week 5</w:t>
     </w:r>
   </w:p>
 </w:hdr>
@@ -2138,12 +4818,12 @@
     <w:qFormat/>
     <w:rsid w:val="00FC693F"/>
     <w:pPr>
-      <w:spacing w:after="120" w:line="254" w:lineRule="auto"/>
+      <w:spacing w:line="259" w:lineRule="auto" w:after="120"/>
     </w:pPr>
     <w:rPr>
       <w:rFonts w:ascii="Calibri" w:hAnsi="Calibri"/>
       <w:color w:val="000000"/>
-      <w:sz w:val="22"/>
+      <w:sz w:val="21"/>
     </w:rPr>
   </w:style>
   <w:style w:type="paragraph" w:styleId="Header">
@@ -2201,7 +4881,7 @@
     <w:pPr>
       <w:keepNext/>
       <w:keepLines/>
-      <w:spacing w:before="260" w:after="0"/>
+      <w:spacing w:before="480" w:after="0"/>
       <w:outlineLvl w:val="0"/>
     </w:pPr>
     <w:rPr>
@@ -2209,7 +4889,7 @@
       <w:b/>
       <w:bCs/>
       <w:color w:val="000000"/>
-      <w:sz w:val="32"/>
+      <w:sz w:val="28"/>
       <w:szCs w:val="28"/>
     </w:rPr>
   </w:style>
@@ -2233,7 +4913,7 @@
       <w:b/>
       <w:bCs/>
       <w:color w:val="000000"/>
-      <w:sz w:val="24"/>
+      <w:sz w:val="23"/>
       <w:szCs w:val="26"/>
     </w:rPr>
   </w:style>
@@ -2495,7 +5175,7 @@
       <w:color w:val="000000"/>
       <w:spacing w:val="5"/>
       <w:kern w:val="28"/>
-      <w:sz w:val="50"/>
+      <w:sz w:val="46"/>
       <w:szCs w:val="52"/>
     </w:rPr>
   </w:style>
@@ -2933,9 +5613,10 @@
       <w:spacing w:line="240" w:lineRule="auto"/>
     </w:pPr>
     <w:rPr>
+      <w:rFonts w:ascii="Calibri" w:hAnsi="Calibri"/>
       <w:b/>
       <w:bCs/>
-      <w:color w:val="4F81BD" w:themeColor="accent1"/>
+      <w:color w:val="000000"/>
       <w:sz w:val="18"/>
       <w:szCs w:val="18"/>
     </w:rPr>
@@ -2971,6 +5652,9 @@
     <w:qFormat/>
     <w:rsid w:val="00FC693F"/>
     <w:pPr>
+      <w:pBdr>
+        <w:bottom w:val="single" w:sz="4" w:space="4" w:color="4F81BD" w:themeColor="accent1"/>
+      </w:pBdr>
       <w:spacing w:before="200" w:after="280"/>
       <w:ind w:left="936" w:right="936"/>
     </w:pPr>
